--- a/Planificacion/G1_PLANIFICACIÓN_ SEGUIMIENTO_CALIDAD.docx
+++ b/Planificacion/G1_PLANIFICACIÓN_ SEGUIMIENTO_CALIDAD.docx
@@ -1,10 +1,10 @@
 
 <file path=word/document.xml><?xml version="1.0" encoding="utf-8"?>
-<w:document xmlns:wpc="http://schemas.microsoft.com/office/word/2010/wordprocessingCanvas" xmlns:cx="http://schemas.microsoft.com/office/drawing/2014/chartex" xmlns:cx1="http://schemas.microsoft.com/office/drawing/2015/9/8/chartex" xmlns:cx2="http://schemas.microsoft.com/office/drawing/2015/10/21/chartex" xmlns:cx3="http://schemas.microsoft.com/office/drawing/2016/5/9/chartex" xmlns:cx4="http://schemas.microsoft.com/office/drawing/2016/5/10/chartex" xmlns:cx5="http://schemas.microsoft.com/office/drawing/2016/5/11/chartex" xmlns:cx6="http://schemas.microsoft.com/office/drawing/2016/5/12/chartex" xmlns:cx7="http://schemas.microsoft.com/office/drawing/2016/5/13/chartex" xmlns:cx8="http://schemas.microsoft.com/office/drawing/2016/5/14/chartex" xmlns:mc="http://schemas.openxmlformats.org/markup-compatibility/2006" xmlns:aink="http://schemas.microsoft.com/office/drawing/2016/ink" xmlns:am3d="http://schemas.microsoft.com/office/drawing/2017/model3d" xmlns:o="urn:schemas-microsoft-com:office:office" xmlns:oel="http://schemas.microsoft.com/office/2019/extlst" xmlns:r="http://schemas.openxmlformats.org/officeDocument/2006/relationships" xmlns:m="http://schemas.openxmlformats.org/officeDocument/2006/math" xmlns:v="urn:schemas-microsoft-com:vml" xmlns:wp14="http://schemas.microsoft.com/office/word/2010/wordprocessingDrawing" xmlns:wp="http://schemas.openxmlformats.org/drawingml/2006/wordprocessingDrawing" xmlns:w10="urn:schemas-microsoft-com:office:word" xmlns:w="http://schemas.openxmlformats.org/wordprocessingml/2006/main" xmlns:w14="http://schemas.microsoft.com/office/word/2010/wordml" xmlns:w15="http://schemas.microsoft.com/office/word/2012/wordml" xmlns:w16cex="http://schemas.microsoft.com/office/word/2018/wordml/cex" xmlns:w16cid="http://schemas.microsoft.com/office/word/2016/wordml/cid" xmlns:w16="http://schemas.microsoft.com/office/word/2018/wordml" xmlns:w16du="http://schemas.microsoft.com/office/word/2023/wordml/word16du" xmlns:w16sdtdh="http://schemas.microsoft.com/office/word/2020/wordml/sdtdatahash" xmlns:w16sdtfl="http://schemas.microsoft.com/office/word/2024/wordml/sdtformatlock" xmlns:w16se="http://schemas.microsoft.com/office/word/2015/wordml/symex" xmlns:wpg="http://schemas.microsoft.com/office/word/2010/wordprocessingGroup" xmlns:wpi="http://schemas.microsoft.com/office/word/2010/wordprocessingInk" xmlns:wne="http://schemas.microsoft.com/office/word/2006/wordml" xmlns:wps="http://schemas.microsoft.com/office/word/2010/wordprocessingShape" mc:Ignorable="w14 w15 w16se w16cid w16 w16cex w16sdtdh w16sdtfl w16du wp14">
+<w:document xmlns:wpc="http://schemas.microsoft.com/office/word/2010/wordprocessingCanvas" xmlns:mc="http://schemas.openxmlformats.org/markup-compatibility/2006" xmlns:o="urn:schemas-microsoft-com:office:office" xmlns:r="http://schemas.openxmlformats.org/officeDocument/2006/relationships" xmlns:m="http://schemas.openxmlformats.org/officeDocument/2006/math" xmlns:v="urn:schemas-microsoft-com:vml" xmlns:wp14="http://schemas.microsoft.com/office/word/2010/wordprocessingDrawing" xmlns:wp="http://schemas.openxmlformats.org/drawingml/2006/wordprocessingDrawing" xmlns:w10="urn:schemas-microsoft-com:office:word" xmlns:w="http://schemas.openxmlformats.org/wordprocessingml/2006/main" xmlns:w14="http://schemas.microsoft.com/office/word/2010/wordml" xmlns:w15="http://schemas.microsoft.com/office/word/2012/wordml" xmlns:wpg="http://schemas.microsoft.com/office/word/2010/wordprocessingGroup" xmlns:wpi="http://schemas.microsoft.com/office/word/2010/wordprocessingInk" xmlns:wne="http://schemas.microsoft.com/office/word/2006/wordml" xmlns:wps="http://schemas.microsoft.com/office/word/2010/wordprocessingShape" mc:Ignorable="w14 w15 wp14">
   <w:body>
     <w:p>
       <w:pPr>
-        <w:pStyle w:val="Ttulo"/>
+        <w:pStyle w:val="Puesto"/>
         <w:rPr>
           <w:sz w:val="72"/>
           <w:szCs w:val="72"/>
@@ -20,7 +20,7 @@
     </w:p>
     <w:p>
       <w:pPr>
-        <w:pStyle w:val="Ttulo"/>
+        <w:pStyle w:val="Puesto"/>
         <w:rPr>
           <w:sz w:val="72"/>
           <w:szCs w:val="72"/>
@@ -750,6 +750,17 @@
                 <w14:ligatures w14:val="none"/>
               </w:rPr>
             </w:pPr>
+            <w:r>
+              <w:rPr>
+                <w:rFonts w:ascii="Segoe UI" w:eastAsia="Times New Roman" w:hAnsi="Segoe UI" w:cs="Segoe UI"/>
+                <w:kern w:val="0"/>
+                <w:sz w:val="18"/>
+                <w:szCs w:val="18"/>
+                <w:lang w:eastAsia="es-ES"/>
+                <w14:ligatures w14:val="none"/>
+              </w:rPr>
+              <w:t>1</w:t>
+            </w:r>
           </w:p>
         </w:tc>
       </w:tr>
@@ -1062,6 +1073,19 @@
                 <w14:ligatures w14:val="none"/>
               </w:rPr>
             </w:pPr>
+            <w:r>
+              <w:rPr>
+                <w:rFonts w:ascii="Segoe UI" w:eastAsia="Times New Roman" w:hAnsi="Segoe UI" w:cs="Segoe UI"/>
+                <w:kern w:val="0"/>
+                <w:sz w:val="18"/>
+                <w:szCs w:val="18"/>
+                <w:lang w:eastAsia="es-ES"/>
+                <w14:ligatures w14:val="none"/>
+              </w:rPr>
+              <w:t>1</w:t>
+            </w:r>
+            <w:bookmarkStart w:id="0" w:name="_GoBack"/>
+            <w:bookmarkEnd w:id="0"/>
           </w:p>
         </w:tc>
       </w:tr>
@@ -4188,6 +4212,65 @@
     </w:p>
     <w:p>
       <w:pPr>
+        <w:pStyle w:val="Subttulo"/>
+      </w:pPr>
+      <w:r>
+        <w:t>Semana 22</w:t>
+      </w:r>
+      <w:r>
+        <w:t>/9-</w:t>
+      </w:r>
+      <w:r>
+        <w:t>26</w:t>
+      </w:r>
+      <w:r>
+        <w:t xml:space="preserve">/9 </w:t>
+      </w:r>
+    </w:p>
+    <w:p>
+      <w:pPr>
+        <w:pStyle w:val="Subttulo"/>
+      </w:pPr>
+      <w:r>
+        <w:t xml:space="preserve">(Planificación: </w:t>
+      </w:r>
+      <w:r>
+        <w:t>Especificaciones del</w:t>
+      </w:r>
+      <w:r>
+        <w:t xml:space="preserve"> </w:t>
+      </w:r>
+      <w:r>
+        <w:t>sistema</w:t>
+      </w:r>
+      <w:r>
+        <w:t>)</w:t>
+      </w:r>
+    </w:p>
+    <w:p>
+      <w:r>
+        <w:t xml:space="preserve">El martes tuvimos 1h de clase donde conocimos las especificaciones hardware y como usar </w:t>
+      </w:r>
+      <w:proofErr w:type="spellStart"/>
+      <w:r>
+        <w:t>proteus</w:t>
+      </w:r>
+      <w:proofErr w:type="spellEnd"/>
+      <w:r>
+        <w:t xml:space="preserve">, además de una hora donde empezamos con los diseños de las </w:t>
+      </w:r>
+      <w:proofErr w:type="spellStart"/>
+      <w:r>
+        <w:t>PBC’s</w:t>
+      </w:r>
+      <w:proofErr w:type="spellEnd"/>
+      <w:r>
+        <w:t xml:space="preserve"> y terminamos el diagrama Gantt (1h)</w:t>
+      </w:r>
+    </w:p>
+    <w:p/>
+    <w:p>
+      <w:pPr>
         <w:jc w:val="both"/>
       </w:pPr>
     </w:p>
@@ -4205,7 +4288,7 @@
 </file>
 
 <file path=word/endnotes.xml><?xml version="1.0" encoding="utf-8"?>
-<w:endnotes xmlns:wpc="http://schemas.microsoft.com/office/word/2010/wordprocessingCanvas" xmlns:cx="http://schemas.microsoft.com/office/drawing/2014/chartex" xmlns:cx1="http://schemas.microsoft.com/office/drawing/2015/9/8/chartex" xmlns:cx2="http://schemas.microsoft.com/office/drawing/2015/10/21/chartex" xmlns:cx3="http://schemas.microsoft.com/office/drawing/2016/5/9/chartex" xmlns:cx4="http://schemas.microsoft.com/office/drawing/2016/5/10/chartex" xmlns:cx5="http://schemas.microsoft.com/office/drawing/2016/5/11/chartex" xmlns:cx6="http://schemas.microsoft.com/office/drawing/2016/5/12/chartex" xmlns:cx7="http://schemas.microsoft.com/office/drawing/2016/5/13/chartex" xmlns:cx8="http://schemas.microsoft.com/office/drawing/2016/5/14/chartex" xmlns:mc="http://schemas.openxmlformats.org/markup-compatibility/2006" xmlns:aink="http://schemas.microsoft.com/office/drawing/2016/ink" xmlns:am3d="http://schemas.microsoft.com/office/drawing/2017/model3d" xmlns:o="urn:schemas-microsoft-com:office:office" xmlns:oel="http://schemas.microsoft.com/office/2019/extlst" xmlns:r="http://schemas.openxmlformats.org/officeDocument/2006/relationships" xmlns:m="http://schemas.openxmlformats.org/officeDocument/2006/math" xmlns:v="urn:schemas-microsoft-com:vml" xmlns:wp14="http://schemas.microsoft.com/office/word/2010/wordprocessingDrawing" xmlns:wp="http://schemas.openxmlformats.org/drawingml/2006/wordprocessingDrawing" xmlns:w10="urn:schemas-microsoft-com:office:word" xmlns:w="http://schemas.openxmlformats.org/wordprocessingml/2006/main" xmlns:w14="http://schemas.microsoft.com/office/word/2010/wordml" xmlns:w15="http://schemas.microsoft.com/office/word/2012/wordml" xmlns:w16cex="http://schemas.microsoft.com/office/word/2018/wordml/cex" xmlns:w16cid="http://schemas.microsoft.com/office/word/2016/wordml/cid" xmlns:w16="http://schemas.microsoft.com/office/word/2018/wordml" xmlns:w16du="http://schemas.microsoft.com/office/word/2023/wordml/word16du" xmlns:w16sdtdh="http://schemas.microsoft.com/office/word/2020/wordml/sdtdatahash" xmlns:w16sdtfl="http://schemas.microsoft.com/office/word/2024/wordml/sdtformatlock" xmlns:w16se="http://schemas.microsoft.com/office/word/2015/wordml/symex" xmlns:wpg="http://schemas.microsoft.com/office/word/2010/wordprocessingGroup" xmlns:wpi="http://schemas.microsoft.com/office/word/2010/wordprocessingInk" xmlns:wne="http://schemas.microsoft.com/office/word/2006/wordml" xmlns:wps="http://schemas.microsoft.com/office/word/2010/wordprocessingShape" mc:Ignorable="w14 w15 w16se w16cid w16 w16cex w16sdtdh w16sdtfl w16du wp14">
+<w:endnotes xmlns:wpc="http://schemas.microsoft.com/office/word/2010/wordprocessingCanvas" xmlns:mc="http://schemas.openxmlformats.org/markup-compatibility/2006" xmlns:o="urn:schemas-microsoft-com:office:office" xmlns:r="http://schemas.openxmlformats.org/officeDocument/2006/relationships" xmlns:m="http://schemas.openxmlformats.org/officeDocument/2006/math" xmlns:v="urn:schemas-microsoft-com:vml" xmlns:wp14="http://schemas.microsoft.com/office/word/2010/wordprocessingDrawing" xmlns:wp="http://schemas.openxmlformats.org/drawingml/2006/wordprocessingDrawing" xmlns:w10="urn:schemas-microsoft-com:office:word" xmlns:w="http://schemas.openxmlformats.org/wordprocessingml/2006/main" xmlns:w14="http://schemas.microsoft.com/office/word/2010/wordml" xmlns:w15="http://schemas.microsoft.com/office/word/2012/wordml" xmlns:wpg="http://schemas.microsoft.com/office/word/2010/wordprocessingGroup" xmlns:wpi="http://schemas.microsoft.com/office/word/2010/wordprocessingInk" xmlns:wne="http://schemas.microsoft.com/office/word/2006/wordml" xmlns:wps="http://schemas.microsoft.com/office/word/2010/wordprocessingShape" mc:Ignorable="w14 w15 wp14">
   <w:endnote w:type="separator" w:id="-1">
     <w:p>
       <w:pPr>
@@ -4230,7 +4313,7 @@
 </file>
 
 <file path=word/footer1.xml><?xml version="1.0" encoding="utf-8"?>
-<w:ftr xmlns:wpc="http://schemas.microsoft.com/office/word/2010/wordprocessingCanvas" xmlns:cx="http://schemas.microsoft.com/office/drawing/2014/chartex" xmlns:cx1="http://schemas.microsoft.com/office/drawing/2015/9/8/chartex" xmlns:cx2="http://schemas.microsoft.com/office/drawing/2015/10/21/chartex" xmlns:cx3="http://schemas.microsoft.com/office/drawing/2016/5/9/chartex" xmlns:cx4="http://schemas.microsoft.com/office/drawing/2016/5/10/chartex" xmlns:cx5="http://schemas.microsoft.com/office/drawing/2016/5/11/chartex" xmlns:cx6="http://schemas.microsoft.com/office/drawing/2016/5/12/chartex" xmlns:cx7="http://schemas.microsoft.com/office/drawing/2016/5/13/chartex" xmlns:cx8="http://schemas.microsoft.com/office/drawing/2016/5/14/chartex" xmlns:mc="http://schemas.openxmlformats.org/markup-compatibility/2006" xmlns:aink="http://schemas.microsoft.com/office/drawing/2016/ink" xmlns:am3d="http://schemas.microsoft.com/office/drawing/2017/model3d" xmlns:o="urn:schemas-microsoft-com:office:office" xmlns:oel="http://schemas.microsoft.com/office/2019/extlst" xmlns:r="http://schemas.openxmlformats.org/officeDocument/2006/relationships" xmlns:m="http://schemas.openxmlformats.org/officeDocument/2006/math" xmlns:v="urn:schemas-microsoft-com:vml" xmlns:wp14="http://schemas.microsoft.com/office/word/2010/wordprocessingDrawing" xmlns:wp="http://schemas.openxmlformats.org/drawingml/2006/wordprocessingDrawing" xmlns:w10="urn:schemas-microsoft-com:office:word" xmlns:w="http://schemas.openxmlformats.org/wordprocessingml/2006/main" xmlns:w14="http://schemas.microsoft.com/office/word/2010/wordml" xmlns:w15="http://schemas.microsoft.com/office/word/2012/wordml" xmlns:w16cex="http://schemas.microsoft.com/office/word/2018/wordml/cex" xmlns:w16cid="http://schemas.microsoft.com/office/word/2016/wordml/cid" xmlns:w16="http://schemas.microsoft.com/office/word/2018/wordml" xmlns:w16du="http://schemas.microsoft.com/office/word/2023/wordml/word16du" xmlns:w16sdtdh="http://schemas.microsoft.com/office/word/2020/wordml/sdtdatahash" xmlns:w16sdtfl="http://schemas.microsoft.com/office/word/2024/wordml/sdtformatlock" xmlns:w16se="http://schemas.microsoft.com/office/word/2015/wordml/symex" xmlns:wpg="http://schemas.microsoft.com/office/word/2010/wordprocessingGroup" xmlns:wpi="http://schemas.microsoft.com/office/word/2010/wordprocessingInk" xmlns:wne="http://schemas.microsoft.com/office/word/2006/wordml" xmlns:wps="http://schemas.microsoft.com/office/word/2010/wordprocessingShape" mc:Ignorable="w14 w15 w16se w16cid w16 w16cex w16sdtdh w16sdtfl w16du wp14">
+<w:ftr xmlns:wpc="http://schemas.microsoft.com/office/word/2010/wordprocessingCanvas" xmlns:mc="http://schemas.openxmlformats.org/markup-compatibility/2006" xmlns:o="urn:schemas-microsoft-com:office:office" xmlns:r="http://schemas.openxmlformats.org/officeDocument/2006/relationships" xmlns:m="http://schemas.openxmlformats.org/officeDocument/2006/math" xmlns:v="urn:schemas-microsoft-com:vml" xmlns:wp14="http://schemas.microsoft.com/office/word/2010/wordprocessingDrawing" xmlns:wp="http://schemas.openxmlformats.org/drawingml/2006/wordprocessingDrawing" xmlns:w10="urn:schemas-microsoft-com:office:word" xmlns:w="http://schemas.openxmlformats.org/wordprocessingml/2006/main" xmlns:w14="http://schemas.microsoft.com/office/word/2010/wordml" xmlns:w15="http://schemas.microsoft.com/office/word/2012/wordml" xmlns:wpg="http://schemas.microsoft.com/office/word/2010/wordprocessingGroup" xmlns:wpi="http://schemas.microsoft.com/office/word/2010/wordprocessingInk" xmlns:wne="http://schemas.microsoft.com/office/word/2006/wordml" xmlns:wps="http://schemas.microsoft.com/office/word/2010/wordprocessingShape" mc:Ignorable="w14 w15 wp14">
   <w:sdt>
     <w:sdtPr>
       <w:id w:val="302968018"/>
@@ -4239,6 +4322,7 @@
         <w:docPartUnique/>
       </w:docPartObj>
     </w:sdtPr>
+    <w:sdtEndPr/>
     <w:sdtContent>
       <w:p>
         <w:pPr>
@@ -4255,7 +4339,10 @@
           <w:fldChar w:fldCharType="separate"/>
         </w:r>
         <w:r>
-          <w:t>2</w:t>
+          <w:rPr>
+            <w:noProof/>
+          </w:rPr>
+          <w:t>4</w:t>
         </w:r>
         <w:r>
           <w:fldChar w:fldCharType="end"/>
@@ -4272,7 +4359,7 @@
 </file>
 
 <file path=word/footnotes.xml><?xml version="1.0" encoding="utf-8"?>
-<w:footnotes xmlns:wpc="http://schemas.microsoft.com/office/word/2010/wordprocessingCanvas" xmlns:cx="http://schemas.microsoft.com/office/drawing/2014/chartex" xmlns:cx1="http://schemas.microsoft.com/office/drawing/2015/9/8/chartex" xmlns:cx2="http://schemas.microsoft.com/office/drawing/2015/10/21/chartex" xmlns:cx3="http://schemas.microsoft.com/office/drawing/2016/5/9/chartex" xmlns:cx4="http://schemas.microsoft.com/office/drawing/2016/5/10/chartex" xmlns:cx5="http://schemas.microsoft.com/office/drawing/2016/5/11/chartex" xmlns:cx6="http://schemas.microsoft.com/office/drawing/2016/5/12/chartex" xmlns:cx7="http://schemas.microsoft.com/office/drawing/2016/5/13/chartex" xmlns:cx8="http://schemas.microsoft.com/office/drawing/2016/5/14/chartex" xmlns:mc="http://schemas.openxmlformats.org/markup-compatibility/2006" xmlns:aink="http://schemas.microsoft.com/office/drawing/2016/ink" xmlns:am3d="http://schemas.microsoft.com/office/drawing/2017/model3d" xmlns:o="urn:schemas-microsoft-com:office:office" xmlns:oel="http://schemas.microsoft.com/office/2019/extlst" xmlns:r="http://schemas.openxmlformats.org/officeDocument/2006/relationships" xmlns:m="http://schemas.openxmlformats.org/officeDocument/2006/math" xmlns:v="urn:schemas-microsoft-com:vml" xmlns:wp14="http://schemas.microsoft.com/office/word/2010/wordprocessingDrawing" xmlns:wp="http://schemas.openxmlformats.org/drawingml/2006/wordprocessingDrawing" xmlns:w10="urn:schemas-microsoft-com:office:word" xmlns:w="http://schemas.openxmlformats.org/wordprocessingml/2006/main" xmlns:w14="http://schemas.microsoft.com/office/word/2010/wordml" xmlns:w15="http://schemas.microsoft.com/office/word/2012/wordml" xmlns:w16cex="http://schemas.microsoft.com/office/word/2018/wordml/cex" xmlns:w16cid="http://schemas.microsoft.com/office/word/2016/wordml/cid" xmlns:w16="http://schemas.microsoft.com/office/word/2018/wordml" xmlns:w16du="http://schemas.microsoft.com/office/word/2023/wordml/word16du" xmlns:w16sdtdh="http://schemas.microsoft.com/office/word/2020/wordml/sdtdatahash" xmlns:w16sdtfl="http://schemas.microsoft.com/office/word/2024/wordml/sdtformatlock" xmlns:w16se="http://schemas.microsoft.com/office/word/2015/wordml/symex" xmlns:wpg="http://schemas.microsoft.com/office/word/2010/wordprocessingGroup" xmlns:wpi="http://schemas.microsoft.com/office/word/2010/wordprocessingInk" xmlns:wne="http://schemas.microsoft.com/office/word/2006/wordml" xmlns:wps="http://schemas.microsoft.com/office/word/2010/wordprocessingShape" mc:Ignorable="w14 w15 w16se w16cid w16 w16cex w16sdtdh w16sdtfl w16du wp14">
+<w:footnotes xmlns:wpc="http://schemas.microsoft.com/office/word/2010/wordprocessingCanvas" xmlns:mc="http://schemas.openxmlformats.org/markup-compatibility/2006" xmlns:o="urn:schemas-microsoft-com:office:office" xmlns:r="http://schemas.openxmlformats.org/officeDocument/2006/relationships" xmlns:m="http://schemas.openxmlformats.org/officeDocument/2006/math" xmlns:v="urn:schemas-microsoft-com:vml" xmlns:wp14="http://schemas.microsoft.com/office/word/2010/wordprocessingDrawing" xmlns:wp="http://schemas.openxmlformats.org/drawingml/2006/wordprocessingDrawing" xmlns:w10="urn:schemas-microsoft-com:office:word" xmlns:w="http://schemas.openxmlformats.org/wordprocessingml/2006/main" xmlns:w14="http://schemas.microsoft.com/office/word/2010/wordml" xmlns:w15="http://schemas.microsoft.com/office/word/2012/wordml" xmlns:wpg="http://schemas.microsoft.com/office/word/2010/wordprocessingGroup" xmlns:wpi="http://schemas.microsoft.com/office/word/2010/wordprocessingInk" xmlns:wne="http://schemas.microsoft.com/office/word/2006/wordml" xmlns:wps="http://schemas.microsoft.com/office/word/2010/wordprocessingShape" mc:Ignorable="w14 w15 wp14">
   <w:footnote w:type="separator" w:id="-1">
     <w:p>
       <w:pPr>
@@ -4297,7 +4384,7 @@
 </file>
 
 <file path=word/header1.xml><?xml version="1.0" encoding="utf-8"?>
-<w:hdr xmlns:wpc="http://schemas.microsoft.com/office/word/2010/wordprocessingCanvas" xmlns:cx="http://schemas.microsoft.com/office/drawing/2014/chartex" xmlns:cx1="http://schemas.microsoft.com/office/drawing/2015/9/8/chartex" xmlns:cx2="http://schemas.microsoft.com/office/drawing/2015/10/21/chartex" xmlns:cx3="http://schemas.microsoft.com/office/drawing/2016/5/9/chartex" xmlns:cx4="http://schemas.microsoft.com/office/drawing/2016/5/10/chartex" xmlns:cx5="http://schemas.microsoft.com/office/drawing/2016/5/11/chartex" xmlns:cx6="http://schemas.microsoft.com/office/drawing/2016/5/12/chartex" xmlns:cx7="http://schemas.microsoft.com/office/drawing/2016/5/13/chartex" xmlns:cx8="http://schemas.microsoft.com/office/drawing/2016/5/14/chartex" xmlns:mc="http://schemas.openxmlformats.org/markup-compatibility/2006" xmlns:aink="http://schemas.microsoft.com/office/drawing/2016/ink" xmlns:am3d="http://schemas.microsoft.com/office/drawing/2017/model3d" xmlns:o="urn:schemas-microsoft-com:office:office" xmlns:oel="http://schemas.microsoft.com/office/2019/extlst" xmlns:r="http://schemas.openxmlformats.org/officeDocument/2006/relationships" xmlns:m="http://schemas.openxmlformats.org/officeDocument/2006/math" xmlns:v="urn:schemas-microsoft-com:vml" xmlns:wp14="http://schemas.microsoft.com/office/word/2010/wordprocessingDrawing" xmlns:wp="http://schemas.openxmlformats.org/drawingml/2006/wordprocessingDrawing" xmlns:w10="urn:schemas-microsoft-com:office:word" xmlns:w="http://schemas.openxmlformats.org/wordprocessingml/2006/main" xmlns:w14="http://schemas.microsoft.com/office/word/2010/wordml" xmlns:w15="http://schemas.microsoft.com/office/word/2012/wordml" xmlns:w16cex="http://schemas.microsoft.com/office/word/2018/wordml/cex" xmlns:w16cid="http://schemas.microsoft.com/office/word/2016/wordml/cid" xmlns:w16="http://schemas.microsoft.com/office/word/2018/wordml" xmlns:w16du="http://schemas.microsoft.com/office/word/2023/wordml/word16du" xmlns:w16sdtdh="http://schemas.microsoft.com/office/word/2020/wordml/sdtdatahash" xmlns:w16sdtfl="http://schemas.microsoft.com/office/word/2024/wordml/sdtformatlock" xmlns:w16se="http://schemas.microsoft.com/office/word/2015/wordml/symex" xmlns:wpg="http://schemas.microsoft.com/office/word/2010/wordprocessingGroup" xmlns:wpi="http://schemas.microsoft.com/office/word/2010/wordprocessingInk" xmlns:wne="http://schemas.microsoft.com/office/word/2006/wordml" xmlns:wps="http://schemas.microsoft.com/office/word/2010/wordprocessingShape" mc:Ignorable="w14 w15 w16se w16cid w16 w16cex w16sdtdh w16sdtfl w16du wp14">
+<w:hdr xmlns:wpc="http://schemas.microsoft.com/office/word/2010/wordprocessingCanvas" xmlns:mc="http://schemas.openxmlformats.org/markup-compatibility/2006" xmlns:o="urn:schemas-microsoft-com:office:office" xmlns:r="http://schemas.openxmlformats.org/officeDocument/2006/relationships" xmlns:m="http://schemas.openxmlformats.org/officeDocument/2006/math" xmlns:v="urn:schemas-microsoft-com:vml" xmlns:wp14="http://schemas.microsoft.com/office/word/2010/wordprocessingDrawing" xmlns:wp="http://schemas.openxmlformats.org/drawingml/2006/wordprocessingDrawing" xmlns:w10="urn:schemas-microsoft-com:office:word" xmlns:w="http://schemas.openxmlformats.org/wordprocessingml/2006/main" xmlns:w14="http://schemas.microsoft.com/office/word/2010/wordml" xmlns:w15="http://schemas.microsoft.com/office/word/2012/wordml" xmlns:wpg="http://schemas.microsoft.com/office/word/2010/wordprocessingGroup" xmlns:wpi="http://schemas.microsoft.com/office/word/2010/wordprocessingInk" xmlns:wne="http://schemas.microsoft.com/office/word/2006/wordml" xmlns:wps="http://schemas.microsoft.com/office/word/2010/wordprocessingShape" mc:Ignorable="w14 w15 wp14">
   <w:p>
     <w:pPr>
       <w:pStyle w:val="Encabezado"/>
@@ -4319,7 +4406,7 @@
 </file>
 
 <file path=word/styles.xml><?xml version="1.0" encoding="utf-8"?>
-<w:styles xmlns:mc="http://schemas.openxmlformats.org/markup-compatibility/2006" xmlns:r="http://schemas.openxmlformats.org/officeDocument/2006/relationships" xmlns:w="http://schemas.openxmlformats.org/wordprocessingml/2006/main" xmlns:w14="http://schemas.microsoft.com/office/word/2010/wordml" xmlns:w15="http://schemas.microsoft.com/office/word/2012/wordml" xmlns:w16cex="http://schemas.microsoft.com/office/word/2018/wordml/cex" xmlns:w16cid="http://schemas.microsoft.com/office/word/2016/wordml/cid" xmlns:w16="http://schemas.microsoft.com/office/word/2018/wordml" xmlns:w16du="http://schemas.microsoft.com/office/word/2023/wordml/word16du" xmlns:w16sdtdh="http://schemas.microsoft.com/office/word/2020/wordml/sdtdatahash" xmlns:w16sdtfl="http://schemas.microsoft.com/office/word/2024/wordml/sdtformatlock" xmlns:w16se="http://schemas.microsoft.com/office/word/2015/wordml/symex" mc:Ignorable="w14 w15 w16se w16cid w16 w16cex w16sdtdh w16sdtfl w16du">
+<w:styles xmlns:mc="http://schemas.openxmlformats.org/markup-compatibility/2006" xmlns:r="http://schemas.openxmlformats.org/officeDocument/2006/relationships" xmlns:w="http://schemas.openxmlformats.org/wordprocessingml/2006/main" xmlns:w14="http://schemas.microsoft.com/office/word/2010/wordml" xmlns:w15="http://schemas.microsoft.com/office/word/2012/wordml" mc:Ignorable="w14 w15">
   <w:docDefaults>
     <w:rPrDefault>
       <w:rPr>
@@ -4337,7 +4424,7 @@
       </w:pPr>
     </w:pPrDefault>
   </w:docDefaults>
-  <w:latentStyles w:defLockedState="0" w:defUIPriority="99" w:defSemiHidden="0" w:defUnhideWhenUsed="0" w:defQFormat="0" w:count="376">
+  <w:latentStyles w:defLockedState="0" w:defUIPriority="99" w:defSemiHidden="0" w:defUnhideWhenUsed="0" w:defQFormat="0" w:count="371">
     <w:lsdException w:name="Normal" w:uiPriority="0" w:qFormat="1"/>
     <w:lsdException w:name="heading 1" w:uiPriority="9" w:qFormat="1"/>
     <w:lsdException w:name="heading 2" w:semiHidden="1" w:uiPriority="9" w:unhideWhenUsed="1" w:qFormat="1"/>
@@ -4709,11 +4796,6 @@
     <w:lsdException w:name="List Table 5 Dark Accent 6" w:uiPriority="50"/>
     <w:lsdException w:name="List Table 6 Colorful Accent 6" w:uiPriority="51"/>
     <w:lsdException w:name="List Table 7 Colorful Accent 6" w:uiPriority="52"/>
-    <w:lsdException w:name="Mention" w:semiHidden="1" w:unhideWhenUsed="1"/>
-    <w:lsdException w:name="Smart Hyperlink" w:semiHidden="1" w:unhideWhenUsed="1"/>
-    <w:lsdException w:name="Hashtag" w:semiHidden="1" w:unhideWhenUsed="1"/>
-    <w:lsdException w:name="Unresolved Mention" w:semiHidden="1" w:unhideWhenUsed="1"/>
-    <w:lsdException w:name="Smart Link" w:semiHidden="1" w:unhideWhenUsed="1"/>
   </w:latentStyles>
   <w:style w:type="paragraph" w:default="1" w:styleId="Normal">
     <w:name w:val="Normal"/>
@@ -4965,11 +5047,11 @@
       <w:rFonts w:ascii="Times New Roman" w:hAnsi="Times New Roman" w:cs="Times New Roman"/>
     </w:rPr>
   </w:style>
-  <w:style w:type="paragraph" w:styleId="Ttulo">
+  <w:style w:type="paragraph" w:styleId="Puesto">
     <w:name w:val="Title"/>
     <w:basedOn w:val="Normal"/>
     <w:next w:val="Normal"/>
-    <w:link w:val="TtuloCar"/>
+    <w:link w:val="PuestoCar"/>
     <w:uiPriority w:val="10"/>
     <w:qFormat/>
     <w:rsid w:val="00BE4E8F"/>
@@ -4987,10 +5069,10 @@
       <w:szCs w:val="56"/>
     </w:rPr>
   </w:style>
-  <w:style w:type="character" w:customStyle="1" w:styleId="TtuloCar">
-    <w:name w:val="Título Car"/>
+  <w:style w:type="character" w:customStyle="1" w:styleId="PuestoCar">
+    <w:name w:val="Puesto Car"/>
     <w:basedOn w:val="Fuentedeprrafopredeter"/>
-    <w:link w:val="Ttulo"/>
+    <w:link w:val="Puesto"/>
     <w:uiPriority w:val="10"/>
     <w:rsid w:val="00BE4E8F"/>
     <w:rPr>
@@ -5605,7 +5687,7 @@
 </file>
 
 <file path=customXml/itemProps1.xml><?xml version="1.0" encoding="utf-8"?>
-<ds:datastoreItem xmlns:ds="http://schemas.openxmlformats.org/officeDocument/2006/customXml" ds:itemID="{D87A2845-DB7C-4FDE-AF4A-6FF7B9B655B1}">
+<ds:datastoreItem xmlns:ds="http://schemas.openxmlformats.org/officeDocument/2006/customXml" ds:itemID="{10FFB324-2460-4711-B908-1F687B4E135D}">
   <ds:schemaRefs>
     <ds:schemaRef ds:uri="http://schemas.openxmlformats.org/officeDocument/2006/bibliography"/>
   </ds:schemaRefs>

--- a/Planificacion/G1_PLANIFICACIÓN_ SEGUIMIENTO_CALIDAD.docx
+++ b/Planificacion/G1_PLANIFICACIÓN_ SEGUIMIENTO_CALIDAD.docx
@@ -1,54 +1,49 @@
 
 <file path=word/document.xml><?xml version="1.0" encoding="utf-8"?>
-<w:document xmlns:mc="http://schemas.openxmlformats.org/markup-compatibility/2006" xmlns:ve="http://schemas.openxmlformats.org/markup-compatibility/2006" xmlns:o="urn:schemas-microsoft-com:office:office" xmlns:r="http://schemas.openxmlformats.org/officeDocument/2006/relationships" xmlns:m="http://schemas.openxmlformats.org/officeDocument/2006/math" xmlns:v="urn:schemas-microsoft-com:vml" xmlns:wp="http://schemas.openxmlformats.org/drawingml/2006/wordprocessingDrawing" xmlns:w10="urn:schemas-microsoft-com:office:word" xmlns:w="http://schemas.openxmlformats.org/wordprocessingml/2006/main" xmlns:wne="http://schemas.microsoft.com/office/word/2006/wordml" xmlns:a="http://schemas.openxmlformats.org/drawingml/2006/main" xmlns:pic="http://schemas.openxmlformats.org/drawingml/2006/picture" xmlns:wpg="http://schemas.microsoft.com/office/word/2010/wordprocessingGroup" xmlns:wps="http://schemas.microsoft.com/office/word/2010/wordprocessingShape" xmlns:w14="http://schemas.microsoft.com/office/word/2010/wordml" mc:Ignorable="w14" xml:space="preserve">
+<w:document xmlns:wpc="http://schemas.microsoft.com/office/word/2010/wordprocessingCanvas" xmlns:cx="http://schemas.microsoft.com/office/drawing/2014/chartex" xmlns:cx1="http://schemas.microsoft.com/office/drawing/2015/9/8/chartex" xmlns:cx2="http://schemas.microsoft.com/office/drawing/2015/10/21/chartex" xmlns:cx3="http://schemas.microsoft.com/office/drawing/2016/5/9/chartex" xmlns:cx4="http://schemas.microsoft.com/office/drawing/2016/5/10/chartex" xmlns:cx5="http://schemas.microsoft.com/office/drawing/2016/5/11/chartex" xmlns:cx6="http://schemas.microsoft.com/office/drawing/2016/5/12/chartex" xmlns:cx7="http://schemas.microsoft.com/office/drawing/2016/5/13/chartex" xmlns:cx8="http://schemas.microsoft.com/office/drawing/2016/5/14/chartex" xmlns:mc="http://schemas.openxmlformats.org/markup-compatibility/2006" xmlns:aink="http://schemas.microsoft.com/office/drawing/2016/ink" xmlns:am3d="http://schemas.microsoft.com/office/drawing/2017/model3d" xmlns:o="urn:schemas-microsoft-com:office:office" xmlns:oel="http://schemas.microsoft.com/office/2019/extlst" xmlns:r="http://schemas.openxmlformats.org/officeDocument/2006/relationships" xmlns:m="http://schemas.openxmlformats.org/officeDocument/2006/math" xmlns:v="urn:schemas-microsoft-com:vml" xmlns:wp14="http://schemas.microsoft.com/office/word/2010/wordprocessingDrawing" xmlns:wp="http://schemas.openxmlformats.org/drawingml/2006/wordprocessingDrawing" xmlns:w10="urn:schemas-microsoft-com:office:word" xmlns:w="http://schemas.openxmlformats.org/wordprocessingml/2006/main" xmlns:w14="http://schemas.microsoft.com/office/word/2010/wordml" xmlns:w15="http://schemas.microsoft.com/office/word/2012/wordml" xmlns:w16cex="http://schemas.microsoft.com/office/word/2018/wordml/cex" xmlns:w16cid="http://schemas.microsoft.com/office/word/2016/wordml/cid" xmlns:w16="http://schemas.microsoft.com/office/word/2018/wordml" xmlns:w16du="http://schemas.microsoft.com/office/word/2023/wordml/word16du" xmlns:w16sdtdh="http://schemas.microsoft.com/office/word/2020/wordml/sdtdatahash" xmlns:w16sdtfl="http://schemas.microsoft.com/office/word/2024/wordml/sdtformatlock" xmlns:w16se="http://schemas.microsoft.com/office/word/2015/wordml/symex" xmlns:wpg="http://schemas.microsoft.com/office/word/2010/wordprocessingGroup" xmlns:wpi="http://schemas.microsoft.com/office/word/2010/wordprocessingInk" xmlns:wne="http://schemas.microsoft.com/office/word/2006/wordml" xmlns:wps="http://schemas.microsoft.com/office/word/2010/wordprocessingShape" mc:Ignorable="w14 w15 w16se w16cid w16 w16cex w16sdtdh w16sdtfl w16du wp14">
   <w:body>
     <w:p>
       <w:pPr>
-        <w:pStyle w:val="Title"/>
+        <w:pStyle w:val="Ttulo"/>
       </w:pPr>
       <w:r>
-        <w:rPr/>
         <w:t>Plan</w:t>
       </w:r>
       <w:r>
         <w:rPr>
           <w:spacing w:val="-26"/>
         </w:rPr>
-        <w:t> </w:t>
-      </w:r>
-      <w:r>
-        <w:rPr/>
+        <w:t xml:space="preserve"> </w:t>
+      </w:r>
+      <w:r>
         <w:t>de</w:t>
       </w:r>
       <w:r>
         <w:rPr>
           <w:spacing w:val="-40"/>
         </w:rPr>
-        <w:t> </w:t>
-      </w:r>
-      <w:r>
-        <w:rPr/>
+        <w:t xml:space="preserve"> </w:t>
+      </w:r>
+      <w:r>
         <w:t>Trabajo</w:t>
       </w:r>
       <w:r>
         <w:rPr>
           <w:spacing w:val="-29"/>
         </w:rPr>
-        <w:t> </w:t>
-      </w:r>
-      <w:r>
-        <w:rPr/>
+        <w:t xml:space="preserve"> </w:t>
+      </w:r>
+      <w:r>
         <w:t>del</w:t>
       </w:r>
       <w:r>
         <w:rPr>
           <w:spacing w:val="-28"/>
         </w:rPr>
-        <w:t> </w:t>
-      </w:r>
-      <w:r>
-        <w:rPr/>
-        <w:t>G1 </w:t>
+        <w:t xml:space="preserve"> </w:t>
+      </w:r>
+      <w:r>
+        <w:t xml:space="preserve">G1 </w:t>
       </w:r>
       <w:r>
         <w:rPr>
@@ -60,7 +55,7 @@
         <w:rPr>
           <w:spacing w:val="-37"/>
         </w:rPr>
-        <w:t> </w:t>
+        <w:t xml:space="preserve"> </w:t>
       </w:r>
       <w:r>
         <w:rPr>
@@ -72,7 +67,7 @@
         <w:rPr>
           <w:spacing w:val="-37"/>
         </w:rPr>
-        <w:t> </w:t>
+        <w:t xml:space="preserve"> </w:t>
       </w:r>
       <w:r>
         <w:rPr>
@@ -83,7 +78,7 @@
     </w:p>
     <w:p>
       <w:pPr>
-        <w:pStyle w:val="BodyText"/>
+        <w:pStyle w:val="Textoindependiente"/>
         <w:rPr>
           <w:rFonts w:ascii="Times New Roman"/>
           <w:b/>
@@ -93,7 +88,7 @@
     </w:p>
     <w:p>
       <w:pPr>
-        <w:pStyle w:val="BodyText"/>
+        <w:pStyle w:val="Textoindependiente"/>
         <w:rPr>
           <w:rFonts w:ascii="Times New Roman"/>
           <w:b/>
@@ -103,7 +98,7 @@
     </w:p>
     <w:p>
       <w:pPr>
-        <w:pStyle w:val="BodyText"/>
+        <w:pStyle w:val="Textoindependiente"/>
         <w:rPr>
           <w:rFonts w:ascii="Times New Roman"/>
           <w:b/>
@@ -113,7 +108,7 @@
     </w:p>
     <w:p>
       <w:pPr>
-        <w:pStyle w:val="BodyText"/>
+        <w:pStyle w:val="Textoindependiente"/>
         <w:spacing w:before="102"/>
         <w:rPr>
           <w:rFonts w:ascii="Times New Roman"/>
@@ -125,10 +120,11 @@
         <w:rPr>
           <w:rFonts w:ascii="Times New Roman"/>
           <w:b/>
+          <w:noProof/>
           <w:sz w:val="20"/>
         </w:rPr>
         <w:drawing>
-          <wp:anchor distT="0" distB="0" distL="0" distR="0" allowOverlap="1" layoutInCell="1" locked="0" behindDoc="1" simplePos="0" relativeHeight="487587840">
+          <wp:anchor distT="0" distB="0" distL="0" distR="0" simplePos="0" relativeHeight="487587840" behindDoc="1" locked="0" layoutInCell="1" allowOverlap="1" wp14:anchorId="6363D3E0" wp14:editId="6363D3E1">
             <wp:simplePos x="0" y="0"/>
             <wp:positionH relativeFrom="page">
               <wp:posOffset>2733039</wp:posOffset>
@@ -141,17 +137,17 @@
             <wp:wrapTopAndBottom/>
             <wp:docPr id="1" name="Image 1" descr="W:\Innova\ERIDI\DIFUSIÓN\LOGOS\jpeg\UNIVERSIDAD escudo.jpg"/>
             <wp:cNvGraphicFramePr>
-              <a:graphicFrameLocks/>
+              <a:graphicFrameLocks xmlns:a="http://schemas.openxmlformats.org/drawingml/2006/main"/>
             </wp:cNvGraphicFramePr>
-            <a:graphic>
+            <a:graphic xmlns:a="http://schemas.openxmlformats.org/drawingml/2006/main">
               <a:graphicData uri="http://schemas.openxmlformats.org/drawingml/2006/picture">
-                <pic:pic>
+                <pic:pic xmlns:pic="http://schemas.openxmlformats.org/drawingml/2006/picture">
                   <pic:nvPicPr>
                     <pic:cNvPr id="1" name="Image 1" descr="W:\Innova\ERIDI\DIFUSIÓN\LOGOS\jpeg\UNIVERSIDAD escudo.jpg"/>
                     <pic:cNvPicPr/>
                   </pic:nvPicPr>
                   <pic:blipFill>
-                    <a:blip r:embed="rId5" cstate="print"/>
+                    <a:blip r:embed="rId6" cstate="print"/>
                     <a:stretch>
                       <a:fillRect/>
                     </a:stretch>
@@ -174,7 +170,7 @@
     </w:p>
     <w:p>
       <w:pPr>
-        <w:pStyle w:val="BodyText"/>
+        <w:pStyle w:val="Textoindependiente"/>
         <w:spacing w:before="176"/>
         <w:rPr>
           <w:rFonts w:ascii="Times New Roman"/>
@@ -185,20 +181,17 @@
     </w:p>
     <w:p>
       <w:pPr>
-        <w:spacing w:before="0"/>
-        <w:ind w:left="0" w:right="143" w:firstLine="0"/>
+        <w:ind w:right="143"/>
         <w:jc w:val="right"/>
         <w:rPr>
           <w:rFonts w:ascii="Arial" w:hAnsi="Arial"/>
           <w:b/>
-          <w:sz w:val="22"/>
         </w:rPr>
       </w:pPr>
       <w:r>
         <w:rPr>
           <w:rFonts w:ascii="Arial" w:hAnsi="Arial"/>
           <w:b/>
-          <w:sz w:val="22"/>
         </w:rPr>
         <w:t>ESCUELA</w:t>
       </w:r>
@@ -207,15 +200,13 @@
           <w:rFonts w:ascii="Arial" w:hAnsi="Arial"/>
           <w:b/>
           <w:spacing w:val="-18"/>
-          <w:sz w:val="22"/>
-        </w:rPr>
-        <w:t> </w:t>
+        </w:rPr>
+        <w:t xml:space="preserve"> </w:t>
       </w:r>
       <w:r>
         <w:rPr>
           <w:rFonts w:ascii="Arial" w:hAnsi="Arial"/>
           <w:b/>
-          <w:sz w:val="22"/>
         </w:rPr>
         <w:t>TÉCNICA</w:t>
       </w:r>
@@ -224,15 +215,13 @@
           <w:rFonts w:ascii="Arial" w:hAnsi="Arial"/>
           <w:b/>
           <w:spacing w:val="-15"/>
-          <w:sz w:val="22"/>
-        </w:rPr>
-        <w:t> </w:t>
+        </w:rPr>
+        <w:t xml:space="preserve"> </w:t>
       </w:r>
       <w:r>
         <w:rPr>
           <w:rFonts w:ascii="Arial" w:hAnsi="Arial"/>
           <w:b/>
-          <w:sz w:val="22"/>
         </w:rPr>
         <w:t>SUPERIOR</w:t>
       </w:r>
@@ -241,15 +230,13 @@
           <w:rFonts w:ascii="Arial" w:hAnsi="Arial"/>
           <w:b/>
           <w:spacing w:val="-7"/>
-          <w:sz w:val="22"/>
-        </w:rPr>
-        <w:t> </w:t>
+        </w:rPr>
+        <w:t xml:space="preserve"> </w:t>
       </w:r>
       <w:r>
         <w:rPr>
           <w:rFonts w:ascii="Arial" w:hAnsi="Arial"/>
           <w:b/>
-          <w:sz w:val="22"/>
         </w:rPr>
         <w:t>DE</w:t>
       </w:r>
@@ -258,15 +245,13 @@
           <w:rFonts w:ascii="Arial" w:hAnsi="Arial"/>
           <w:b/>
           <w:spacing w:val="-6"/>
-          <w:sz w:val="22"/>
-        </w:rPr>
-        <w:t> </w:t>
+        </w:rPr>
+        <w:t xml:space="preserve"> </w:t>
       </w:r>
       <w:r>
         <w:rPr>
           <w:rFonts w:ascii="Arial" w:hAnsi="Arial"/>
           <w:b/>
-          <w:sz w:val="22"/>
         </w:rPr>
         <w:t>INGENIEROS</w:t>
       </w:r>
@@ -275,15 +260,13 @@
           <w:rFonts w:ascii="Arial" w:hAnsi="Arial"/>
           <w:b/>
           <w:spacing w:val="-5"/>
-          <w:sz w:val="22"/>
-        </w:rPr>
-        <w:t> </w:t>
+        </w:rPr>
+        <w:t xml:space="preserve"> </w:t>
       </w:r>
       <w:r>
         <w:rPr>
           <w:rFonts w:ascii="Arial" w:hAnsi="Arial"/>
           <w:b/>
-          <w:sz w:val="22"/>
         </w:rPr>
         <w:t>DE</w:t>
       </w:r>
@@ -292,36 +275,32 @@
           <w:rFonts w:ascii="Arial" w:hAnsi="Arial"/>
           <w:b/>
           <w:spacing w:val="-4"/>
-          <w:sz w:val="22"/>
-        </w:rPr>
-        <w:t> </w:t>
+        </w:rPr>
+        <w:t xml:space="preserve"> </w:t>
       </w:r>
       <w:r>
         <w:rPr>
           <w:rFonts w:ascii="Arial" w:hAnsi="Arial"/>
           <w:b/>
           <w:spacing w:val="-2"/>
-          <w:sz w:val="22"/>
         </w:rPr>
         <w:t>TELECOMUNICACIÓN</w:t>
       </w:r>
     </w:p>
     <w:p>
       <w:pPr>
-        <w:spacing w:line="410" w:lineRule="auto" w:before="180"/>
+        <w:spacing w:before="180" w:line="410" w:lineRule="auto"/>
         <w:ind w:left="2597" w:right="139" w:firstLine="2566"/>
         <w:jc w:val="right"/>
         <w:rPr>
           <w:rFonts w:ascii="Arial" w:hAnsi="Arial"/>
           <w:b/>
-          <w:sz w:val="22"/>
         </w:rPr>
       </w:pPr>
       <w:r>
         <w:rPr>
           <w:rFonts w:ascii="Arial" w:hAnsi="Arial"/>
           <w:b/>
-          <w:sz w:val="22"/>
         </w:rPr>
         <w:t>UNIVERSIDAD</w:t>
       </w:r>
@@ -330,15 +309,13 @@
           <w:rFonts w:ascii="Arial" w:hAnsi="Arial"/>
           <w:b/>
           <w:spacing w:val="-16"/>
-          <w:sz w:val="22"/>
-        </w:rPr>
-        <w:t> </w:t>
+        </w:rPr>
+        <w:t xml:space="preserve"> </w:t>
       </w:r>
       <w:r>
         <w:rPr>
           <w:rFonts w:ascii="Arial" w:hAnsi="Arial"/>
           <w:b/>
-          <w:sz w:val="22"/>
         </w:rPr>
         <w:t>DE</w:t>
       </w:r>
@@ -347,15 +324,13 @@
           <w:rFonts w:ascii="Arial" w:hAnsi="Arial"/>
           <w:b/>
           <w:spacing w:val="-15"/>
-          <w:sz w:val="22"/>
-        </w:rPr>
-        <w:t> </w:t>
+        </w:rPr>
+        <w:t xml:space="preserve"> </w:t>
       </w:r>
       <w:r>
         <w:rPr>
           <w:rFonts w:ascii="Arial" w:hAnsi="Arial"/>
           <w:b/>
-          <w:sz w:val="22"/>
         </w:rPr>
         <w:t>VALLADOLID MÁSTER EN INGENIERÍA DE TELECOMUNICACIÓN TALLER</w:t>
       </w:r>
@@ -364,15 +339,13 @@
           <w:rFonts w:ascii="Arial" w:hAnsi="Arial"/>
           <w:b/>
           <w:spacing w:val="-12"/>
-          <w:sz w:val="22"/>
-        </w:rPr>
-        <w:t> </w:t>
+        </w:rPr>
+        <w:t xml:space="preserve"> </w:t>
       </w:r>
       <w:r>
         <w:rPr>
           <w:rFonts w:ascii="Arial" w:hAnsi="Arial"/>
           <w:b/>
-          <w:sz w:val="22"/>
         </w:rPr>
         <w:t>DE</w:t>
       </w:r>
@@ -381,15 +354,13 @@
           <w:rFonts w:ascii="Arial" w:hAnsi="Arial"/>
           <w:b/>
           <w:spacing w:val="-9"/>
-          <w:sz w:val="22"/>
-        </w:rPr>
-        <w:t> </w:t>
+        </w:rPr>
+        <w:t xml:space="preserve"> </w:t>
       </w:r>
       <w:r>
         <w:rPr>
           <w:rFonts w:ascii="Arial" w:hAnsi="Arial"/>
           <w:b/>
-          <w:sz w:val="22"/>
         </w:rPr>
         <w:t>PROYECTOS</w:t>
       </w:r>
@@ -398,15 +369,13 @@
           <w:rFonts w:ascii="Arial" w:hAnsi="Arial"/>
           <w:b/>
           <w:spacing w:val="-9"/>
-          <w:sz w:val="22"/>
-        </w:rPr>
-        <w:t> </w:t>
+        </w:rPr>
+        <w:t xml:space="preserve"> </w:t>
       </w:r>
       <w:r>
         <w:rPr>
           <w:rFonts w:ascii="Arial" w:hAnsi="Arial"/>
           <w:b/>
-          <w:sz w:val="22"/>
         </w:rPr>
         <w:t>1:</w:t>
       </w:r>
@@ -415,15 +384,13 @@
           <w:rFonts w:ascii="Arial" w:hAnsi="Arial"/>
           <w:b/>
           <w:spacing w:val="-5"/>
-          <w:sz w:val="22"/>
-        </w:rPr>
-        <w:t> </w:t>
+        </w:rPr>
+        <w:t xml:space="preserve"> </w:t>
       </w:r>
       <w:r>
         <w:rPr>
           <w:rFonts w:ascii="Arial" w:hAnsi="Arial"/>
           <w:b/>
-          <w:sz w:val="22"/>
         </w:rPr>
         <w:t>SISTEMAS</w:t>
       </w:r>
@@ -432,23 +399,21 @@
           <w:rFonts w:ascii="Arial" w:hAnsi="Arial"/>
           <w:b/>
           <w:spacing w:val="-9"/>
-          <w:sz w:val="22"/>
-        </w:rPr>
-        <w:t> </w:t>
+        </w:rPr>
+        <w:t xml:space="preserve"> </w:t>
       </w:r>
       <w:r>
         <w:rPr>
           <w:rFonts w:ascii="Arial" w:hAnsi="Arial"/>
           <w:b/>
           <w:spacing w:val="-2"/>
-          <w:sz w:val="22"/>
         </w:rPr>
         <w:t>ELECTRÓNICOS</w:t>
       </w:r>
     </w:p>
     <w:p>
       <w:pPr>
-        <w:pStyle w:val="BodyText"/>
+        <w:pStyle w:val="Textoindependiente"/>
         <w:spacing w:before="184"/>
         <w:rPr>
           <w:rFonts w:ascii="Arial"/>
@@ -458,50 +423,46 @@
     </w:p>
     <w:p>
       <w:pPr>
-        <w:pStyle w:val="BodyText"/>
+        <w:pStyle w:val="Textoindependiente"/>
         <w:spacing w:line="410" w:lineRule="auto"/>
         <w:ind w:left="5371" w:right="138" w:firstLine="127"/>
         <w:jc w:val="both"/>
       </w:pPr>
       <w:r>
-        <w:rPr/>
         <w:t>BARRIGON</w:t>
       </w:r>
       <w:r>
         <w:rPr>
           <w:spacing w:val="-16"/>
         </w:rPr>
-        <w:t> </w:t>
-      </w:r>
-      <w:r>
-        <w:rPr/>
+        <w:t xml:space="preserve"> </w:t>
+      </w:r>
+      <w:r>
         <w:t>GOMEZ,</w:t>
       </w:r>
       <w:r>
         <w:rPr>
           <w:spacing w:val="-15"/>
         </w:rPr>
-        <w:t> </w:t>
-      </w:r>
-      <w:r>
-        <w:rPr/>
+        <w:t xml:space="preserve"> </w:t>
+      </w:r>
+      <w:r>
         <w:t>MIGUEL MEDRANO PAREDES, MARIO RUIZ DE LAS HERAS, CLARA SANCHEZ</w:t>
       </w:r>
       <w:r>
         <w:rPr>
           <w:spacing w:val="-16"/>
         </w:rPr>
-        <w:t> </w:t>
-      </w:r>
-      <w:r>
-        <w:rPr/>
+        <w:t xml:space="preserve"> </w:t>
+      </w:r>
+      <w:r>
         <w:t>VALENCIA,</w:t>
       </w:r>
       <w:r>
         <w:rPr>
           <w:spacing w:val="-14"/>
         </w:rPr>
-        <w:t> </w:t>
+        <w:t xml:space="preserve"> </w:t>
       </w:r>
       <w:r>
         <w:rPr>
@@ -512,19 +473,20 @@
     </w:p>
     <w:p>
       <w:pPr>
-        <w:pStyle w:val="BodyText"/>
-        <w:spacing w:after="0" w:line="410" w:lineRule="auto"/>
+        <w:pStyle w:val="Textoindependiente"/>
+        <w:spacing w:line="410" w:lineRule="auto"/>
         <w:jc w:val="both"/>
         <w:sectPr>
           <w:type w:val="continuous"/>
           <w:pgSz w:w="11910" w:h="16840"/>
-          <w:pgMar w:top="1340" w:bottom="280" w:left="1700" w:right="1559"/>
+          <w:pgMar w:top="1340" w:right="1559" w:bottom="280" w:left="1700" w:header="720" w:footer="720" w:gutter="0"/>
+          <w:cols w:space="720"/>
         </w:sectPr>
       </w:pPr>
     </w:p>
     <w:p>
       <w:pPr>
-        <w:pStyle w:val="BodyText"/>
+        <w:pStyle w:val="Textoindependiente"/>
         <w:spacing w:before="11"/>
         <w:rPr>
           <w:sz w:val="6"/>
@@ -533,8 +495,8 @@
     </w:p>
     <w:tbl>
       <w:tblPr>
+        <w:tblStyle w:val="TableNormal"/>
         <w:tblW w:w="0" w:type="auto"/>
-        <w:jc w:val="left"/>
         <w:tblInd w:w="17" w:type="dxa"/>
         <w:tblBorders>
           <w:top w:val="single" w:sz="6" w:space="0" w:color="909090"/>
@@ -545,13 +507,7 @@
           <w:insideV w:val="single" w:sz="6" w:space="0" w:color="909090"/>
         </w:tblBorders>
         <w:tblLayout w:type="fixed"/>
-        <w:tblCellMar>
-          <w:top w:w="0" w:type="dxa"/>
-          <w:left w:w="0" w:type="dxa"/>
-          <w:bottom w:w="0" w:type="dxa"/>
-          <w:right w:w="0" w:type="dxa"/>
-        </w:tblCellMar>
-        <w:tblLook w:val="01E0"/>
+        <w:tblLook w:val="01E0" w:firstRow="1" w:lastRow="1" w:firstColumn="1" w:lastColumn="1" w:noHBand="0" w:noVBand="0"/>
       </w:tblPr>
       <w:tblGrid>
         <w:gridCol w:w="922"/>
@@ -560,7 +516,7 @@
       </w:tblGrid>
       <w:tr>
         <w:trPr>
-          <w:trHeight w:val="345" w:hRule="atLeast"/>
+          <w:trHeight w:val="345"/>
         </w:trPr>
         <w:tc>
           <w:tcPr>
@@ -575,7 +531,6 @@
               <w:rPr>
                 <w:rFonts w:ascii="Arial"/>
                 <w:b/>
-                <w:sz w:val="22"/>
               </w:rPr>
             </w:pPr>
             <w:r>
@@ -583,7 +538,6 @@
                 <w:rFonts w:ascii="Arial"/>
                 <w:b/>
                 <w:spacing w:val="-2"/>
-                <w:sz w:val="22"/>
               </w:rPr>
               <w:t>Semana</w:t>
             </w:r>
@@ -601,7 +555,6 @@
               <w:rPr>
                 <w:rFonts w:ascii="Arial"/>
                 <w:b/>
-                <w:sz w:val="22"/>
               </w:rPr>
             </w:pPr>
             <w:r>
@@ -609,7 +562,6 @@
                 <w:rFonts w:ascii="Arial"/>
                 <w:b/>
                 <w:spacing w:val="-2"/>
-                <w:sz w:val="22"/>
               </w:rPr>
               <w:t>Actividad</w:t>
             </w:r>
@@ -629,7 +581,6 @@
               <w:rPr>
                 <w:rFonts w:ascii="Arial"/>
                 <w:b/>
-                <w:sz w:val="22"/>
               </w:rPr>
             </w:pPr>
             <w:r>
@@ -637,7 +588,6 @@
                 <w:rFonts w:ascii="Arial"/>
                 <w:b/>
                 <w:spacing w:val="-2"/>
-                <w:sz w:val="22"/>
               </w:rPr>
               <w:t>Horas</w:t>
             </w:r>
@@ -646,7 +596,7 @@
       </w:tr>
       <w:tr>
         <w:trPr>
-          <w:trHeight w:val="594" w:hRule="atLeast"/>
+          <w:trHeight w:val="594"/>
         </w:trPr>
         <w:tc>
           <w:tcPr>
@@ -657,14 +607,10 @@
               <w:pStyle w:val="TableParagraph"/>
               <w:spacing w:before="43"/>
               <w:ind w:left="6"/>
-              <w:rPr>
-                <w:sz w:val="22"/>
-              </w:rPr>
             </w:pPr>
             <w:r>
               <w:rPr>
                 <w:spacing w:val="-10"/>
-                <w:sz w:val="22"/>
               </w:rPr>
               <w:t>1</w:t>
             </w:r>
@@ -681,14 +627,12 @@
               <w:rPr>
                 <w:rFonts w:ascii="Arial" w:hAnsi="Arial"/>
                 <w:b/>
-                <w:sz w:val="22"/>
-              </w:rPr>
-            </w:pPr>
-            <w:r>
-              <w:rPr>
-                <w:rFonts w:ascii="Arial" w:hAnsi="Arial"/>
-                <w:b/>
-                <w:sz w:val="22"/>
+              </w:rPr>
+            </w:pPr>
+            <w:r>
+              <w:rPr>
+                <w:rFonts w:ascii="Arial" w:hAnsi="Arial"/>
+                <w:b/>
               </w:rPr>
               <w:t>Especificación</w:t>
             </w:r>
@@ -697,15 +641,13 @@
                 <w:rFonts w:ascii="Arial" w:hAnsi="Arial"/>
                 <w:b/>
                 <w:spacing w:val="-9"/>
-                <w:sz w:val="22"/>
-              </w:rPr>
-              <w:t> </w:t>
-            </w:r>
-            <w:r>
-              <w:rPr>
-                <w:rFonts w:ascii="Arial" w:hAnsi="Arial"/>
-                <w:b/>
-                <w:sz w:val="22"/>
+              </w:rPr>
+              <w:t xml:space="preserve"> </w:t>
+            </w:r>
+            <w:r>
+              <w:rPr>
+                <w:rFonts w:ascii="Arial" w:hAnsi="Arial"/>
+                <w:b/>
               </w:rPr>
               <w:t>del</w:t>
             </w:r>
@@ -714,16 +656,14 @@
                 <w:rFonts w:ascii="Arial" w:hAnsi="Arial"/>
                 <w:b/>
                 <w:spacing w:val="-6"/>
-                <w:sz w:val="22"/>
-              </w:rPr>
-              <w:t> </w:t>
+              </w:rPr>
+              <w:t xml:space="preserve"> </w:t>
             </w:r>
             <w:r>
               <w:rPr>
                 <w:rFonts w:ascii="Arial" w:hAnsi="Arial"/>
                 <w:b/>
                 <w:spacing w:val="-2"/>
-                <w:sz w:val="22"/>
               </w:rPr>
               <w:t>proyecto</w:t>
             </w:r>
@@ -732,40 +672,28 @@
             <w:pPr>
               <w:pStyle w:val="TableParagraph"/>
               <w:spacing w:before="2"/>
-              <w:rPr>
-                <w:sz w:val="22"/>
-              </w:rPr>
-            </w:pPr>
-            <w:r>
-              <w:rPr>
-                <w:sz w:val="22"/>
-              </w:rPr>
+            </w:pPr>
+            <w:r>
               <w:t>Definición</w:t>
             </w:r>
             <w:r>
               <w:rPr>
                 <w:spacing w:val="-6"/>
-                <w:sz w:val="22"/>
-              </w:rPr>
-              <w:t> </w:t>
-            </w:r>
-            <w:r>
-              <w:rPr>
-                <w:sz w:val="22"/>
-              </w:rPr>
+              </w:rPr>
+              <w:t xml:space="preserve"> </w:t>
+            </w:r>
+            <w:r>
               <w:t>de</w:t>
             </w:r>
             <w:r>
               <w:rPr>
                 <w:spacing w:val="-6"/>
-                <w:sz w:val="22"/>
-              </w:rPr>
-              <w:t> </w:t>
+              </w:rPr>
+              <w:t xml:space="preserve"> </w:t>
             </w:r>
             <w:r>
               <w:rPr>
                 <w:spacing w:val="-2"/>
-                <w:sz w:val="22"/>
               </w:rPr>
               <w:t>objetivos</w:t>
             </w:r>
@@ -799,7 +727,7 @@
       </w:tr>
       <w:tr>
         <w:trPr>
-          <w:trHeight w:val="597" w:hRule="atLeast"/>
+          <w:trHeight w:val="597"/>
         </w:trPr>
         <w:tc>
           <w:tcPr>
@@ -810,14 +738,10 @@
               <w:pStyle w:val="TableParagraph"/>
               <w:spacing w:before="43"/>
               <w:ind w:left="6"/>
-              <w:rPr>
-                <w:sz w:val="22"/>
-              </w:rPr>
             </w:pPr>
             <w:r>
               <w:rPr>
                 <w:spacing w:val="-10"/>
-                <w:sz w:val="22"/>
               </w:rPr>
               <w:t>2</w:t>
             </w:r>
@@ -834,14 +758,12 @@
               <w:rPr>
                 <w:rFonts w:ascii="Arial" w:hAnsi="Arial"/>
                 <w:b/>
-                <w:sz w:val="22"/>
-              </w:rPr>
-            </w:pPr>
-            <w:r>
-              <w:rPr>
-                <w:rFonts w:ascii="Arial" w:hAnsi="Arial"/>
-                <w:b/>
-                <w:sz w:val="22"/>
+              </w:rPr>
+            </w:pPr>
+            <w:r>
+              <w:rPr>
+                <w:rFonts w:ascii="Arial" w:hAnsi="Arial"/>
+                <w:b/>
               </w:rPr>
               <w:t>Especificación</w:t>
             </w:r>
@@ -850,15 +772,13 @@
                 <w:rFonts w:ascii="Arial" w:hAnsi="Arial"/>
                 <w:b/>
                 <w:spacing w:val="-9"/>
-                <w:sz w:val="22"/>
-              </w:rPr>
-              <w:t> </w:t>
-            </w:r>
-            <w:r>
-              <w:rPr>
-                <w:rFonts w:ascii="Arial" w:hAnsi="Arial"/>
-                <w:b/>
-                <w:sz w:val="22"/>
+              </w:rPr>
+              <w:t xml:space="preserve"> </w:t>
+            </w:r>
+            <w:r>
+              <w:rPr>
+                <w:rFonts w:ascii="Arial" w:hAnsi="Arial"/>
+                <w:b/>
               </w:rPr>
               <w:t>del</w:t>
             </w:r>
@@ -867,16 +787,14 @@
                 <w:rFonts w:ascii="Arial" w:hAnsi="Arial"/>
                 <w:b/>
                 <w:spacing w:val="-6"/>
-                <w:sz w:val="22"/>
-              </w:rPr>
-              <w:t> </w:t>
+              </w:rPr>
+              <w:t xml:space="preserve"> </w:t>
             </w:r>
             <w:r>
               <w:rPr>
                 <w:rFonts w:ascii="Arial" w:hAnsi="Arial"/>
                 <w:b/>
                 <w:spacing w:val="-2"/>
-                <w:sz w:val="22"/>
               </w:rPr>
               <w:t>proyecto</w:t>
             </w:r>
@@ -885,27 +803,19 @@
             <w:pPr>
               <w:pStyle w:val="TableParagraph"/>
               <w:spacing w:before="4"/>
-              <w:rPr>
-                <w:sz w:val="22"/>
-              </w:rPr>
-            </w:pPr>
-            <w:r>
-              <w:rPr>
-                <w:sz w:val="22"/>
-              </w:rPr>
+            </w:pPr>
+            <w:r>
               <w:t>Estudio</w:t>
             </w:r>
             <w:r>
               <w:rPr>
                 <w:spacing w:val="-5"/>
-                <w:sz w:val="22"/>
-              </w:rPr>
-              <w:t> </w:t>
+              </w:rPr>
+              <w:t xml:space="preserve"> </w:t>
             </w:r>
             <w:r>
               <w:rPr>
                 <w:spacing w:val="-2"/>
-                <w:sz w:val="22"/>
               </w:rPr>
               <w:t>sistema</w:t>
             </w:r>
@@ -939,7 +849,7 @@
       </w:tr>
       <w:tr>
         <w:trPr>
-          <w:trHeight w:val="2366" w:hRule="atLeast"/>
+          <w:trHeight w:val="2366"/>
         </w:trPr>
         <w:tc>
           <w:tcPr>
@@ -950,14 +860,10 @@
               <w:pStyle w:val="TableParagraph"/>
               <w:spacing w:before="43"/>
               <w:ind w:left="6"/>
-              <w:rPr>
-                <w:sz w:val="22"/>
-              </w:rPr>
             </w:pPr>
             <w:r>
               <w:rPr>
                 <w:spacing w:val="-10"/>
-                <w:sz w:val="22"/>
               </w:rPr>
               <w:t>3</w:t>
             </w:r>
@@ -974,14 +880,12 @@
               <w:rPr>
                 <w:rFonts w:ascii="Arial" w:hAnsi="Arial"/>
                 <w:b/>
-                <w:sz w:val="22"/>
-              </w:rPr>
-            </w:pPr>
-            <w:r>
-              <w:rPr>
-                <w:rFonts w:ascii="Arial" w:hAnsi="Arial"/>
-                <w:b/>
-                <w:sz w:val="22"/>
+              </w:rPr>
+            </w:pPr>
+            <w:r>
+              <w:rPr>
+                <w:rFonts w:ascii="Arial" w:hAnsi="Arial"/>
+                <w:b/>
               </w:rPr>
               <w:t>Diseño</w:t>
             </w:r>
@@ -990,15 +894,13 @@
                 <w:rFonts w:ascii="Arial" w:hAnsi="Arial"/>
                 <w:b/>
                 <w:spacing w:val="-5"/>
-                <w:sz w:val="22"/>
-              </w:rPr>
-              <w:t> </w:t>
-            </w:r>
-            <w:r>
-              <w:rPr>
-                <w:rFonts w:ascii="Arial" w:hAnsi="Arial"/>
-                <w:b/>
-                <w:sz w:val="22"/>
+              </w:rPr>
+              <w:t xml:space="preserve"> </w:t>
+            </w:r>
+            <w:r>
+              <w:rPr>
+                <w:rFonts w:ascii="Arial" w:hAnsi="Arial"/>
+                <w:b/>
               </w:rPr>
               <w:t>electrónico</w:t>
             </w:r>
@@ -1007,15 +909,13 @@
                 <w:rFonts w:ascii="Arial" w:hAnsi="Arial"/>
                 <w:b/>
                 <w:spacing w:val="-5"/>
-                <w:sz w:val="22"/>
-              </w:rPr>
-              <w:t> </w:t>
-            </w:r>
-            <w:r>
-              <w:rPr>
-                <w:rFonts w:ascii="Arial" w:hAnsi="Arial"/>
-                <w:b/>
-                <w:sz w:val="22"/>
+              </w:rPr>
+              <w:t xml:space="preserve"> </w:t>
+            </w:r>
+            <w:r>
+              <w:rPr>
+                <w:rFonts w:ascii="Arial" w:hAnsi="Arial"/>
+                <w:b/>
               </w:rPr>
               <w:t>y</w:t>
             </w:r>
@@ -1024,15 +924,13 @@
                 <w:rFonts w:ascii="Arial" w:hAnsi="Arial"/>
                 <w:b/>
                 <w:spacing w:val="-9"/>
-                <w:sz w:val="22"/>
-              </w:rPr>
-              <w:t> </w:t>
-            </w:r>
-            <w:r>
-              <w:rPr>
-                <w:rFonts w:ascii="Arial" w:hAnsi="Arial"/>
-                <w:b/>
-                <w:sz w:val="22"/>
+              </w:rPr>
+              <w:t xml:space="preserve"> </w:t>
+            </w:r>
+            <w:r>
+              <w:rPr>
+                <w:rFonts w:ascii="Arial" w:hAnsi="Arial"/>
+                <w:b/>
               </w:rPr>
               <w:t>captura</w:t>
             </w:r>
@@ -1041,9 +939,8 @@
                 <w:rFonts w:ascii="Arial" w:hAnsi="Arial"/>
                 <w:b/>
                 <w:spacing w:val="-2"/>
-                <w:sz w:val="22"/>
-              </w:rPr>
-              <w:t> esquemática</w:t>
+              </w:rPr>
+              <w:t xml:space="preserve"> esquemática</w:t>
             </w:r>
           </w:p>
           <w:p>
@@ -1051,53 +948,35 @@
               <w:pStyle w:val="TableParagraph"/>
               <w:spacing w:before="2"/>
               <w:ind w:right="2793"/>
-              <w:rPr>
-                <w:sz w:val="22"/>
-              </w:rPr>
-            </w:pPr>
-            <w:r>
-              <w:rPr>
-                <w:sz w:val="22"/>
-              </w:rPr>
+            </w:pPr>
+            <w:r>
               <w:t>Búsqueda de componentes Posicionado componentes Creación</w:t>
             </w:r>
             <w:r>
               <w:rPr>
                 <w:spacing w:val="-12"/>
-                <w:sz w:val="22"/>
-              </w:rPr>
-              <w:t> </w:t>
-            </w:r>
-            <w:r>
-              <w:rPr>
-                <w:sz w:val="22"/>
-              </w:rPr>
+              </w:rPr>
+              <w:t xml:space="preserve"> </w:t>
+            </w:r>
+            <w:r>
               <w:t>de</w:t>
             </w:r>
             <w:r>
               <w:rPr>
                 <w:spacing w:val="-12"/>
-                <w:sz w:val="22"/>
-              </w:rPr>
-              <w:t> </w:t>
-            </w:r>
-            <w:r>
-              <w:rPr>
-                <w:sz w:val="22"/>
-              </w:rPr>
+              </w:rPr>
+              <w:t xml:space="preserve"> </w:t>
+            </w:r>
+            <w:r>
               <w:t>nuevos</w:t>
             </w:r>
             <w:r>
               <w:rPr>
                 <w:spacing w:val="-12"/>
-                <w:sz w:val="22"/>
-              </w:rPr>
-              <w:t> </w:t>
-            </w:r>
-            <w:r>
-              <w:rPr>
-                <w:sz w:val="22"/>
-              </w:rPr>
+              </w:rPr>
+              <w:t xml:space="preserve"> </w:t>
+            </w:r>
+            <w:r>
               <w:t>componentes</w:t>
             </w:r>
           </w:p>
@@ -1105,66 +984,44 @@
             <w:pPr>
               <w:pStyle w:val="TableParagraph"/>
               <w:ind w:right="1337"/>
-              <w:rPr>
-                <w:sz w:val="22"/>
-              </w:rPr>
-            </w:pPr>
-            <w:r>
-              <w:rPr>
-                <w:sz w:val="22"/>
-              </w:rPr>
+            </w:pPr>
+            <w:r>
               <w:t>Documentación</w:t>
             </w:r>
             <w:r>
               <w:rPr>
                 <w:spacing w:val="-11"/>
-                <w:sz w:val="22"/>
-              </w:rPr>
-              <w:t> </w:t>
-            </w:r>
-            <w:r>
-              <w:rPr>
-                <w:sz w:val="22"/>
-              </w:rPr>
+              </w:rPr>
+              <w:t xml:space="preserve"> </w:t>
+            </w:r>
+            <w:r>
               <w:t>esquemático.</w:t>
             </w:r>
             <w:r>
               <w:rPr>
                 <w:spacing w:val="-7"/>
-                <w:sz w:val="22"/>
-              </w:rPr>
-              <w:t> </w:t>
-            </w:r>
-            <w:r>
-              <w:rPr>
-                <w:sz w:val="22"/>
-              </w:rPr>
+              </w:rPr>
+              <w:t xml:space="preserve"> </w:t>
+            </w:r>
+            <w:r>
               <w:t>Control</w:t>
             </w:r>
             <w:r>
               <w:rPr>
                 <w:spacing w:val="-10"/>
-                <w:sz w:val="22"/>
-              </w:rPr>
-              <w:t> </w:t>
-            </w:r>
-            <w:r>
-              <w:rPr>
-                <w:sz w:val="22"/>
-              </w:rPr>
+              </w:rPr>
+              <w:t xml:space="preserve"> </w:t>
+            </w:r>
+            <w:r>
               <w:t>de</w:t>
             </w:r>
             <w:r>
               <w:rPr>
                 <w:spacing w:val="-11"/>
-                <w:sz w:val="22"/>
-              </w:rPr>
-              <w:t> </w:t>
-            </w:r>
-            <w:r>
-              <w:rPr>
-                <w:sz w:val="22"/>
-              </w:rPr>
+              </w:rPr>
+              <w:t xml:space="preserve"> </w:t>
+            </w:r>
+            <w:r>
               <w:t>cambios Análisis consumo eléctrico</w:t>
             </w:r>
           </w:p>
@@ -1172,132 +1029,90 @@
             <w:pPr>
               <w:pStyle w:val="TableParagraph"/>
               <w:ind w:right="2793"/>
-              <w:rPr>
-                <w:sz w:val="22"/>
-              </w:rPr>
-            </w:pPr>
-            <w:r>
-              <w:rPr>
-                <w:sz w:val="22"/>
-              </w:rPr>
+            </w:pPr>
+            <w:r>
               <w:t>Análisis</w:t>
             </w:r>
             <w:r>
               <w:rPr>
                 <w:spacing w:val="-12"/>
-                <w:sz w:val="22"/>
-              </w:rPr>
-              <w:t> </w:t>
-            </w:r>
-            <w:r>
-              <w:rPr>
-                <w:sz w:val="22"/>
-              </w:rPr>
+              </w:rPr>
+              <w:t xml:space="preserve"> </w:t>
+            </w:r>
+            <w:r>
               <w:t>disipación</w:t>
             </w:r>
             <w:r>
               <w:rPr>
                 <w:spacing w:val="-13"/>
-                <w:sz w:val="22"/>
-              </w:rPr>
-              <w:t> </w:t>
-            </w:r>
-            <w:r>
-              <w:rPr>
-                <w:sz w:val="22"/>
-              </w:rPr>
+              </w:rPr>
+              <w:t xml:space="preserve"> </w:t>
+            </w:r>
+            <w:r>
               <w:t>de</w:t>
             </w:r>
             <w:r>
               <w:rPr>
                 <w:spacing w:val="-13"/>
-                <w:sz w:val="22"/>
-              </w:rPr>
-              <w:t> </w:t>
-            </w:r>
-            <w:r>
-              <w:rPr>
-                <w:sz w:val="22"/>
-              </w:rPr>
+              </w:rPr>
+              <w:t xml:space="preserve"> </w:t>
+            </w:r>
+            <w:r>
               <w:t>potencia Rutado de conexiones</w:t>
             </w:r>
           </w:p>
           <w:p>
             <w:pPr>
               <w:pStyle w:val="TableParagraph"/>
-              <w:rPr>
-                <w:sz w:val="22"/>
-              </w:rPr>
-            </w:pPr>
-            <w:r>
-              <w:rPr>
-                <w:sz w:val="22"/>
-              </w:rPr>
+            </w:pPr>
+            <w:r>
               <w:t>Generación</w:t>
             </w:r>
             <w:r>
               <w:rPr>
                 <w:spacing w:val="-7"/>
-                <w:sz w:val="22"/>
-              </w:rPr>
-              <w:t> </w:t>
-            </w:r>
-            <w:r>
-              <w:rPr>
-                <w:sz w:val="22"/>
-              </w:rPr>
+              </w:rPr>
+              <w:t xml:space="preserve"> </w:t>
+            </w:r>
+            <w:r>
               <w:t>de</w:t>
             </w:r>
             <w:r>
               <w:rPr>
                 <w:spacing w:val="-6"/>
-                <w:sz w:val="22"/>
-              </w:rPr>
-              <w:t> </w:t>
-            </w:r>
-            <w:r>
-              <w:rPr>
-                <w:sz w:val="22"/>
-              </w:rPr>
+              </w:rPr>
+              <w:t xml:space="preserve"> </w:t>
+            </w:r>
+            <w:r>
               <w:t>listado</w:t>
             </w:r>
             <w:r>
               <w:rPr>
                 <w:spacing w:val="-6"/>
-                <w:sz w:val="22"/>
-              </w:rPr>
-              <w:t> </w:t>
-            </w:r>
-            <w:r>
-              <w:rPr>
-                <w:sz w:val="22"/>
-              </w:rPr>
+              </w:rPr>
+              <w:t xml:space="preserve"> </w:t>
+            </w:r>
+            <w:r>
               <w:t>de</w:t>
             </w:r>
             <w:r>
               <w:rPr>
                 <w:spacing w:val="-7"/>
-                <w:sz w:val="22"/>
-              </w:rPr>
-              <w:t> </w:t>
-            </w:r>
-            <w:r>
-              <w:rPr>
-                <w:sz w:val="22"/>
-              </w:rPr>
+              </w:rPr>
+              <w:t xml:space="preserve"> </w:t>
+            </w:r>
+            <w:r>
               <w:t>materiales</w:t>
             </w:r>
             <w:r>
               <w:rPr>
                 <w:spacing w:val="-6"/>
-                <w:sz w:val="22"/>
-              </w:rPr>
-              <w:t> </w:t>
+              </w:rPr>
+              <w:t xml:space="preserve"> </w:t>
             </w:r>
             <w:r>
               <w:rPr>
                 <w:spacing w:val="-4"/>
-                <w:sz w:val="22"/>
               </w:rPr>
               <w:t>(BOM)</w:t>
             </w:r>
@@ -1331,7 +1146,7 @@
       </w:tr>
       <w:tr>
         <w:trPr>
-          <w:trHeight w:val="2368" w:hRule="atLeast"/>
+          <w:trHeight w:val="2368"/>
         </w:trPr>
         <w:tc>
           <w:tcPr>
@@ -1342,14 +1157,10 @@
               <w:pStyle w:val="TableParagraph"/>
               <w:spacing w:before="43"/>
               <w:ind w:left="6"/>
-              <w:rPr>
-                <w:sz w:val="22"/>
-              </w:rPr>
             </w:pPr>
             <w:r>
               <w:rPr>
                 <w:spacing w:val="-10"/>
-                <w:sz w:val="22"/>
               </w:rPr>
               <w:t>4</w:t>
             </w:r>
@@ -1366,14 +1177,12 @@
               <w:rPr>
                 <w:rFonts w:ascii="Arial" w:hAnsi="Arial"/>
                 <w:b/>
-                <w:sz w:val="22"/>
-              </w:rPr>
-            </w:pPr>
-            <w:r>
-              <w:rPr>
-                <w:rFonts w:ascii="Arial" w:hAnsi="Arial"/>
-                <w:b/>
-                <w:sz w:val="22"/>
+              </w:rPr>
+            </w:pPr>
+            <w:r>
+              <w:rPr>
+                <w:rFonts w:ascii="Arial" w:hAnsi="Arial"/>
+                <w:b/>
               </w:rPr>
               <w:t>Diseño</w:t>
             </w:r>
@@ -1382,15 +1191,13 @@
                 <w:rFonts w:ascii="Arial" w:hAnsi="Arial"/>
                 <w:b/>
                 <w:spacing w:val="-5"/>
-                <w:sz w:val="22"/>
-              </w:rPr>
-              <w:t> </w:t>
-            </w:r>
-            <w:r>
-              <w:rPr>
-                <w:rFonts w:ascii="Arial" w:hAnsi="Arial"/>
-                <w:b/>
-                <w:sz w:val="22"/>
+              </w:rPr>
+              <w:t xml:space="preserve"> </w:t>
+            </w:r>
+            <w:r>
+              <w:rPr>
+                <w:rFonts w:ascii="Arial" w:hAnsi="Arial"/>
+                <w:b/>
               </w:rPr>
               <w:t>electrónico</w:t>
             </w:r>
@@ -1399,15 +1206,13 @@
                 <w:rFonts w:ascii="Arial" w:hAnsi="Arial"/>
                 <w:b/>
                 <w:spacing w:val="-5"/>
-                <w:sz w:val="22"/>
-              </w:rPr>
-              <w:t> </w:t>
-            </w:r>
-            <w:r>
-              <w:rPr>
-                <w:rFonts w:ascii="Arial" w:hAnsi="Arial"/>
-                <w:b/>
-                <w:sz w:val="22"/>
+              </w:rPr>
+              <w:t xml:space="preserve"> </w:t>
+            </w:r>
+            <w:r>
+              <w:rPr>
+                <w:rFonts w:ascii="Arial" w:hAnsi="Arial"/>
+                <w:b/>
               </w:rPr>
               <w:t>y</w:t>
             </w:r>
@@ -1416,15 +1221,13 @@
                 <w:rFonts w:ascii="Arial" w:hAnsi="Arial"/>
                 <w:b/>
                 <w:spacing w:val="-9"/>
-                <w:sz w:val="22"/>
-              </w:rPr>
-              <w:t> </w:t>
-            </w:r>
-            <w:r>
-              <w:rPr>
-                <w:rFonts w:ascii="Arial" w:hAnsi="Arial"/>
-                <w:b/>
-                <w:sz w:val="22"/>
+              </w:rPr>
+              <w:t xml:space="preserve"> </w:t>
+            </w:r>
+            <w:r>
+              <w:rPr>
+                <w:rFonts w:ascii="Arial" w:hAnsi="Arial"/>
+                <w:b/>
               </w:rPr>
               <w:t>captura</w:t>
             </w:r>
@@ -1433,16 +1236,14 @@
                 <w:rFonts w:ascii="Arial" w:hAnsi="Arial"/>
                 <w:b/>
                 <w:spacing w:val="-3"/>
-                <w:sz w:val="22"/>
-              </w:rPr>
-              <w:t> </w:t>
+              </w:rPr>
+              <w:t xml:space="preserve"> </w:t>
             </w:r>
             <w:r>
               <w:rPr>
                 <w:rFonts w:ascii="Arial" w:hAnsi="Arial"/>
                 <w:b/>
                 <w:spacing w:val="-2"/>
-                <w:sz w:val="22"/>
               </w:rPr>
               <w:t>esquemática</w:t>
             </w:r>
@@ -1452,53 +1253,35 @@
               <w:pStyle w:val="TableParagraph"/>
               <w:spacing w:before="4"/>
               <w:ind w:right="2793"/>
-              <w:rPr>
-                <w:sz w:val="22"/>
-              </w:rPr>
-            </w:pPr>
-            <w:r>
-              <w:rPr>
-                <w:sz w:val="22"/>
-              </w:rPr>
+            </w:pPr>
+            <w:r>
               <w:t>Búsqueda de componentes Posicionado componentes Creación</w:t>
             </w:r>
             <w:r>
               <w:rPr>
                 <w:spacing w:val="-12"/>
-                <w:sz w:val="22"/>
-              </w:rPr>
-              <w:t> </w:t>
-            </w:r>
-            <w:r>
-              <w:rPr>
-                <w:sz w:val="22"/>
-              </w:rPr>
+              </w:rPr>
+              <w:t xml:space="preserve"> </w:t>
+            </w:r>
+            <w:r>
               <w:t>de</w:t>
             </w:r>
             <w:r>
               <w:rPr>
                 <w:spacing w:val="-12"/>
-                <w:sz w:val="22"/>
-              </w:rPr>
-              <w:t> </w:t>
-            </w:r>
-            <w:r>
-              <w:rPr>
-                <w:sz w:val="22"/>
-              </w:rPr>
+              </w:rPr>
+              <w:t xml:space="preserve"> </w:t>
+            </w:r>
+            <w:r>
               <w:t>nuevos</w:t>
             </w:r>
             <w:r>
               <w:rPr>
                 <w:spacing w:val="-12"/>
-                <w:sz w:val="22"/>
-              </w:rPr>
-              <w:t> </w:t>
-            </w:r>
-            <w:r>
-              <w:rPr>
-                <w:sz w:val="22"/>
-              </w:rPr>
+              </w:rPr>
+              <w:t xml:space="preserve"> </w:t>
+            </w:r>
+            <w:r>
               <w:t>componentes</w:t>
             </w:r>
           </w:p>
@@ -1506,66 +1289,44 @@
             <w:pPr>
               <w:pStyle w:val="TableParagraph"/>
               <w:ind w:right="1337"/>
-              <w:rPr>
-                <w:sz w:val="22"/>
-              </w:rPr>
-            </w:pPr>
-            <w:r>
-              <w:rPr>
-                <w:sz w:val="22"/>
-              </w:rPr>
+            </w:pPr>
+            <w:r>
               <w:t>Documentación</w:t>
             </w:r>
             <w:r>
               <w:rPr>
                 <w:spacing w:val="-11"/>
-                <w:sz w:val="22"/>
-              </w:rPr>
-              <w:t> </w:t>
-            </w:r>
-            <w:r>
-              <w:rPr>
-                <w:sz w:val="22"/>
-              </w:rPr>
+              </w:rPr>
+              <w:t xml:space="preserve"> </w:t>
+            </w:r>
+            <w:r>
               <w:t>esquemático.</w:t>
             </w:r>
             <w:r>
               <w:rPr>
                 <w:spacing w:val="-7"/>
-                <w:sz w:val="22"/>
-              </w:rPr>
-              <w:t> </w:t>
-            </w:r>
-            <w:r>
-              <w:rPr>
-                <w:sz w:val="22"/>
-              </w:rPr>
+              </w:rPr>
+              <w:t xml:space="preserve"> </w:t>
+            </w:r>
+            <w:r>
               <w:t>Control</w:t>
             </w:r>
             <w:r>
               <w:rPr>
                 <w:spacing w:val="-10"/>
-                <w:sz w:val="22"/>
-              </w:rPr>
-              <w:t> </w:t>
-            </w:r>
-            <w:r>
-              <w:rPr>
-                <w:sz w:val="22"/>
-              </w:rPr>
+              </w:rPr>
+              <w:t xml:space="preserve"> </w:t>
+            </w:r>
+            <w:r>
               <w:t>de</w:t>
             </w:r>
             <w:r>
               <w:rPr>
                 <w:spacing w:val="-11"/>
-                <w:sz w:val="22"/>
-              </w:rPr>
-              <w:t> </w:t>
-            </w:r>
-            <w:r>
-              <w:rPr>
-                <w:sz w:val="22"/>
-              </w:rPr>
+              </w:rPr>
+              <w:t xml:space="preserve"> </w:t>
+            </w:r>
+            <w:r>
               <w:t>cambios Análisis consumo eléctrico</w:t>
             </w:r>
           </w:p>
@@ -1573,53 +1334,35 @@
             <w:pPr>
               <w:pStyle w:val="TableParagraph"/>
               <w:ind w:right="2793"/>
-              <w:rPr>
-                <w:sz w:val="22"/>
-              </w:rPr>
-            </w:pPr>
-            <w:r>
-              <w:rPr>
-                <w:sz w:val="22"/>
-              </w:rPr>
+            </w:pPr>
+            <w:r>
               <w:t>Análisis</w:t>
             </w:r>
             <w:r>
               <w:rPr>
                 <w:spacing w:val="-12"/>
-                <w:sz w:val="22"/>
-              </w:rPr>
-              <w:t> </w:t>
-            </w:r>
-            <w:r>
-              <w:rPr>
-                <w:sz w:val="22"/>
-              </w:rPr>
+              </w:rPr>
+              <w:t xml:space="preserve"> </w:t>
+            </w:r>
+            <w:r>
               <w:t>disipación</w:t>
             </w:r>
             <w:r>
               <w:rPr>
                 <w:spacing w:val="-13"/>
-                <w:sz w:val="22"/>
-              </w:rPr>
-              <w:t> </w:t>
-            </w:r>
-            <w:r>
-              <w:rPr>
-                <w:sz w:val="22"/>
-              </w:rPr>
+              </w:rPr>
+              <w:t xml:space="preserve"> </w:t>
+            </w:r>
+            <w:r>
               <w:t>de</w:t>
             </w:r>
             <w:r>
               <w:rPr>
                 <w:spacing w:val="-12"/>
-                <w:sz w:val="22"/>
-              </w:rPr>
-              <w:t> </w:t>
-            </w:r>
-            <w:r>
-              <w:rPr>
-                <w:sz w:val="22"/>
-              </w:rPr>
+              </w:rPr>
+              <w:t xml:space="preserve"> </w:t>
+            </w:r>
+            <w:r>
               <w:t>potencia Rutado de conexiones</w:t>
             </w:r>
           </w:p>
@@ -1627,79 +1370,55 @@
             <w:pPr>
               <w:pStyle w:val="TableParagraph"/>
               <w:spacing w:line="251" w:lineRule="exact"/>
-              <w:rPr>
-                <w:sz w:val="22"/>
-              </w:rPr>
-            </w:pPr>
-            <w:r>
-              <w:rPr>
-                <w:sz w:val="22"/>
-              </w:rPr>
+            </w:pPr>
+            <w:r>
               <w:t>Generación</w:t>
             </w:r>
             <w:r>
               <w:rPr>
                 <w:spacing w:val="-7"/>
-                <w:sz w:val="22"/>
-              </w:rPr>
-              <w:t> </w:t>
-            </w:r>
-            <w:r>
-              <w:rPr>
-                <w:sz w:val="22"/>
-              </w:rPr>
+              </w:rPr>
+              <w:t xml:space="preserve"> </w:t>
+            </w:r>
+            <w:r>
               <w:t>de</w:t>
             </w:r>
             <w:r>
               <w:rPr>
                 <w:spacing w:val="-6"/>
-                <w:sz w:val="22"/>
-              </w:rPr>
-              <w:t> </w:t>
-            </w:r>
-            <w:r>
-              <w:rPr>
-                <w:sz w:val="22"/>
-              </w:rPr>
+              </w:rPr>
+              <w:t xml:space="preserve"> </w:t>
+            </w:r>
+            <w:r>
               <w:t>listado</w:t>
             </w:r>
             <w:r>
               <w:rPr>
                 <w:spacing w:val="-7"/>
-                <w:sz w:val="22"/>
-              </w:rPr>
-              <w:t> </w:t>
-            </w:r>
-            <w:r>
-              <w:rPr>
-                <w:sz w:val="22"/>
-              </w:rPr>
+              </w:rPr>
+              <w:t xml:space="preserve"> </w:t>
+            </w:r>
+            <w:r>
               <w:t>de</w:t>
             </w:r>
             <w:r>
               <w:rPr>
                 <w:spacing w:val="-7"/>
-                <w:sz w:val="22"/>
-              </w:rPr>
-              <w:t> </w:t>
-            </w:r>
-            <w:r>
-              <w:rPr>
-                <w:sz w:val="22"/>
-              </w:rPr>
+              </w:rPr>
+              <w:t xml:space="preserve"> </w:t>
+            </w:r>
+            <w:r>
               <w:t>materiales</w:t>
             </w:r>
             <w:r>
               <w:rPr>
                 <w:spacing w:val="-6"/>
-                <w:sz w:val="22"/>
-              </w:rPr>
-              <w:t> </w:t>
+              </w:rPr>
+              <w:t xml:space="preserve"> </w:t>
             </w:r>
             <w:r>
               <w:rPr>
                 <w:spacing w:val="-4"/>
-                <w:sz w:val="22"/>
               </w:rPr>
               <w:t>(BOM)</w:t>
             </w:r>
@@ -1715,7 +1434,6 @@
               <w:ind w:left="0"/>
               <w:rPr>
                 <w:rFonts w:ascii="Times New Roman"/>
-                <w:sz w:val="22"/>
               </w:rPr>
             </w:pPr>
           </w:p>
@@ -1723,7 +1441,7 @@
       </w:tr>
       <w:tr>
         <w:trPr>
-          <w:trHeight w:val="2618" w:hRule="atLeast"/>
+          <w:trHeight w:val="2618"/>
         </w:trPr>
         <w:tc>
           <w:tcPr>
@@ -1734,14 +1452,10 @@
               <w:pStyle w:val="TableParagraph"/>
               <w:spacing w:before="43"/>
               <w:ind w:left="6"/>
-              <w:rPr>
-                <w:sz w:val="22"/>
-              </w:rPr>
             </w:pPr>
             <w:r>
               <w:rPr>
                 <w:spacing w:val="-10"/>
-                <w:sz w:val="22"/>
               </w:rPr>
               <w:t>5</w:t>
             </w:r>
@@ -1756,87 +1470,60 @@
               <w:pStyle w:val="TableParagraph"/>
               <w:spacing w:before="40"/>
               <w:ind w:right="1337"/>
-              <w:rPr>
-                <w:sz w:val="22"/>
-              </w:rPr>
-            </w:pPr>
-            <w:r>
-              <w:rPr>
-                <w:rFonts w:ascii="Arial" w:hAnsi="Arial"/>
-                <w:b/>
-                <w:sz w:val="22"/>
-              </w:rPr>
-              <w:t>Diseño de la placa de circuito impreso </w:t>
-            </w:r>
-            <w:r>
-              <w:rPr>
-                <w:sz w:val="22"/>
-              </w:rPr>
+            </w:pPr>
+            <w:r>
+              <w:rPr>
+                <w:rFonts w:ascii="Arial" w:hAnsi="Arial"/>
+                <w:b/>
+              </w:rPr>
+              <w:t xml:space="preserve">Diseño de la placa de circuito impreso </w:t>
+            </w:r>
+            <w:r>
               <w:t>Creación</w:t>
             </w:r>
             <w:r>
               <w:rPr>
                 <w:spacing w:val="-8"/>
-                <w:sz w:val="22"/>
-              </w:rPr>
-              <w:t> </w:t>
-            </w:r>
-            <w:r>
-              <w:rPr>
-                <w:sz w:val="22"/>
-              </w:rPr>
+              </w:rPr>
+              <w:t xml:space="preserve"> </w:t>
+            </w:r>
+            <w:r>
               <w:t>de</w:t>
             </w:r>
             <w:r>
               <w:rPr>
                 <w:spacing w:val="-8"/>
-                <w:sz w:val="22"/>
-              </w:rPr>
-              <w:t> </w:t>
-            </w:r>
-            <w:r>
-              <w:rPr>
-                <w:sz w:val="22"/>
-              </w:rPr>
+              </w:rPr>
+              <w:t xml:space="preserve"> </w:t>
+            </w:r>
+            <w:r>
               <w:t>huellas</w:t>
             </w:r>
             <w:r>
               <w:rPr>
                 <w:spacing w:val="-8"/>
-                <w:sz w:val="22"/>
-              </w:rPr>
-              <w:t> </w:t>
-            </w:r>
-            <w:r>
-              <w:rPr>
-                <w:sz w:val="22"/>
-              </w:rPr>
+              </w:rPr>
+              <w:t xml:space="preserve"> </w:t>
+            </w:r>
+            <w:r>
               <w:t>de</w:t>
             </w:r>
             <w:r>
               <w:rPr>
                 <w:spacing w:val="-9"/>
-                <w:sz w:val="22"/>
-              </w:rPr>
-              <w:t> </w:t>
-            </w:r>
-            <w:r>
-              <w:rPr>
-                <w:sz w:val="22"/>
-              </w:rPr>
+              </w:rPr>
+              <w:t xml:space="preserve"> </w:t>
+            </w:r>
+            <w:r>
               <w:t>nuevos</w:t>
             </w:r>
             <w:r>
               <w:rPr>
                 <w:spacing w:val="-8"/>
-                <w:sz w:val="22"/>
-              </w:rPr>
-              <w:t> </w:t>
-            </w:r>
-            <w:r>
-              <w:rPr>
-                <w:sz w:val="22"/>
-              </w:rPr>
+              </w:rPr>
+              <w:t xml:space="preserve"> </w:t>
+            </w:r>
+            <w:r>
               <w:t>componentes Posicionado de componentes</w:t>
             </w:r>
           </w:p>
@@ -1845,92 +1532,62 @@
               <w:pStyle w:val="TableParagraph"/>
               <w:spacing w:before="2"/>
               <w:ind w:right="1398"/>
-              <w:rPr>
-                <w:sz w:val="22"/>
-              </w:rPr>
-            </w:pPr>
-            <w:r>
-              <w:rPr>
-                <w:sz w:val="22"/>
-              </w:rPr>
+            </w:pPr>
+            <w:r>
               <w:t>Definición</w:t>
             </w:r>
             <w:r>
               <w:rPr>
                 <w:spacing w:val="-6"/>
-                <w:sz w:val="22"/>
-              </w:rPr>
-              <w:t> </w:t>
-            </w:r>
-            <w:r>
-              <w:rPr>
-                <w:sz w:val="22"/>
-              </w:rPr>
+              </w:rPr>
+              <w:t xml:space="preserve"> </w:t>
+            </w:r>
+            <w:r>
               <w:t>de</w:t>
             </w:r>
             <w:r>
               <w:rPr>
                 <w:spacing w:val="-7"/>
-                <w:sz w:val="22"/>
-              </w:rPr>
-              <w:t> </w:t>
-            </w:r>
-            <w:r>
-              <w:rPr>
-                <w:sz w:val="22"/>
-              </w:rPr>
+              </w:rPr>
+              <w:t xml:space="preserve"> </w:t>
+            </w:r>
+            <w:r>
               <w:t>borde</w:t>
             </w:r>
             <w:r>
               <w:rPr>
                 <w:spacing w:val="-7"/>
-                <w:sz w:val="22"/>
-              </w:rPr>
-              <w:t> </w:t>
-            </w:r>
-            <w:r>
-              <w:rPr>
-                <w:sz w:val="22"/>
-              </w:rPr>
+              </w:rPr>
+              <w:t xml:space="preserve"> </w:t>
+            </w:r>
+            <w:r>
               <w:t>y</w:t>
             </w:r>
             <w:r>
               <w:rPr>
                 <w:spacing w:val="-7"/>
-                <w:sz w:val="22"/>
-              </w:rPr>
-              <w:t> </w:t>
-            </w:r>
-            <w:r>
-              <w:rPr>
-                <w:sz w:val="22"/>
-              </w:rPr>
+              </w:rPr>
+              <w:t xml:space="preserve"> </w:t>
+            </w:r>
+            <w:r>
               <w:t>zonas</w:t>
             </w:r>
             <w:r>
               <w:rPr>
                 <w:spacing w:val="-5"/>
-                <w:sz w:val="22"/>
-              </w:rPr>
-              <w:t> </w:t>
-            </w:r>
-            <w:r>
-              <w:rPr>
-                <w:sz w:val="22"/>
-              </w:rPr>
+              </w:rPr>
+              <w:t xml:space="preserve"> </w:t>
+            </w:r>
+            <w:r>
               <w:t>de</w:t>
             </w:r>
             <w:r>
               <w:rPr>
                 <w:spacing w:val="-6"/>
-                <w:sz w:val="22"/>
-              </w:rPr>
-              <w:t> </w:t>
-            </w:r>
-            <w:r>
-              <w:rPr>
-                <w:sz w:val="22"/>
-              </w:rPr>
+              </w:rPr>
+              <w:t xml:space="preserve"> </w:t>
+            </w:r>
+            <w:r>
               <w:t>conectores Rutado de conexiones</w:t>
             </w:r>
           </w:p>
@@ -1939,53 +1596,35 @@
               <w:pStyle w:val="TableParagraph"/>
               <w:spacing w:before="1"/>
               <w:ind w:right="2793"/>
-              <w:rPr>
-                <w:sz w:val="22"/>
-              </w:rPr>
-            </w:pPr>
-            <w:r>
-              <w:rPr>
-                <w:sz w:val="22"/>
-              </w:rPr>
+            </w:pPr>
+            <w:r>
               <w:t>Planos</w:t>
             </w:r>
             <w:r>
               <w:rPr>
                 <w:spacing w:val="-13"/>
-                <w:sz w:val="22"/>
-              </w:rPr>
-              <w:t> </w:t>
-            </w:r>
-            <w:r>
-              <w:rPr>
-                <w:sz w:val="22"/>
-              </w:rPr>
+              </w:rPr>
+              <w:t xml:space="preserve"> </w:t>
+            </w:r>
+            <w:r>
               <w:t>de</w:t>
             </w:r>
             <w:r>
               <w:rPr>
                 <w:spacing w:val="-13"/>
-                <w:sz w:val="22"/>
-              </w:rPr>
-              <w:t> </w:t>
-            </w:r>
-            <w:r>
-              <w:rPr>
-                <w:sz w:val="22"/>
-              </w:rPr>
+              </w:rPr>
+              <w:t xml:space="preserve"> </w:t>
+            </w:r>
+            <w:r>
               <w:t>disipación</w:t>
             </w:r>
             <w:r>
               <w:rPr>
                 <w:spacing w:val="-13"/>
-                <w:sz w:val="22"/>
-              </w:rPr>
-              <w:t> </w:t>
-            </w:r>
-            <w:r>
-              <w:rPr>
-                <w:sz w:val="22"/>
-              </w:rPr>
+              </w:rPr>
+              <w:t xml:space="preserve"> </w:t>
+            </w:r>
+            <w:r>
               <w:t>térmica Planos de masa y otros</w:t>
             </w:r>
           </w:p>
@@ -1993,92 +1632,62 @@
             <w:pPr>
               <w:pStyle w:val="TableParagraph"/>
               <w:ind w:right="1006"/>
-              <w:rPr>
-                <w:sz w:val="22"/>
-              </w:rPr>
-            </w:pPr>
-            <w:r>
-              <w:rPr>
-                <w:sz w:val="22"/>
-              </w:rPr>
+            </w:pPr>
+            <w:r>
               <w:t>Documentación: serigrafía. Control de cambios Documentación: acotaciones geométricas Generación</w:t>
             </w:r>
             <w:r>
               <w:rPr>
                 <w:spacing w:val="-7"/>
-                <w:sz w:val="22"/>
-              </w:rPr>
-              <w:t> </w:t>
-            </w:r>
-            <w:r>
-              <w:rPr>
-                <w:sz w:val="22"/>
-              </w:rPr>
+              </w:rPr>
+              <w:t xml:space="preserve"> </w:t>
+            </w:r>
+            <w:r>
               <w:t>de</w:t>
             </w:r>
             <w:r>
               <w:rPr>
                 <w:spacing w:val="-7"/>
-                <w:sz w:val="22"/>
-              </w:rPr>
-              <w:t> </w:t>
-            </w:r>
-            <w:r>
-              <w:rPr>
-                <w:sz w:val="22"/>
-              </w:rPr>
+              </w:rPr>
+              <w:t xml:space="preserve"> </w:t>
+            </w:r>
+            <w:r>
               <w:t>ficheros</w:t>
             </w:r>
             <w:r>
               <w:rPr>
                 <w:spacing w:val="-9"/>
-                <w:sz w:val="22"/>
-              </w:rPr>
-              <w:t> </w:t>
-            </w:r>
-            <w:r>
-              <w:rPr>
-                <w:sz w:val="22"/>
-              </w:rPr>
+              </w:rPr>
+              <w:t xml:space="preserve"> </w:t>
+            </w:r>
+            <w:r>
               <w:t>para</w:t>
             </w:r>
             <w:r>
               <w:rPr>
                 <w:spacing w:val="-5"/>
-                <w:sz w:val="22"/>
-              </w:rPr>
-              <w:t> </w:t>
-            </w:r>
-            <w:r>
-              <w:rPr>
-                <w:sz w:val="22"/>
-              </w:rPr>
+              </w:rPr>
+              <w:t xml:space="preserve"> </w:t>
+            </w:r>
+            <w:r>
               <w:t>el</w:t>
             </w:r>
             <w:r>
               <w:rPr>
                 <w:spacing w:val="-7"/>
-                <w:sz w:val="22"/>
-              </w:rPr>
-              <w:t> </w:t>
-            </w:r>
-            <w:r>
-              <w:rPr>
-                <w:sz w:val="22"/>
-              </w:rPr>
+              </w:rPr>
+              <w:t xml:space="preserve"> </w:t>
+            </w:r>
+            <w:r>
               <w:t>fabricante</w:t>
             </w:r>
             <w:r>
               <w:rPr>
                 <w:spacing w:val="-7"/>
-                <w:sz w:val="22"/>
-              </w:rPr>
-              <w:t> </w:t>
-            </w:r>
-            <w:r>
-              <w:rPr>
-                <w:sz w:val="22"/>
-              </w:rPr>
+              </w:rPr>
+              <w:t xml:space="preserve"> </w:t>
+            </w:r>
+            <w:r>
               <w:t>(gerber)</w:t>
             </w:r>
           </w:p>
@@ -2093,7 +1702,6 @@
               <w:ind w:left="0"/>
               <w:rPr>
                 <w:rFonts w:ascii="Times New Roman"/>
-                <w:sz w:val="22"/>
               </w:rPr>
             </w:pPr>
           </w:p>
@@ -2101,7 +1709,7 @@
       </w:tr>
       <w:tr>
         <w:trPr>
-          <w:trHeight w:val="2620" w:hRule="atLeast"/>
+          <w:trHeight w:val="2620"/>
         </w:trPr>
         <w:tc>
           <w:tcPr>
@@ -2112,14 +1720,10 @@
               <w:pStyle w:val="TableParagraph"/>
               <w:spacing w:before="43"/>
               <w:ind w:left="6"/>
-              <w:rPr>
-                <w:sz w:val="22"/>
-              </w:rPr>
             </w:pPr>
             <w:r>
               <w:rPr>
                 <w:spacing w:val="-10"/>
-                <w:sz w:val="22"/>
               </w:rPr>
               <w:t>6</w:t>
             </w:r>
@@ -2132,89 +1736,62 @@
           <w:p>
             <w:pPr>
               <w:pStyle w:val="TableParagraph"/>
-              <w:spacing w:line="242" w:lineRule="auto" w:before="40"/>
+              <w:spacing w:before="40" w:line="242" w:lineRule="auto"/>
               <w:ind w:right="1337"/>
-              <w:rPr>
-                <w:sz w:val="22"/>
-              </w:rPr>
-            </w:pPr>
-            <w:r>
-              <w:rPr>
-                <w:rFonts w:ascii="Arial" w:hAnsi="Arial"/>
-                <w:b/>
-                <w:sz w:val="22"/>
-              </w:rPr>
-              <w:t>Diseño de la placa de circuito impreso </w:t>
-            </w:r>
-            <w:r>
-              <w:rPr>
-                <w:sz w:val="22"/>
-              </w:rPr>
+            </w:pPr>
+            <w:r>
+              <w:rPr>
+                <w:rFonts w:ascii="Arial" w:hAnsi="Arial"/>
+                <w:b/>
+              </w:rPr>
+              <w:t xml:space="preserve">Diseño de la placa de circuito impreso </w:t>
+            </w:r>
+            <w:r>
               <w:t>Creación</w:t>
             </w:r>
             <w:r>
               <w:rPr>
                 <w:spacing w:val="-8"/>
-                <w:sz w:val="22"/>
-              </w:rPr>
-              <w:t> </w:t>
-            </w:r>
-            <w:r>
-              <w:rPr>
-                <w:sz w:val="22"/>
-              </w:rPr>
+              </w:rPr>
+              <w:t xml:space="preserve"> </w:t>
+            </w:r>
+            <w:r>
               <w:t>de</w:t>
             </w:r>
             <w:r>
               <w:rPr>
                 <w:spacing w:val="-8"/>
-                <w:sz w:val="22"/>
-              </w:rPr>
-              <w:t> </w:t>
-            </w:r>
-            <w:r>
-              <w:rPr>
-                <w:sz w:val="22"/>
-              </w:rPr>
+              </w:rPr>
+              <w:t xml:space="preserve"> </w:t>
+            </w:r>
+            <w:r>
               <w:t>huellas</w:t>
             </w:r>
             <w:r>
               <w:rPr>
                 <w:spacing w:val="-8"/>
-                <w:sz w:val="22"/>
-              </w:rPr>
-              <w:t> </w:t>
-            </w:r>
-            <w:r>
-              <w:rPr>
-                <w:sz w:val="22"/>
-              </w:rPr>
+              </w:rPr>
+              <w:t xml:space="preserve"> </w:t>
+            </w:r>
+            <w:r>
               <w:t>de</w:t>
             </w:r>
             <w:r>
               <w:rPr>
                 <w:spacing w:val="-9"/>
-                <w:sz w:val="22"/>
-              </w:rPr>
-              <w:t> </w:t>
-            </w:r>
-            <w:r>
-              <w:rPr>
-                <w:sz w:val="22"/>
-              </w:rPr>
+              </w:rPr>
+              <w:t xml:space="preserve"> </w:t>
+            </w:r>
+            <w:r>
               <w:t>nuevos</w:t>
             </w:r>
             <w:r>
               <w:rPr>
                 <w:spacing w:val="-8"/>
-                <w:sz w:val="22"/>
-              </w:rPr>
-              <w:t> </w:t>
-            </w:r>
-            <w:r>
-              <w:rPr>
-                <w:sz w:val="22"/>
-              </w:rPr>
+              </w:rPr>
+              <w:t xml:space="preserve"> </w:t>
+            </w:r>
+            <w:r>
               <w:t>componentes Posicionado de componentes</w:t>
             </w:r>
           </w:p>
@@ -2222,92 +1799,62 @@
             <w:pPr>
               <w:pStyle w:val="TableParagraph"/>
               <w:ind w:right="1398"/>
-              <w:rPr>
-                <w:sz w:val="22"/>
-              </w:rPr>
-            </w:pPr>
-            <w:r>
-              <w:rPr>
-                <w:sz w:val="22"/>
-              </w:rPr>
+            </w:pPr>
+            <w:r>
               <w:t>Definición</w:t>
             </w:r>
             <w:r>
               <w:rPr>
                 <w:spacing w:val="-6"/>
-                <w:sz w:val="22"/>
-              </w:rPr>
-              <w:t> </w:t>
-            </w:r>
-            <w:r>
-              <w:rPr>
-                <w:sz w:val="22"/>
-              </w:rPr>
+              </w:rPr>
+              <w:t xml:space="preserve"> </w:t>
+            </w:r>
+            <w:r>
               <w:t>de</w:t>
             </w:r>
             <w:r>
               <w:rPr>
                 <w:spacing w:val="-7"/>
-                <w:sz w:val="22"/>
-              </w:rPr>
-              <w:t> </w:t>
-            </w:r>
-            <w:r>
-              <w:rPr>
-                <w:sz w:val="22"/>
-              </w:rPr>
+              </w:rPr>
+              <w:t xml:space="preserve"> </w:t>
+            </w:r>
+            <w:r>
               <w:t>borde</w:t>
             </w:r>
             <w:r>
               <w:rPr>
                 <w:spacing w:val="-7"/>
-                <w:sz w:val="22"/>
-              </w:rPr>
-              <w:t> </w:t>
-            </w:r>
-            <w:r>
-              <w:rPr>
-                <w:sz w:val="22"/>
-              </w:rPr>
+              </w:rPr>
+              <w:t xml:space="preserve"> </w:t>
+            </w:r>
+            <w:r>
               <w:t>y</w:t>
             </w:r>
             <w:r>
               <w:rPr>
                 <w:spacing w:val="-7"/>
-                <w:sz w:val="22"/>
-              </w:rPr>
-              <w:t> </w:t>
-            </w:r>
-            <w:r>
-              <w:rPr>
-                <w:sz w:val="22"/>
-              </w:rPr>
+              </w:rPr>
+              <w:t xml:space="preserve"> </w:t>
+            </w:r>
+            <w:r>
               <w:t>zonas</w:t>
             </w:r>
             <w:r>
               <w:rPr>
                 <w:spacing w:val="-5"/>
-                <w:sz w:val="22"/>
-              </w:rPr>
-              <w:t> </w:t>
-            </w:r>
-            <w:r>
-              <w:rPr>
-                <w:sz w:val="22"/>
-              </w:rPr>
+              </w:rPr>
+              <w:t xml:space="preserve"> </w:t>
+            </w:r>
+            <w:r>
               <w:t>de</w:t>
             </w:r>
             <w:r>
               <w:rPr>
                 <w:spacing w:val="-6"/>
-                <w:sz w:val="22"/>
-              </w:rPr>
-              <w:t> </w:t>
-            </w:r>
-            <w:r>
-              <w:rPr>
-                <w:sz w:val="22"/>
-              </w:rPr>
+              </w:rPr>
+              <w:t xml:space="preserve"> </w:t>
+            </w:r>
+            <w:r>
               <w:t>conectores Rutado de conexiones</w:t>
             </w:r>
           </w:p>
@@ -2315,53 +1862,35 @@
             <w:pPr>
               <w:pStyle w:val="TableParagraph"/>
               <w:ind w:right="2793"/>
-              <w:rPr>
-                <w:sz w:val="22"/>
-              </w:rPr>
-            </w:pPr>
-            <w:r>
-              <w:rPr>
-                <w:sz w:val="22"/>
-              </w:rPr>
+            </w:pPr>
+            <w:r>
               <w:t>Planos</w:t>
             </w:r>
             <w:r>
               <w:rPr>
                 <w:spacing w:val="-13"/>
-                <w:sz w:val="22"/>
-              </w:rPr>
-              <w:t> </w:t>
-            </w:r>
-            <w:r>
-              <w:rPr>
-                <w:sz w:val="22"/>
-              </w:rPr>
+              </w:rPr>
+              <w:t xml:space="preserve"> </w:t>
+            </w:r>
+            <w:r>
               <w:t>de</w:t>
             </w:r>
             <w:r>
               <w:rPr>
                 <w:spacing w:val="-13"/>
-                <w:sz w:val="22"/>
-              </w:rPr>
-              <w:t> </w:t>
-            </w:r>
-            <w:r>
-              <w:rPr>
-                <w:sz w:val="22"/>
-              </w:rPr>
+              </w:rPr>
+              <w:t xml:space="preserve"> </w:t>
+            </w:r>
+            <w:r>
               <w:t>disipación</w:t>
             </w:r>
             <w:r>
               <w:rPr>
                 <w:spacing w:val="-13"/>
-                <w:sz w:val="22"/>
-              </w:rPr>
-              <w:t> </w:t>
-            </w:r>
-            <w:r>
-              <w:rPr>
-                <w:sz w:val="22"/>
-              </w:rPr>
+              </w:rPr>
+              <w:t xml:space="preserve"> </w:t>
+            </w:r>
+            <w:r>
               <w:t>térmica Planos de masa y otros</w:t>
             </w:r>
           </w:p>
@@ -2369,92 +1898,62 @@
             <w:pPr>
               <w:pStyle w:val="TableParagraph"/>
               <w:ind w:right="1006"/>
-              <w:rPr>
-                <w:sz w:val="22"/>
-              </w:rPr>
-            </w:pPr>
-            <w:r>
-              <w:rPr>
-                <w:sz w:val="22"/>
-              </w:rPr>
+            </w:pPr>
+            <w:r>
               <w:t>Documentación: serigrafía. Control de cambios Documentación: acotaciones geométricas Generación</w:t>
             </w:r>
             <w:r>
               <w:rPr>
                 <w:spacing w:val="-7"/>
-                <w:sz w:val="22"/>
-              </w:rPr>
-              <w:t> </w:t>
-            </w:r>
-            <w:r>
-              <w:rPr>
-                <w:sz w:val="22"/>
-              </w:rPr>
+              </w:rPr>
+              <w:t xml:space="preserve"> </w:t>
+            </w:r>
+            <w:r>
               <w:t>de</w:t>
             </w:r>
             <w:r>
               <w:rPr>
                 <w:spacing w:val="-7"/>
-                <w:sz w:val="22"/>
-              </w:rPr>
-              <w:t> </w:t>
-            </w:r>
-            <w:r>
-              <w:rPr>
-                <w:sz w:val="22"/>
-              </w:rPr>
+              </w:rPr>
+              <w:t xml:space="preserve"> </w:t>
+            </w:r>
+            <w:r>
               <w:t>ficheros</w:t>
             </w:r>
             <w:r>
               <w:rPr>
                 <w:spacing w:val="-9"/>
-                <w:sz w:val="22"/>
-              </w:rPr>
-              <w:t> </w:t>
-            </w:r>
-            <w:r>
-              <w:rPr>
-                <w:sz w:val="22"/>
-              </w:rPr>
+              </w:rPr>
+              <w:t xml:space="preserve"> </w:t>
+            </w:r>
+            <w:r>
               <w:t>para</w:t>
             </w:r>
             <w:r>
               <w:rPr>
                 <w:spacing w:val="-5"/>
-                <w:sz w:val="22"/>
-              </w:rPr>
-              <w:t> </w:t>
-            </w:r>
-            <w:r>
-              <w:rPr>
-                <w:sz w:val="22"/>
-              </w:rPr>
+              </w:rPr>
+              <w:t xml:space="preserve"> </w:t>
+            </w:r>
+            <w:r>
               <w:t>el</w:t>
             </w:r>
             <w:r>
               <w:rPr>
                 <w:spacing w:val="-7"/>
-                <w:sz w:val="22"/>
-              </w:rPr>
-              <w:t> </w:t>
-            </w:r>
-            <w:r>
-              <w:rPr>
-                <w:sz w:val="22"/>
-              </w:rPr>
+              </w:rPr>
+              <w:t xml:space="preserve"> </w:t>
+            </w:r>
+            <w:r>
               <w:t>fabricante</w:t>
             </w:r>
             <w:r>
               <w:rPr>
                 <w:spacing w:val="-7"/>
-                <w:sz w:val="22"/>
-              </w:rPr>
-              <w:t> </w:t>
-            </w:r>
-            <w:r>
-              <w:rPr>
-                <w:sz w:val="22"/>
-              </w:rPr>
+              </w:rPr>
+              <w:t xml:space="preserve"> </w:t>
+            </w:r>
+            <w:r>
               <w:t>(gerber)</w:t>
             </w:r>
           </w:p>
@@ -2469,7 +1968,6 @@
               <w:ind w:left="0"/>
               <w:rPr>
                 <w:rFonts w:ascii="Times New Roman"/>
-                <w:sz w:val="22"/>
               </w:rPr>
             </w:pPr>
           </w:p>
@@ -2477,7 +1975,7 @@
       </w:tr>
       <w:tr>
         <w:trPr>
-          <w:trHeight w:val="1103" w:hRule="atLeast"/>
+          <w:trHeight w:val="1103"/>
         </w:trPr>
         <w:tc>
           <w:tcPr>
@@ -2488,14 +1986,10 @@
               <w:pStyle w:val="TableParagraph"/>
               <w:spacing w:before="43"/>
               <w:ind w:left="6"/>
-              <w:rPr>
-                <w:sz w:val="22"/>
-              </w:rPr>
             </w:pPr>
             <w:r>
               <w:rPr>
                 <w:spacing w:val="-10"/>
-                <w:sz w:val="22"/>
               </w:rPr>
               <w:t>7</w:t>
             </w:r>
@@ -2512,14 +2006,12 @@
               <w:rPr>
                 <w:rFonts w:ascii="Arial" w:hAnsi="Arial"/>
                 <w:b/>
-                <w:sz w:val="22"/>
-              </w:rPr>
-            </w:pPr>
-            <w:r>
-              <w:rPr>
-                <w:rFonts w:ascii="Arial" w:hAnsi="Arial"/>
-                <w:b/>
-                <w:sz w:val="22"/>
+              </w:rPr>
+            </w:pPr>
+            <w:r>
+              <w:rPr>
+                <w:rFonts w:ascii="Arial" w:hAnsi="Arial"/>
+                <w:b/>
               </w:rPr>
               <w:t>Fabricación</w:t>
             </w:r>
@@ -2528,15 +2020,13 @@
                 <w:rFonts w:ascii="Arial" w:hAnsi="Arial"/>
                 <w:b/>
                 <w:spacing w:val="-5"/>
-                <w:sz w:val="22"/>
-              </w:rPr>
-              <w:t> </w:t>
-            </w:r>
-            <w:r>
-              <w:rPr>
-                <w:rFonts w:ascii="Arial" w:hAnsi="Arial"/>
-                <w:b/>
-                <w:sz w:val="22"/>
+              </w:rPr>
+              <w:t xml:space="preserve"> </w:t>
+            </w:r>
+            <w:r>
+              <w:rPr>
+                <w:rFonts w:ascii="Arial" w:hAnsi="Arial"/>
+                <w:b/>
               </w:rPr>
               <w:t>de</w:t>
             </w:r>
@@ -2545,15 +2035,13 @@
                 <w:rFonts w:ascii="Arial" w:hAnsi="Arial"/>
                 <w:b/>
                 <w:spacing w:val="-5"/>
-                <w:sz w:val="22"/>
-              </w:rPr>
-              <w:t> </w:t>
-            </w:r>
-            <w:r>
-              <w:rPr>
-                <w:rFonts w:ascii="Arial" w:hAnsi="Arial"/>
-                <w:b/>
-                <w:sz w:val="22"/>
+              </w:rPr>
+              <w:t xml:space="preserve"> </w:t>
+            </w:r>
+            <w:r>
+              <w:rPr>
+                <w:rFonts w:ascii="Arial" w:hAnsi="Arial"/>
+                <w:b/>
               </w:rPr>
               <w:t>la</w:t>
             </w:r>
@@ -2562,15 +2050,13 @@
                 <w:rFonts w:ascii="Arial" w:hAnsi="Arial"/>
                 <w:b/>
                 <w:spacing w:val="-5"/>
-                <w:sz w:val="22"/>
-              </w:rPr>
-              <w:t> </w:t>
-            </w:r>
-            <w:r>
-              <w:rPr>
-                <w:rFonts w:ascii="Arial" w:hAnsi="Arial"/>
-                <w:b/>
-                <w:sz w:val="22"/>
+              </w:rPr>
+              <w:t xml:space="preserve"> </w:t>
+            </w:r>
+            <w:r>
+              <w:rPr>
+                <w:rFonts w:ascii="Arial" w:hAnsi="Arial"/>
+                <w:b/>
               </w:rPr>
               <w:t>placa</w:t>
             </w:r>
@@ -2579,15 +2065,13 @@
                 <w:rFonts w:ascii="Arial" w:hAnsi="Arial"/>
                 <w:b/>
                 <w:spacing w:val="-4"/>
-                <w:sz w:val="22"/>
-              </w:rPr>
-              <w:t> </w:t>
-            </w:r>
-            <w:r>
-              <w:rPr>
-                <w:rFonts w:ascii="Arial" w:hAnsi="Arial"/>
-                <w:b/>
-                <w:sz w:val="22"/>
+              </w:rPr>
+              <w:t xml:space="preserve"> </w:t>
+            </w:r>
+            <w:r>
+              <w:rPr>
+                <w:rFonts w:ascii="Arial" w:hAnsi="Arial"/>
+                <w:b/>
               </w:rPr>
               <w:t>de</w:t>
             </w:r>
@@ -2596,15 +2080,13 @@
                 <w:rFonts w:ascii="Arial" w:hAnsi="Arial"/>
                 <w:b/>
                 <w:spacing w:val="-3"/>
-                <w:sz w:val="22"/>
-              </w:rPr>
-              <w:t> </w:t>
-            </w:r>
-            <w:r>
-              <w:rPr>
-                <w:rFonts w:ascii="Arial" w:hAnsi="Arial"/>
-                <w:b/>
-                <w:sz w:val="22"/>
+              </w:rPr>
+              <w:t xml:space="preserve"> </w:t>
+            </w:r>
+            <w:r>
+              <w:rPr>
+                <w:rFonts w:ascii="Arial" w:hAnsi="Arial"/>
+                <w:b/>
               </w:rPr>
               <w:t>circuito</w:t>
             </w:r>
@@ -2613,16 +2095,14 @@
                 <w:rFonts w:ascii="Arial" w:hAnsi="Arial"/>
                 <w:b/>
                 <w:spacing w:val="-4"/>
-                <w:sz w:val="22"/>
-              </w:rPr>
-              <w:t> </w:t>
+              </w:rPr>
+              <w:t xml:space="preserve"> </w:t>
             </w:r>
             <w:r>
               <w:rPr>
                 <w:rFonts w:ascii="Arial" w:hAnsi="Arial"/>
                 <w:b/>
                 <w:spacing w:val="-2"/>
-                <w:sz w:val="22"/>
               </w:rPr>
               <w:t>impreso</w:t>
             </w:r>
@@ -2632,40 +2112,26 @@
               <w:pStyle w:val="TableParagraph"/>
               <w:spacing w:before="4"/>
               <w:ind w:right="3415"/>
-              <w:rPr>
-                <w:sz w:val="22"/>
-              </w:rPr>
-            </w:pPr>
-            <w:r>
-              <w:rPr>
-                <w:sz w:val="22"/>
-              </w:rPr>
+            </w:pPr>
+            <w:r>
               <w:t>Envío al fabricante Recepción y revisión Montaje</w:t>
             </w:r>
             <w:r>
               <w:rPr>
                 <w:spacing w:val="-16"/>
-                <w:sz w:val="22"/>
-              </w:rPr>
-              <w:t> </w:t>
-            </w:r>
-            <w:r>
-              <w:rPr>
-                <w:sz w:val="22"/>
-              </w:rPr>
+              </w:rPr>
+              <w:t xml:space="preserve"> </w:t>
+            </w:r>
+            <w:r>
               <w:t>de</w:t>
             </w:r>
             <w:r>
               <w:rPr>
                 <w:spacing w:val="-15"/>
-                <w:sz w:val="22"/>
-              </w:rPr>
-              <w:t> </w:t>
-            </w:r>
-            <w:r>
-              <w:rPr>
-                <w:sz w:val="22"/>
-              </w:rPr>
+              </w:rPr>
+              <w:t xml:space="preserve"> </w:t>
+            </w:r>
+            <w:r>
               <w:t>componentes</w:t>
             </w:r>
           </w:p>
@@ -2680,7 +2146,6 @@
               <w:ind w:left="0"/>
               <w:rPr>
                 <w:rFonts w:ascii="Times New Roman"/>
-                <w:sz w:val="22"/>
               </w:rPr>
             </w:pPr>
           </w:p>
@@ -2688,7 +2153,7 @@
       </w:tr>
       <w:tr>
         <w:trPr>
-          <w:trHeight w:val="1100" w:hRule="atLeast"/>
+          <w:trHeight w:val="1100"/>
         </w:trPr>
         <w:tc>
           <w:tcPr>
@@ -2699,14 +2164,10 @@
               <w:pStyle w:val="TableParagraph"/>
               <w:spacing w:before="43"/>
               <w:ind w:left="6"/>
-              <w:rPr>
-                <w:sz w:val="22"/>
-              </w:rPr>
             </w:pPr>
             <w:r>
               <w:rPr>
                 <w:spacing w:val="-10"/>
-                <w:sz w:val="22"/>
               </w:rPr>
               <w:t>8</w:t>
             </w:r>
@@ -2723,14 +2184,12 @@
               <w:rPr>
                 <w:rFonts w:ascii="Arial" w:hAnsi="Arial"/>
                 <w:b/>
-                <w:sz w:val="22"/>
-              </w:rPr>
-            </w:pPr>
-            <w:r>
-              <w:rPr>
-                <w:rFonts w:ascii="Arial" w:hAnsi="Arial"/>
-                <w:b/>
-                <w:sz w:val="22"/>
+              </w:rPr>
+            </w:pPr>
+            <w:r>
+              <w:rPr>
+                <w:rFonts w:ascii="Arial" w:hAnsi="Arial"/>
+                <w:b/>
               </w:rPr>
               <w:t>Fabricación</w:t>
             </w:r>
@@ -2739,15 +2198,13 @@
                 <w:rFonts w:ascii="Arial" w:hAnsi="Arial"/>
                 <w:b/>
                 <w:spacing w:val="-5"/>
-                <w:sz w:val="22"/>
-              </w:rPr>
-              <w:t> </w:t>
-            </w:r>
-            <w:r>
-              <w:rPr>
-                <w:rFonts w:ascii="Arial" w:hAnsi="Arial"/>
-                <w:b/>
-                <w:sz w:val="22"/>
+              </w:rPr>
+              <w:t xml:space="preserve"> </w:t>
+            </w:r>
+            <w:r>
+              <w:rPr>
+                <w:rFonts w:ascii="Arial" w:hAnsi="Arial"/>
+                <w:b/>
               </w:rPr>
               <w:t>de</w:t>
             </w:r>
@@ -2756,15 +2213,13 @@
                 <w:rFonts w:ascii="Arial" w:hAnsi="Arial"/>
                 <w:b/>
                 <w:spacing w:val="-5"/>
-                <w:sz w:val="22"/>
-              </w:rPr>
-              <w:t> </w:t>
-            </w:r>
-            <w:r>
-              <w:rPr>
-                <w:rFonts w:ascii="Arial" w:hAnsi="Arial"/>
-                <w:b/>
-                <w:sz w:val="22"/>
+              </w:rPr>
+              <w:t xml:space="preserve"> </w:t>
+            </w:r>
+            <w:r>
+              <w:rPr>
+                <w:rFonts w:ascii="Arial" w:hAnsi="Arial"/>
+                <w:b/>
               </w:rPr>
               <w:t>la</w:t>
             </w:r>
@@ -2773,15 +2228,13 @@
                 <w:rFonts w:ascii="Arial" w:hAnsi="Arial"/>
                 <w:b/>
                 <w:spacing w:val="-5"/>
-                <w:sz w:val="22"/>
-              </w:rPr>
-              <w:t> </w:t>
-            </w:r>
-            <w:r>
-              <w:rPr>
-                <w:rFonts w:ascii="Arial" w:hAnsi="Arial"/>
-                <w:b/>
-                <w:sz w:val="22"/>
+              </w:rPr>
+              <w:t xml:space="preserve"> </w:t>
+            </w:r>
+            <w:r>
+              <w:rPr>
+                <w:rFonts w:ascii="Arial" w:hAnsi="Arial"/>
+                <w:b/>
               </w:rPr>
               <w:t>placa</w:t>
             </w:r>
@@ -2790,15 +2243,13 @@
                 <w:rFonts w:ascii="Arial" w:hAnsi="Arial"/>
                 <w:b/>
                 <w:spacing w:val="-4"/>
-                <w:sz w:val="22"/>
-              </w:rPr>
-              <w:t> </w:t>
-            </w:r>
-            <w:r>
-              <w:rPr>
-                <w:rFonts w:ascii="Arial" w:hAnsi="Arial"/>
-                <w:b/>
-                <w:sz w:val="22"/>
+              </w:rPr>
+              <w:t xml:space="preserve"> </w:t>
+            </w:r>
+            <w:r>
+              <w:rPr>
+                <w:rFonts w:ascii="Arial" w:hAnsi="Arial"/>
+                <w:b/>
               </w:rPr>
               <w:t>de</w:t>
             </w:r>
@@ -2807,15 +2258,13 @@
                 <w:rFonts w:ascii="Arial" w:hAnsi="Arial"/>
                 <w:b/>
                 <w:spacing w:val="-3"/>
-                <w:sz w:val="22"/>
-              </w:rPr>
-              <w:t> </w:t>
-            </w:r>
-            <w:r>
-              <w:rPr>
-                <w:rFonts w:ascii="Arial" w:hAnsi="Arial"/>
-                <w:b/>
-                <w:sz w:val="22"/>
+              </w:rPr>
+              <w:t xml:space="preserve"> </w:t>
+            </w:r>
+            <w:r>
+              <w:rPr>
+                <w:rFonts w:ascii="Arial" w:hAnsi="Arial"/>
+                <w:b/>
               </w:rPr>
               <w:t>circuito</w:t>
             </w:r>
@@ -2824,16 +2273,14 @@
                 <w:rFonts w:ascii="Arial" w:hAnsi="Arial"/>
                 <w:b/>
                 <w:spacing w:val="-4"/>
-                <w:sz w:val="22"/>
-              </w:rPr>
-              <w:t> </w:t>
+              </w:rPr>
+              <w:t xml:space="preserve"> </w:t>
             </w:r>
             <w:r>
               <w:rPr>
                 <w:rFonts w:ascii="Arial" w:hAnsi="Arial"/>
                 <w:b/>
                 <w:spacing w:val="-2"/>
-                <w:sz w:val="22"/>
               </w:rPr>
               <w:t>impreso</w:t>
             </w:r>
@@ -2843,40 +2290,26 @@
               <w:pStyle w:val="TableParagraph"/>
               <w:spacing w:before="2"/>
               <w:ind w:right="3415"/>
-              <w:rPr>
-                <w:sz w:val="22"/>
-              </w:rPr>
-            </w:pPr>
-            <w:r>
-              <w:rPr>
-                <w:sz w:val="22"/>
-              </w:rPr>
+            </w:pPr>
+            <w:r>
               <w:t>Envío al fabricante Recepción y revisión Montaje</w:t>
             </w:r>
             <w:r>
               <w:rPr>
                 <w:spacing w:val="-16"/>
-                <w:sz w:val="22"/>
-              </w:rPr>
-              <w:t> </w:t>
-            </w:r>
-            <w:r>
-              <w:rPr>
-                <w:sz w:val="22"/>
-              </w:rPr>
+              </w:rPr>
+              <w:t xml:space="preserve"> </w:t>
+            </w:r>
+            <w:r>
               <w:t>de</w:t>
             </w:r>
             <w:r>
               <w:rPr>
                 <w:spacing w:val="-15"/>
-                <w:sz w:val="22"/>
-              </w:rPr>
-              <w:t> </w:t>
-            </w:r>
-            <w:r>
-              <w:rPr>
-                <w:sz w:val="22"/>
-              </w:rPr>
+              </w:rPr>
+              <w:t xml:space="preserve"> </w:t>
+            </w:r>
+            <w:r>
               <w:t>componentes</w:t>
             </w:r>
           </w:p>
@@ -2891,7 +2324,6 @@
               <w:ind w:left="0"/>
               <w:rPr>
                 <w:rFonts w:ascii="Times New Roman"/>
-                <w:sz w:val="22"/>
               </w:rPr>
             </w:pPr>
           </w:p>
@@ -2901,23 +2333,22 @@
     <w:p>
       <w:pPr>
         <w:pStyle w:val="TableParagraph"/>
-        <w:spacing w:after="0"/>
         <w:rPr>
           <w:rFonts w:ascii="Times New Roman"/>
-          <w:sz w:val="22"/>
         </w:rPr>
         <w:sectPr>
-          <w:headerReference w:type="default" r:id="rId6"/>
-          <w:footerReference w:type="default" r:id="rId7"/>
+          <w:headerReference w:type="default" r:id="rId7"/>
+          <w:footerReference w:type="default" r:id="rId8"/>
           <w:pgSz w:w="11910" w:h="16840"/>
-          <w:pgMar w:header="712" w:footer="1008" w:top="1320" w:bottom="1200" w:left="1700" w:right="1559"/>
+          <w:pgMar w:top="1320" w:right="1559" w:bottom="1200" w:left="1700" w:header="712" w:footer="1008" w:gutter="0"/>
           <w:pgNumType w:start="2"/>
+          <w:cols w:space="720"/>
         </w:sectPr>
       </w:pPr>
     </w:p>
     <w:p>
       <w:pPr>
-        <w:pStyle w:val="BodyText"/>
+        <w:pStyle w:val="Textoindependiente"/>
         <w:spacing w:before="11"/>
         <w:rPr>
           <w:sz w:val="6"/>
@@ -2926,8 +2357,8 @@
     </w:p>
     <w:tbl>
       <w:tblPr>
+        <w:tblStyle w:val="TableNormal"/>
         <w:tblW w:w="0" w:type="auto"/>
-        <w:jc w:val="left"/>
         <w:tblInd w:w="17" w:type="dxa"/>
         <w:tblBorders>
           <w:top w:val="single" w:sz="6" w:space="0" w:color="909090"/>
@@ -2938,13 +2369,7 @@
           <w:insideV w:val="single" w:sz="6" w:space="0" w:color="909090"/>
         </w:tblBorders>
         <w:tblLayout w:type="fixed"/>
-        <w:tblCellMar>
-          <w:top w:w="0" w:type="dxa"/>
-          <w:left w:w="0" w:type="dxa"/>
-          <w:bottom w:w="0" w:type="dxa"/>
-          <w:right w:w="0" w:type="dxa"/>
-        </w:tblCellMar>
-        <w:tblLook w:val="01E0"/>
+        <w:tblLook w:val="01E0" w:firstRow="1" w:lastRow="1" w:firstColumn="1" w:lastColumn="1" w:noHBand="0" w:noVBand="0"/>
       </w:tblPr>
       <w:tblGrid>
         <w:gridCol w:w="922"/>
@@ -2953,7 +2378,7 @@
       </w:tblGrid>
       <w:tr>
         <w:trPr>
-          <w:trHeight w:val="1355" w:hRule="atLeast"/>
+          <w:trHeight w:val="1355"/>
         </w:trPr>
         <w:tc>
           <w:tcPr>
@@ -2964,14 +2389,10 @@
               <w:pStyle w:val="TableParagraph"/>
               <w:spacing w:before="43"/>
               <w:ind w:left="6"/>
-              <w:rPr>
-                <w:sz w:val="22"/>
-              </w:rPr>
             </w:pPr>
             <w:r>
               <w:rPr>
                 <w:spacing w:val="-10"/>
-                <w:sz w:val="22"/>
               </w:rPr>
               <w:t>9</w:t>
             </w:r>
@@ -2988,14 +2409,12 @@
               <w:rPr>
                 <w:rFonts w:ascii="Arial" w:hAnsi="Arial"/>
                 <w:b/>
-                <w:sz w:val="22"/>
-              </w:rPr>
-            </w:pPr>
-            <w:r>
-              <w:rPr>
-                <w:rFonts w:ascii="Arial" w:hAnsi="Arial"/>
-                <w:b/>
-                <w:sz w:val="22"/>
+              </w:rPr>
+            </w:pPr>
+            <w:r>
+              <w:rPr>
+                <w:rFonts w:ascii="Arial" w:hAnsi="Arial"/>
+                <w:b/>
               </w:rPr>
               <w:t>Realización</w:t>
             </w:r>
@@ -3004,15 +2423,13 @@
                 <w:rFonts w:ascii="Arial" w:hAnsi="Arial"/>
                 <w:b/>
                 <w:spacing w:val="-8"/>
-                <w:sz w:val="22"/>
-              </w:rPr>
-              <w:t> </w:t>
-            </w:r>
-            <w:r>
-              <w:rPr>
-                <w:rFonts w:ascii="Arial" w:hAnsi="Arial"/>
-                <w:b/>
-                <w:sz w:val="22"/>
+              </w:rPr>
+              <w:t xml:space="preserve"> </w:t>
+            </w:r>
+            <w:r>
+              <w:rPr>
+                <w:rFonts w:ascii="Arial" w:hAnsi="Arial"/>
+                <w:b/>
               </w:rPr>
               <w:t>Firmware</w:t>
             </w:r>
@@ -3021,15 +2438,13 @@
                 <w:rFonts w:ascii="Arial" w:hAnsi="Arial"/>
                 <w:b/>
                 <w:spacing w:val="-9"/>
-                <w:sz w:val="22"/>
-              </w:rPr>
-              <w:t> </w:t>
-            </w:r>
-            <w:r>
-              <w:rPr>
-                <w:rFonts w:ascii="Arial" w:hAnsi="Arial"/>
-                <w:b/>
-                <w:sz w:val="22"/>
+              </w:rPr>
+              <w:t xml:space="preserve"> </w:t>
+            </w:r>
+            <w:r>
+              <w:rPr>
+                <w:rFonts w:ascii="Arial" w:hAnsi="Arial"/>
+                <w:b/>
               </w:rPr>
               <w:t>(uC/FPGA).</w:t>
             </w:r>
@@ -3038,15 +2453,13 @@
                 <w:rFonts w:ascii="Arial" w:hAnsi="Arial"/>
                 <w:b/>
                 <w:spacing w:val="-6"/>
-                <w:sz w:val="22"/>
-              </w:rPr>
-              <w:t> </w:t>
-            </w:r>
-            <w:r>
-              <w:rPr>
-                <w:rFonts w:ascii="Arial" w:hAnsi="Arial"/>
-                <w:b/>
-                <w:sz w:val="22"/>
+              </w:rPr>
+              <w:t xml:space="preserve"> </w:t>
+            </w:r>
+            <w:r>
+              <w:rPr>
+                <w:rFonts w:ascii="Arial" w:hAnsi="Arial"/>
+                <w:b/>
               </w:rPr>
               <w:t>Simulación</w:t>
             </w:r>
@@ -3055,15 +2468,13 @@
                 <w:rFonts w:ascii="Arial" w:hAnsi="Arial"/>
                 <w:b/>
                 <w:spacing w:val="-12"/>
-                <w:sz w:val="22"/>
-              </w:rPr>
-              <w:t> </w:t>
-            </w:r>
-            <w:r>
-              <w:rPr>
-                <w:rFonts w:ascii="Arial" w:hAnsi="Arial"/>
-                <w:b/>
-                <w:sz w:val="22"/>
+              </w:rPr>
+              <w:t xml:space="preserve"> </w:t>
+            </w:r>
+            <w:r>
+              <w:rPr>
+                <w:rFonts w:ascii="Arial" w:hAnsi="Arial"/>
+                <w:b/>
               </w:rPr>
               <w:t>y</w:t>
             </w:r>
@@ -3072,16 +2483,14 @@
                 <w:rFonts w:ascii="Arial" w:hAnsi="Arial"/>
                 <w:b/>
                 <w:spacing w:val="-11"/>
-                <w:sz w:val="22"/>
-              </w:rPr>
-              <w:t> </w:t>
+              </w:rPr>
+              <w:t xml:space="preserve"> </w:t>
             </w:r>
             <w:r>
               <w:rPr>
                 <w:rFonts w:ascii="Arial" w:hAnsi="Arial"/>
                 <w:b/>
                 <w:spacing w:val="-2"/>
-                <w:sz w:val="22"/>
               </w:rPr>
               <w:t>depuración</w:t>
             </w:r>
@@ -3091,72 +2500,49 @@
               <w:pStyle w:val="TableParagraph"/>
               <w:spacing w:before="4"/>
               <w:ind w:right="1337"/>
-              <w:rPr>
-                <w:sz w:val="22"/>
-              </w:rPr>
-            </w:pPr>
-            <w:r>
-              <w:rPr>
-                <w:sz w:val="22"/>
-              </w:rPr>
+            </w:pPr>
+            <w:r>
               <w:t>Control</w:t>
             </w:r>
             <w:r>
               <w:rPr>
                 <w:spacing w:val="-11"/>
-                <w:sz w:val="22"/>
-              </w:rPr>
-              <w:t> </w:t>
-            </w:r>
-            <w:r>
-              <w:rPr>
-                <w:sz w:val="22"/>
-              </w:rPr>
+              </w:rPr>
+              <w:t xml:space="preserve"> </w:t>
+            </w:r>
+            <w:r>
               <w:t>de</w:t>
             </w:r>
             <w:r>
               <w:rPr>
                 <w:spacing w:val="-11"/>
-                <w:sz w:val="22"/>
-              </w:rPr>
-              <w:t> </w:t>
-            </w:r>
-            <w:r>
-              <w:rPr>
-                <w:sz w:val="22"/>
-              </w:rPr>
+              </w:rPr>
+              <w:t xml:space="preserve"> </w:t>
+            </w:r>
+            <w:r>
               <w:t>elementos</w:t>
             </w:r>
             <w:r>
               <w:rPr>
                 <w:spacing w:val="-9"/>
-                <w:sz w:val="22"/>
-              </w:rPr>
-              <w:t> </w:t>
-            </w:r>
-            <w:r>
-              <w:rPr>
-                <w:sz w:val="22"/>
-              </w:rPr>
+              </w:rPr>
+              <w:t xml:space="preserve"> </w:t>
+            </w:r>
+            <w:r>
               <w:t>hardware:</w:t>
             </w:r>
             <w:r>
               <w:rPr>
                 <w:spacing w:val="-8"/>
-                <w:sz w:val="22"/>
-              </w:rPr>
-              <w:t> </w:t>
-            </w:r>
-            <w:r>
-              <w:rPr>
-                <w:sz w:val="22"/>
-              </w:rPr>
-              <w:t>drivers </w:t>
+              </w:rPr>
+              <w:t xml:space="preserve"> </w:t>
+            </w:r>
+            <w:r>
+              <w:t xml:space="preserve">drivers </w:t>
             </w:r>
             <w:r>
               <w:rPr>
                 <w:spacing w:val="-2"/>
-                <w:sz w:val="22"/>
               </w:rPr>
               <w:t>Verificación</w:t>
             </w:r>
@@ -3166,66 +2552,44 @@
               <w:pStyle w:val="TableParagraph"/>
               <w:spacing w:before="1"/>
               <w:ind w:right="1337"/>
-              <w:rPr>
-                <w:sz w:val="22"/>
-              </w:rPr>
-            </w:pPr>
-            <w:r>
-              <w:rPr>
-                <w:sz w:val="22"/>
-              </w:rPr>
+            </w:pPr>
+            <w:r>
               <w:t>Programa principal. Especificaciones Documentación</w:t>
             </w:r>
             <w:r>
               <w:rPr>
                 <w:spacing w:val="-12"/>
-                <w:sz w:val="22"/>
-              </w:rPr>
-              <w:t> </w:t>
-            </w:r>
-            <w:r>
-              <w:rPr>
-                <w:sz w:val="22"/>
-              </w:rPr>
+              </w:rPr>
+              <w:t xml:space="preserve"> </w:t>
+            </w:r>
+            <w:r>
               <w:t>firmware.</w:t>
             </w:r>
             <w:r>
               <w:rPr>
                 <w:spacing w:val="-5"/>
-                <w:sz w:val="22"/>
-              </w:rPr>
-              <w:t> </w:t>
-            </w:r>
-            <w:r>
-              <w:rPr>
-                <w:sz w:val="22"/>
-              </w:rPr>
+              </w:rPr>
+              <w:t xml:space="preserve"> </w:t>
+            </w:r>
+            <w:r>
               <w:t>Control</w:t>
             </w:r>
             <w:r>
               <w:rPr>
                 <w:spacing w:val="-9"/>
-                <w:sz w:val="22"/>
-              </w:rPr>
-              <w:t> </w:t>
-            </w:r>
-            <w:r>
-              <w:rPr>
-                <w:sz w:val="22"/>
-              </w:rPr>
+              </w:rPr>
+              <w:t xml:space="preserve"> </w:t>
+            </w:r>
+            <w:r>
               <w:t>de</w:t>
             </w:r>
             <w:r>
               <w:rPr>
                 <w:spacing w:val="-10"/>
-                <w:sz w:val="22"/>
-              </w:rPr>
-              <w:t> </w:t>
-            </w:r>
-            <w:r>
-              <w:rPr>
-                <w:sz w:val="22"/>
-              </w:rPr>
+              </w:rPr>
+              <w:t xml:space="preserve"> </w:t>
+            </w:r>
+            <w:r>
               <w:t>cambios</w:t>
             </w:r>
           </w:p>
@@ -3240,7 +2604,6 @@
               <w:ind w:left="0"/>
               <w:rPr>
                 <w:rFonts w:ascii="Times New Roman"/>
-                <w:sz w:val="22"/>
               </w:rPr>
             </w:pPr>
           </w:p>
@@ -3248,7 +2611,7 @@
       </w:tr>
       <w:tr>
         <w:trPr>
-          <w:trHeight w:val="1355" w:hRule="atLeast"/>
+          <w:trHeight w:val="1355"/>
         </w:trPr>
         <w:tc>
           <w:tcPr>
@@ -3259,14 +2622,10 @@
               <w:pStyle w:val="TableParagraph"/>
               <w:spacing w:before="43"/>
               <w:ind w:left="6"/>
-              <w:rPr>
-                <w:sz w:val="22"/>
-              </w:rPr>
             </w:pPr>
             <w:r>
               <w:rPr>
                 <w:spacing w:val="-5"/>
-                <w:sz w:val="22"/>
               </w:rPr>
               <w:t>10</w:t>
             </w:r>
@@ -3283,14 +2642,12 @@
               <w:rPr>
                 <w:rFonts w:ascii="Arial" w:hAnsi="Arial"/>
                 <w:b/>
-                <w:sz w:val="22"/>
-              </w:rPr>
-            </w:pPr>
-            <w:r>
-              <w:rPr>
-                <w:rFonts w:ascii="Arial" w:hAnsi="Arial"/>
-                <w:b/>
-                <w:sz w:val="22"/>
+              </w:rPr>
+            </w:pPr>
+            <w:r>
+              <w:rPr>
+                <w:rFonts w:ascii="Arial" w:hAnsi="Arial"/>
+                <w:b/>
               </w:rPr>
               <w:t>Realización</w:t>
             </w:r>
@@ -3299,15 +2656,13 @@
                 <w:rFonts w:ascii="Arial" w:hAnsi="Arial"/>
                 <w:b/>
                 <w:spacing w:val="-8"/>
-                <w:sz w:val="22"/>
-              </w:rPr>
-              <w:t> </w:t>
-            </w:r>
-            <w:r>
-              <w:rPr>
-                <w:rFonts w:ascii="Arial" w:hAnsi="Arial"/>
-                <w:b/>
-                <w:sz w:val="22"/>
+              </w:rPr>
+              <w:t xml:space="preserve"> </w:t>
+            </w:r>
+            <w:r>
+              <w:rPr>
+                <w:rFonts w:ascii="Arial" w:hAnsi="Arial"/>
+                <w:b/>
               </w:rPr>
               <w:t>Firmware</w:t>
             </w:r>
@@ -3316,15 +2671,13 @@
                 <w:rFonts w:ascii="Arial" w:hAnsi="Arial"/>
                 <w:b/>
                 <w:spacing w:val="-9"/>
-                <w:sz w:val="22"/>
-              </w:rPr>
-              <w:t> </w:t>
-            </w:r>
-            <w:r>
-              <w:rPr>
-                <w:rFonts w:ascii="Arial" w:hAnsi="Arial"/>
-                <w:b/>
-                <w:sz w:val="22"/>
+              </w:rPr>
+              <w:t xml:space="preserve"> </w:t>
+            </w:r>
+            <w:r>
+              <w:rPr>
+                <w:rFonts w:ascii="Arial" w:hAnsi="Arial"/>
+                <w:b/>
               </w:rPr>
               <w:t>(uC/FPGA).</w:t>
             </w:r>
@@ -3333,15 +2686,13 @@
                 <w:rFonts w:ascii="Arial" w:hAnsi="Arial"/>
                 <w:b/>
                 <w:spacing w:val="-6"/>
-                <w:sz w:val="22"/>
-              </w:rPr>
-              <w:t> </w:t>
-            </w:r>
-            <w:r>
-              <w:rPr>
-                <w:rFonts w:ascii="Arial" w:hAnsi="Arial"/>
-                <w:b/>
-                <w:sz w:val="22"/>
+              </w:rPr>
+              <w:t xml:space="preserve"> </w:t>
+            </w:r>
+            <w:r>
+              <w:rPr>
+                <w:rFonts w:ascii="Arial" w:hAnsi="Arial"/>
+                <w:b/>
               </w:rPr>
               <w:t>Simulación</w:t>
             </w:r>
@@ -3350,15 +2701,13 @@
                 <w:rFonts w:ascii="Arial" w:hAnsi="Arial"/>
                 <w:b/>
                 <w:spacing w:val="-12"/>
-                <w:sz w:val="22"/>
-              </w:rPr>
-              <w:t> </w:t>
-            </w:r>
-            <w:r>
-              <w:rPr>
-                <w:rFonts w:ascii="Arial" w:hAnsi="Arial"/>
-                <w:b/>
-                <w:sz w:val="22"/>
+              </w:rPr>
+              <w:t xml:space="preserve"> </w:t>
+            </w:r>
+            <w:r>
+              <w:rPr>
+                <w:rFonts w:ascii="Arial" w:hAnsi="Arial"/>
+                <w:b/>
               </w:rPr>
               <w:t>y</w:t>
             </w:r>
@@ -3367,16 +2716,14 @@
                 <w:rFonts w:ascii="Arial" w:hAnsi="Arial"/>
                 <w:b/>
                 <w:spacing w:val="-11"/>
-                <w:sz w:val="22"/>
-              </w:rPr>
-              <w:t> </w:t>
+              </w:rPr>
+              <w:t xml:space="preserve"> </w:t>
             </w:r>
             <w:r>
               <w:rPr>
                 <w:rFonts w:ascii="Arial" w:hAnsi="Arial"/>
                 <w:b/>
                 <w:spacing w:val="-2"/>
-                <w:sz w:val="22"/>
               </w:rPr>
               <w:t>depuración</w:t>
             </w:r>
@@ -3386,72 +2733,49 @@
               <w:pStyle w:val="TableParagraph"/>
               <w:spacing w:before="4"/>
               <w:ind w:right="1337"/>
-              <w:rPr>
-                <w:sz w:val="22"/>
-              </w:rPr>
-            </w:pPr>
-            <w:r>
-              <w:rPr>
-                <w:sz w:val="22"/>
-              </w:rPr>
+            </w:pPr>
+            <w:r>
               <w:t>Control</w:t>
             </w:r>
             <w:r>
               <w:rPr>
                 <w:spacing w:val="-11"/>
-                <w:sz w:val="22"/>
-              </w:rPr>
-              <w:t> </w:t>
-            </w:r>
-            <w:r>
-              <w:rPr>
-                <w:sz w:val="22"/>
-              </w:rPr>
+              </w:rPr>
+              <w:t xml:space="preserve"> </w:t>
+            </w:r>
+            <w:r>
               <w:t>de</w:t>
             </w:r>
             <w:r>
               <w:rPr>
                 <w:spacing w:val="-11"/>
-                <w:sz w:val="22"/>
-              </w:rPr>
-              <w:t> </w:t>
-            </w:r>
-            <w:r>
-              <w:rPr>
-                <w:sz w:val="22"/>
-              </w:rPr>
+              </w:rPr>
+              <w:t xml:space="preserve"> </w:t>
+            </w:r>
+            <w:r>
               <w:t>elementos</w:t>
             </w:r>
             <w:r>
               <w:rPr>
                 <w:spacing w:val="-9"/>
-                <w:sz w:val="22"/>
-              </w:rPr>
-              <w:t> </w:t>
-            </w:r>
-            <w:r>
-              <w:rPr>
-                <w:sz w:val="22"/>
-              </w:rPr>
+              </w:rPr>
+              <w:t xml:space="preserve"> </w:t>
+            </w:r>
+            <w:r>
               <w:t>hardware:</w:t>
             </w:r>
             <w:r>
               <w:rPr>
                 <w:spacing w:val="-8"/>
-                <w:sz w:val="22"/>
-              </w:rPr>
-              <w:t> </w:t>
-            </w:r>
-            <w:r>
-              <w:rPr>
-                <w:sz w:val="22"/>
-              </w:rPr>
-              <w:t>drivers </w:t>
+              </w:rPr>
+              <w:t xml:space="preserve"> </w:t>
+            </w:r>
+            <w:r>
+              <w:t xml:space="preserve">drivers </w:t>
             </w:r>
             <w:r>
               <w:rPr>
                 <w:spacing w:val="-2"/>
-                <w:sz w:val="22"/>
               </w:rPr>
               <w:t>Verificación</w:t>
             </w:r>
@@ -3460,66 +2784,44 @@
             <w:pPr>
               <w:pStyle w:val="TableParagraph"/>
               <w:ind w:right="1337"/>
-              <w:rPr>
-                <w:sz w:val="22"/>
-              </w:rPr>
-            </w:pPr>
-            <w:r>
-              <w:rPr>
-                <w:sz w:val="22"/>
-              </w:rPr>
+            </w:pPr>
+            <w:r>
               <w:t>Programa principal. Especificaciones Documentación</w:t>
             </w:r>
             <w:r>
               <w:rPr>
                 <w:spacing w:val="-12"/>
-                <w:sz w:val="22"/>
-              </w:rPr>
-              <w:t> </w:t>
-            </w:r>
-            <w:r>
-              <w:rPr>
-                <w:sz w:val="22"/>
-              </w:rPr>
+              </w:rPr>
+              <w:t xml:space="preserve"> </w:t>
+            </w:r>
+            <w:r>
               <w:t>firmware.</w:t>
             </w:r>
             <w:r>
               <w:rPr>
                 <w:spacing w:val="-6"/>
-                <w:sz w:val="22"/>
-              </w:rPr>
-              <w:t> </w:t>
-            </w:r>
-            <w:r>
-              <w:rPr>
-                <w:sz w:val="22"/>
-              </w:rPr>
+              </w:rPr>
+              <w:t xml:space="preserve"> </w:t>
+            </w:r>
+            <w:r>
               <w:t>Control</w:t>
             </w:r>
             <w:r>
               <w:rPr>
                 <w:spacing w:val="-9"/>
-                <w:sz w:val="22"/>
-              </w:rPr>
-              <w:t> </w:t>
-            </w:r>
-            <w:r>
-              <w:rPr>
-                <w:sz w:val="22"/>
-              </w:rPr>
+              </w:rPr>
+              <w:t xml:space="preserve"> </w:t>
+            </w:r>
+            <w:r>
               <w:t>de</w:t>
             </w:r>
             <w:r>
               <w:rPr>
                 <w:spacing w:val="-10"/>
-                <w:sz w:val="22"/>
-              </w:rPr>
-              <w:t> </w:t>
-            </w:r>
-            <w:r>
-              <w:rPr>
-                <w:sz w:val="22"/>
-              </w:rPr>
+              </w:rPr>
+              <w:t xml:space="preserve"> </w:t>
+            </w:r>
+            <w:r>
               <w:t>cambios</w:t>
             </w:r>
           </w:p>
@@ -3534,7 +2836,6 @@
               <w:ind w:left="0"/>
               <w:rPr>
                 <w:rFonts w:ascii="Times New Roman"/>
-                <w:sz w:val="22"/>
               </w:rPr>
             </w:pPr>
           </w:p>
@@ -3542,7 +2843,7 @@
       </w:tr>
       <w:tr>
         <w:trPr>
-          <w:trHeight w:val="1607" w:hRule="atLeast"/>
+          <w:trHeight w:val="1607"/>
         </w:trPr>
         <w:tc>
           <w:tcPr>
@@ -3553,14 +2854,10 @@
               <w:pStyle w:val="TableParagraph"/>
               <w:spacing w:before="43"/>
               <w:ind w:left="6"/>
-              <w:rPr>
-                <w:sz w:val="22"/>
-              </w:rPr>
             </w:pPr>
             <w:r>
               <w:rPr>
                 <w:spacing w:val="-5"/>
-                <w:sz w:val="22"/>
               </w:rPr>
               <w:t>11</w:t>
             </w:r>
@@ -3575,48 +2872,33 @@
               <w:pStyle w:val="TableParagraph"/>
               <w:spacing w:before="40"/>
               <w:ind w:right="3415"/>
-              <w:rPr>
-                <w:sz w:val="22"/>
-              </w:rPr>
-            </w:pPr>
-            <w:r>
-              <w:rPr>
-                <w:rFonts w:ascii="Arial" w:hAnsi="Arial"/>
-                <w:b/>
-                <w:sz w:val="22"/>
-              </w:rPr>
-              <w:t>Verificación hardware </w:t>
-            </w:r>
-            <w:r>
-              <w:rPr>
-                <w:sz w:val="22"/>
-              </w:rPr>
+            </w:pPr>
+            <w:r>
+              <w:rPr>
+                <w:rFonts w:ascii="Arial" w:hAnsi="Arial"/>
+                <w:b/>
+              </w:rPr>
+              <w:t xml:space="preserve">Verificación hardware </w:t>
+            </w:r>
+            <w:r>
               <w:t>Verificación inicial Verificación firmware Resolución</w:t>
             </w:r>
             <w:r>
               <w:rPr>
                 <w:spacing w:val="-16"/>
-                <w:sz w:val="22"/>
-              </w:rPr>
-              <w:t> </w:t>
-            </w:r>
-            <w:r>
-              <w:rPr>
-                <w:sz w:val="22"/>
-              </w:rPr>
+              </w:rPr>
+              <w:t xml:space="preserve"> </w:t>
+            </w:r>
+            <w:r>
               <w:t>de</w:t>
             </w:r>
             <w:r>
               <w:rPr>
                 <w:spacing w:val="-15"/>
-                <w:sz w:val="22"/>
-              </w:rPr>
-              <w:t> </w:t>
-            </w:r>
-            <w:r>
-              <w:rPr>
-                <w:sz w:val="22"/>
-              </w:rPr>
+              </w:rPr>
+              <w:t xml:space="preserve"> </w:t>
+            </w:r>
+            <w:r>
               <w:t>problemas Análisis de prestaciones</w:t>
             </w:r>
           </w:p>
@@ -3624,53 +2906,37 @@
             <w:pPr>
               <w:pStyle w:val="TableParagraph"/>
               <w:spacing w:before="3"/>
-              <w:rPr>
-                <w:sz w:val="22"/>
-              </w:rPr>
-            </w:pPr>
-            <w:r>
-              <w:rPr>
-                <w:sz w:val="22"/>
-              </w:rPr>
+            </w:pPr>
+            <w:r>
               <w:t>Montaje</w:t>
             </w:r>
             <w:r>
               <w:rPr>
                 <w:spacing w:val="-8"/>
-                <w:sz w:val="22"/>
-              </w:rPr>
-              <w:t> </w:t>
-            </w:r>
-            <w:r>
-              <w:rPr>
-                <w:sz w:val="22"/>
-              </w:rPr>
+              </w:rPr>
+              <w:t xml:space="preserve"> </w:t>
+            </w:r>
+            <w:r>
               <w:t>final.</w:t>
             </w:r>
             <w:r>
               <w:rPr>
                 <w:spacing w:val="-3"/>
-                <w:sz w:val="22"/>
-              </w:rPr>
-              <w:t> </w:t>
-            </w:r>
-            <w:r>
-              <w:rPr>
-                <w:sz w:val="22"/>
-              </w:rPr>
+              </w:rPr>
+              <w:t xml:space="preserve"> </w:t>
+            </w:r>
+            <w:r>
               <w:t>Piezas</w:t>
             </w:r>
             <w:r>
               <w:rPr>
                 <w:spacing w:val="-5"/>
-                <w:sz w:val="22"/>
-              </w:rPr>
-              <w:t> </w:t>
+              </w:rPr>
+              <w:t xml:space="preserve"> </w:t>
             </w:r>
             <w:r>
               <w:rPr>
                 <w:spacing w:val="-2"/>
-                <w:sz w:val="22"/>
               </w:rPr>
               <w:t>mecánicas</w:t>
             </w:r>
@@ -3686,7 +2952,6 @@
               <w:ind w:left="0"/>
               <w:rPr>
                 <w:rFonts w:ascii="Times New Roman"/>
-                <w:sz w:val="22"/>
               </w:rPr>
             </w:pPr>
           </w:p>
@@ -3694,7 +2959,7 @@
       </w:tr>
       <w:tr>
         <w:trPr>
-          <w:trHeight w:val="1607" w:hRule="atLeast"/>
+          <w:trHeight w:val="1607"/>
         </w:trPr>
         <w:tc>
           <w:tcPr>
@@ -3705,14 +2970,10 @@
               <w:pStyle w:val="TableParagraph"/>
               <w:spacing w:before="43"/>
               <w:ind w:left="6"/>
-              <w:rPr>
-                <w:sz w:val="22"/>
-              </w:rPr>
             </w:pPr>
             <w:r>
               <w:rPr>
                 <w:spacing w:val="-5"/>
-                <w:sz w:val="22"/>
               </w:rPr>
               <w:t>12</w:t>
             </w:r>
@@ -3727,48 +2988,33 @@
               <w:pStyle w:val="TableParagraph"/>
               <w:spacing w:before="40"/>
               <w:ind w:right="3415"/>
-              <w:rPr>
-                <w:sz w:val="22"/>
-              </w:rPr>
-            </w:pPr>
-            <w:r>
-              <w:rPr>
-                <w:rFonts w:ascii="Arial" w:hAnsi="Arial"/>
-                <w:b/>
-                <w:sz w:val="22"/>
-              </w:rPr>
-              <w:t>Verificación hardware </w:t>
-            </w:r>
-            <w:r>
-              <w:rPr>
-                <w:sz w:val="22"/>
-              </w:rPr>
+            </w:pPr>
+            <w:r>
+              <w:rPr>
+                <w:rFonts w:ascii="Arial" w:hAnsi="Arial"/>
+                <w:b/>
+              </w:rPr>
+              <w:t xml:space="preserve">Verificación hardware </w:t>
+            </w:r>
+            <w:r>
               <w:t>Verificación inicial Verificación firmware Resolución</w:t>
             </w:r>
             <w:r>
               <w:rPr>
                 <w:spacing w:val="-16"/>
-                <w:sz w:val="22"/>
-              </w:rPr>
-              <w:t> </w:t>
-            </w:r>
-            <w:r>
-              <w:rPr>
-                <w:sz w:val="22"/>
-              </w:rPr>
+              </w:rPr>
+              <w:t xml:space="preserve"> </w:t>
+            </w:r>
+            <w:r>
               <w:t>de</w:t>
             </w:r>
             <w:r>
               <w:rPr>
                 <w:spacing w:val="-15"/>
-                <w:sz w:val="22"/>
-              </w:rPr>
-              <w:t> </w:t>
-            </w:r>
-            <w:r>
-              <w:rPr>
-                <w:sz w:val="22"/>
-              </w:rPr>
+              </w:rPr>
+              <w:t xml:space="preserve"> </w:t>
+            </w:r>
+            <w:r>
               <w:t>problemas Análisis de prestaciones</w:t>
             </w:r>
           </w:p>
@@ -3776,53 +3022,37 @@
             <w:pPr>
               <w:pStyle w:val="TableParagraph"/>
               <w:spacing w:before="3"/>
-              <w:rPr>
-                <w:sz w:val="22"/>
-              </w:rPr>
-            </w:pPr>
-            <w:r>
-              <w:rPr>
-                <w:sz w:val="22"/>
-              </w:rPr>
+            </w:pPr>
+            <w:r>
               <w:t>Montaje</w:t>
             </w:r>
             <w:r>
               <w:rPr>
                 <w:spacing w:val="-8"/>
-                <w:sz w:val="22"/>
-              </w:rPr>
-              <w:t> </w:t>
-            </w:r>
-            <w:r>
-              <w:rPr>
-                <w:sz w:val="22"/>
-              </w:rPr>
+              </w:rPr>
+              <w:t xml:space="preserve"> </w:t>
+            </w:r>
+            <w:r>
               <w:t>final.</w:t>
             </w:r>
             <w:r>
               <w:rPr>
                 <w:spacing w:val="-3"/>
-                <w:sz w:val="22"/>
-              </w:rPr>
-              <w:t> </w:t>
-            </w:r>
-            <w:r>
-              <w:rPr>
-                <w:sz w:val="22"/>
-              </w:rPr>
+              </w:rPr>
+              <w:t xml:space="preserve"> </w:t>
+            </w:r>
+            <w:r>
               <w:t>Piezas</w:t>
             </w:r>
             <w:r>
               <w:rPr>
                 <w:spacing w:val="-5"/>
-                <w:sz w:val="22"/>
-              </w:rPr>
-              <w:t> </w:t>
+              </w:rPr>
+              <w:t xml:space="preserve"> </w:t>
             </w:r>
             <w:r>
               <w:rPr>
                 <w:spacing w:val="-2"/>
-                <w:sz w:val="22"/>
               </w:rPr>
               <w:t>mecánicas</w:t>
             </w:r>
@@ -3838,7 +3068,6 @@
               <w:ind w:left="0"/>
               <w:rPr>
                 <w:rFonts w:ascii="Times New Roman"/>
-                <w:sz w:val="22"/>
               </w:rPr>
             </w:pPr>
           </w:p>
@@ -3846,7 +3075,7 @@
       </w:tr>
       <w:tr>
         <w:trPr>
-          <w:trHeight w:val="345" w:hRule="atLeast"/>
+          <w:trHeight w:val="345"/>
         </w:trPr>
         <w:tc>
           <w:tcPr>
@@ -3857,14 +3086,10 @@
               <w:pStyle w:val="TableParagraph"/>
               <w:spacing w:before="43"/>
               <w:ind w:left="6"/>
-              <w:rPr>
-                <w:sz w:val="22"/>
-              </w:rPr>
             </w:pPr>
             <w:r>
               <w:rPr>
                 <w:spacing w:val="-5"/>
-                <w:sz w:val="22"/>
               </w:rPr>
               <w:t>13</w:t>
             </w:r>
@@ -3880,7 +3105,6 @@
               <w:ind w:left="0"/>
               <w:rPr>
                 <w:rFonts w:ascii="Times New Roman"/>
-                <w:sz w:val="22"/>
               </w:rPr>
             </w:pPr>
           </w:p>
@@ -3895,7 +3119,6 @@
               <w:ind w:left="0"/>
               <w:rPr>
                 <w:rFonts w:ascii="Times New Roman"/>
-                <w:sz w:val="22"/>
               </w:rPr>
             </w:pPr>
           </w:p>
@@ -3903,7 +3126,7 @@
       </w:tr>
       <w:tr>
         <w:trPr>
-          <w:trHeight w:val="342" w:hRule="atLeast"/>
+          <w:trHeight w:val="342"/>
         </w:trPr>
         <w:tc>
           <w:tcPr>
@@ -3914,14 +3137,10 @@
               <w:pStyle w:val="TableParagraph"/>
               <w:spacing w:before="43"/>
               <w:ind w:left="6"/>
-              <w:rPr>
-                <w:sz w:val="22"/>
-              </w:rPr>
             </w:pPr>
             <w:r>
               <w:rPr>
                 <w:spacing w:val="-5"/>
-                <w:sz w:val="22"/>
               </w:rPr>
               <w:t>14</w:t>
             </w:r>
@@ -3937,7 +3156,6 @@
               <w:ind w:left="0"/>
               <w:rPr>
                 <w:rFonts w:ascii="Times New Roman"/>
-                <w:sz w:val="22"/>
               </w:rPr>
             </w:pPr>
           </w:p>
@@ -3952,7 +3170,6 @@
               <w:ind w:left="0"/>
               <w:rPr>
                 <w:rFonts w:ascii="Times New Roman"/>
-                <w:sz w:val="22"/>
               </w:rPr>
             </w:pPr>
           </w:p>
@@ -3960,7 +3177,7 @@
       </w:tr>
       <w:tr>
         <w:trPr>
-          <w:trHeight w:val="594" w:hRule="atLeast"/>
+          <w:trHeight w:val="594"/>
         </w:trPr>
         <w:tc>
           <w:tcPr>
@@ -3971,14 +3188,10 @@
               <w:pStyle w:val="TableParagraph"/>
               <w:spacing w:before="43"/>
               <w:ind w:left="6"/>
-              <w:rPr>
-                <w:sz w:val="22"/>
-              </w:rPr>
             </w:pPr>
             <w:r>
               <w:rPr>
                 <w:spacing w:val="-5"/>
-                <w:sz w:val="22"/>
               </w:rPr>
               <w:t>15</w:t>
             </w:r>
@@ -3995,7 +3208,6 @@
               <w:rPr>
                 <w:rFonts w:ascii="Arial" w:hAnsi="Arial"/>
                 <w:b/>
-                <w:sz w:val="22"/>
               </w:rPr>
             </w:pPr>
             <w:r>
@@ -4003,7 +3215,6 @@
                 <w:rFonts w:ascii="Arial" w:hAnsi="Arial"/>
                 <w:b/>
                 <w:spacing w:val="-2"/>
-                <w:sz w:val="22"/>
               </w:rPr>
               <w:t>Documentación</w:t>
             </w:r>
@@ -4012,27 +3223,19 @@
             <w:pPr>
               <w:pStyle w:val="TableParagraph"/>
               <w:spacing w:before="2"/>
-              <w:rPr>
-                <w:sz w:val="22"/>
-              </w:rPr>
-            </w:pPr>
-            <w:r>
-              <w:rPr>
-                <w:sz w:val="22"/>
-              </w:rPr>
+            </w:pPr>
+            <w:r>
               <w:t>Realización</w:t>
             </w:r>
             <w:r>
               <w:rPr>
                 <w:spacing w:val="-13"/>
-                <w:sz w:val="22"/>
-              </w:rPr>
-              <w:t> </w:t>
+              </w:rPr>
+              <w:t xml:space="preserve"> </w:t>
             </w:r>
             <w:r>
               <w:rPr>
                 <w:spacing w:val="-2"/>
-                <w:sz w:val="22"/>
               </w:rPr>
               <w:t>informe</w:t>
             </w:r>
@@ -4048,7 +3251,6 @@
               <w:ind w:left="0"/>
               <w:rPr>
                 <w:rFonts w:ascii="Times New Roman"/>
-                <w:sz w:val="22"/>
               </w:rPr>
             </w:pPr>
           </w:p>
@@ -4056,7 +3258,7 @@
       </w:tr>
       <w:tr>
         <w:trPr>
-          <w:trHeight w:val="345" w:hRule="atLeast"/>
+          <w:trHeight w:val="345"/>
         </w:trPr>
         <w:tc>
           <w:tcPr>
@@ -4068,7 +3270,6 @@
               <w:ind w:left="0"/>
               <w:rPr>
                 <w:rFonts w:ascii="Times New Roman"/>
-                <w:sz w:val="22"/>
               </w:rPr>
             </w:pPr>
           </w:p>
@@ -4085,7 +3286,6 @@
               <w:rPr>
                 <w:rFonts w:ascii="Arial"/>
                 <w:b/>
-                <w:sz w:val="22"/>
               </w:rPr>
             </w:pPr>
             <w:r>
@@ -4093,7 +3293,6 @@
                 <w:rFonts w:ascii="Arial"/>
                 <w:b/>
                 <w:spacing w:val="-2"/>
-                <w:sz w:val="22"/>
               </w:rPr>
               <w:t>TOTAL</w:t>
             </w:r>
@@ -4109,7 +3308,6 @@
               <w:ind w:left="0"/>
               <w:rPr>
                 <w:rFonts w:ascii="Times New Roman"/>
-                <w:sz w:val="22"/>
               </w:rPr>
             </w:pPr>
           </w:p>
@@ -4119,21 +3317,20 @@
     <w:p>
       <w:pPr>
         <w:pStyle w:val="TableParagraph"/>
-        <w:spacing w:after="0"/>
         <w:rPr>
           <w:rFonts w:ascii="Times New Roman"/>
-          <w:sz w:val="22"/>
         </w:rPr>
         <w:sectPr>
           <w:pgSz w:w="11910" w:h="16840"/>
-          <w:pgMar w:header="712" w:footer="1008" w:top="1320" w:bottom="1200" w:left="1700" w:right="1559"/>
+          <w:pgMar w:top="1320" w:right="1559" w:bottom="1200" w:left="1700" w:header="712" w:footer="1008" w:gutter="0"/>
+          <w:cols w:space="720"/>
         </w:sectPr>
       </w:pPr>
     </w:p>
     <w:p>
       <w:pPr>
         <w:spacing w:before="77"/>
-        <w:ind w:left="0" w:right="135" w:firstLine="0"/>
+        <w:ind w:right="135"/>
         <w:jc w:val="center"/>
         <w:rPr>
           <w:sz w:val="40"/>
@@ -4145,14 +3342,14 @@
           <w:spacing w:val="-2"/>
           <w:sz w:val="40"/>
         </w:rPr>
+        <w:lastRenderedPageBreak/>
         <w:t>Diario</w:t>
       </w:r>
     </w:p>
     <w:p>
       <w:pPr>
         <w:spacing w:before="116"/>
-        <w:ind w:left="2" w:right="0" w:firstLine="0"/>
-        <w:jc w:val="left"/>
+        <w:ind w:left="2"/>
         <w:rPr>
           <w:sz w:val="28"/>
         </w:rPr>
@@ -4171,7 +3368,7 @@
           <w:spacing w:val="35"/>
           <w:sz w:val="28"/>
         </w:rPr>
-        <w:t> </w:t>
+        <w:t xml:space="preserve"> </w:t>
       </w:r>
       <w:r>
         <w:rPr>
@@ -4193,8 +3390,7 @@
     <w:p>
       <w:pPr>
         <w:spacing w:before="185"/>
-        <w:ind w:left="2" w:right="0" w:firstLine="0"/>
-        <w:jc w:val="left"/>
+        <w:ind w:left="2"/>
         <w:rPr>
           <w:sz w:val="28"/>
         </w:rPr>
@@ -4213,7 +3409,7 @@
           <w:spacing w:val="42"/>
           <w:sz w:val="28"/>
         </w:rPr>
-        <w:t> </w:t>
+        <w:t xml:space="preserve"> </w:t>
       </w:r>
       <w:r>
         <w:rPr>
@@ -4229,7 +3425,7 @@
           <w:spacing w:val="37"/>
           <w:sz w:val="28"/>
         </w:rPr>
-        <w:t> </w:t>
+        <w:t xml:space="preserve"> </w:t>
       </w:r>
       <w:r>
         <w:rPr>
@@ -4244,7 +3440,7 @@
           <w:spacing w:val="37"/>
           <w:sz w:val="28"/>
         </w:rPr>
-        <w:t> </w:t>
+        <w:t xml:space="preserve"> </w:t>
       </w:r>
       <w:r>
         <w:rPr>
@@ -4257,291 +3453,262 @@
     </w:p>
     <w:p>
       <w:pPr>
-        <w:pStyle w:val="BodyText"/>
-        <w:spacing w:line="259" w:lineRule="auto" w:before="187"/>
+        <w:pStyle w:val="Textoindependiente"/>
+        <w:spacing w:before="187" w:line="259" w:lineRule="auto"/>
         <w:ind w:left="2" w:right="133"/>
         <w:jc w:val="both"/>
       </w:pPr>
       <w:r>
-        <w:rPr/>
         <w:t>Durante</w:t>
       </w:r>
       <w:r>
         <w:rPr>
           <w:spacing w:val="-13"/>
         </w:rPr>
-        <w:t> </w:t>
-      </w:r>
-      <w:r>
-        <w:rPr/>
+        <w:t xml:space="preserve"> </w:t>
+      </w:r>
+      <w:r>
         <w:t>esta</w:t>
       </w:r>
       <w:r>
         <w:rPr>
           <w:spacing w:val="-12"/>
         </w:rPr>
-        <w:t> </w:t>
-      </w:r>
-      <w:r>
-        <w:rPr/>
+        <w:t xml:space="preserve"> </w:t>
+      </w:r>
+      <w:r>
         <w:t>semana</w:t>
       </w:r>
       <w:r>
         <w:rPr>
           <w:spacing w:val="-12"/>
         </w:rPr>
-        <w:t> </w:t>
-      </w:r>
-      <w:r>
-        <w:rPr/>
+        <w:t xml:space="preserve"> </w:t>
+      </w:r>
+      <w:r>
         <w:t>se</w:t>
       </w:r>
       <w:r>
         <w:rPr>
           <w:spacing w:val="-15"/>
         </w:rPr>
-        <w:t> </w:t>
-      </w:r>
-      <w:r>
-        <w:rPr/>
+        <w:t xml:space="preserve"> </w:t>
+      </w:r>
+      <w:r>
         <w:t>ha</w:t>
       </w:r>
       <w:r>
         <w:rPr>
           <w:spacing w:val="-11"/>
         </w:rPr>
-        <w:t> </w:t>
-      </w:r>
-      <w:r>
-        <w:rPr/>
+        <w:t xml:space="preserve"> </w:t>
+      </w:r>
+      <w:r>
         <w:t>iniciado</w:t>
       </w:r>
       <w:r>
         <w:rPr>
           <w:spacing w:val="-10"/>
         </w:rPr>
-        <w:t> </w:t>
-      </w:r>
-      <w:r>
-        <w:rPr/>
+        <w:t xml:space="preserve"> </w:t>
+      </w:r>
+      <w:r>
         <w:t>la</w:t>
       </w:r>
       <w:r>
         <w:rPr>
           <w:spacing w:val="-10"/>
         </w:rPr>
-        <w:t> </w:t>
-      </w:r>
-      <w:r>
-        <w:rPr/>
+        <w:t xml:space="preserve"> </w:t>
+      </w:r>
+      <w:r>
         <w:t>asignatura</w:t>
       </w:r>
       <w:r>
         <w:rPr>
           <w:spacing w:val="-15"/>
         </w:rPr>
-        <w:t> </w:t>
-      </w:r>
-      <w:r>
-        <w:rPr/>
+        <w:t xml:space="preserve"> </w:t>
+      </w:r>
+      <w:r>
         <w:t>de</w:t>
       </w:r>
       <w:r>
         <w:rPr>
           <w:spacing w:val="-13"/>
         </w:rPr>
-        <w:t> </w:t>
-      </w:r>
-      <w:r>
-        <w:rPr/>
+        <w:t xml:space="preserve"> </w:t>
+      </w:r>
+      <w:r>
         <w:t>TP1-SE</w:t>
       </w:r>
       <w:r>
         <w:rPr>
           <w:spacing w:val="-11"/>
         </w:rPr>
-        <w:t> </w:t>
-      </w:r>
-      <w:r>
-        <w:rPr/>
+        <w:t xml:space="preserve"> </w:t>
+      </w:r>
+      <w:r>
         <w:t>el</w:t>
       </w:r>
       <w:r>
         <w:rPr>
           <w:spacing w:val="-14"/>
         </w:rPr>
-        <w:t> </w:t>
-      </w:r>
-      <w:r>
-        <w:rPr/>
+        <w:t xml:space="preserve"> </w:t>
+      </w:r>
+      <w:r>
         <w:t>martes</w:t>
       </w:r>
       <w:r>
         <w:rPr>
           <w:spacing w:val="-13"/>
         </w:rPr>
-        <w:t> </w:t>
-      </w:r>
-      <w:r>
-        <w:rPr/>
+        <w:t xml:space="preserve"> </w:t>
+      </w:r>
+      <w:r>
         <w:t>16</w:t>
       </w:r>
       <w:r>
         <w:rPr>
           <w:spacing w:val="-15"/>
         </w:rPr>
-        <w:t> </w:t>
-      </w:r>
-      <w:r>
-        <w:rPr/>
+        <w:t xml:space="preserve"> </w:t>
+      </w:r>
+      <w:r>
         <w:t>con</w:t>
       </w:r>
       <w:r>
         <w:rPr>
           <w:spacing w:val="-11"/>
         </w:rPr>
-        <w:t> </w:t>
-      </w:r>
-      <w:r>
-        <w:rPr/>
+        <w:t xml:space="preserve"> </w:t>
+      </w:r>
+      <w:r>
         <w:t>una</w:t>
       </w:r>
       <w:r>
         <w:rPr>
           <w:spacing w:val="-13"/>
         </w:rPr>
-        <w:t> </w:t>
-      </w:r>
-      <w:r>
-        <w:rPr/>
+        <w:t xml:space="preserve"> </w:t>
+      </w:r>
+      <w:r>
         <w:t>clase de 2h en la que se ha explicado la idea del proyecto, los contenidos de la asignatura y la forma de trabajo, además de todas las herramientas que se van a emplear. En la segunda sesión del día 19 de septiembre (1h) se ha terminado la introducción al proyecto</w:t>
       </w:r>
       <w:r>
         <w:rPr>
           <w:spacing w:val="-1"/>
         </w:rPr>
-        <w:t> </w:t>
-      </w:r>
-      <w:r>
-        <w:rPr/>
+        <w:t xml:space="preserve"> </w:t>
+      </w:r>
+      <w:r>
         <w:t>con</w:t>
       </w:r>
       <w:r>
         <w:rPr>
           <w:spacing w:val="-4"/>
         </w:rPr>
-        <w:t> </w:t>
-      </w:r>
-      <w:r>
-        <w:rPr/>
+        <w:t xml:space="preserve"> </w:t>
+      </w:r>
+      <w:r>
         <w:t>diferentes</w:t>
       </w:r>
       <w:r>
         <w:rPr>
           <w:spacing w:val="-4"/>
         </w:rPr>
-        <w:t> </w:t>
-      </w:r>
-      <w:r>
-        <w:rPr/>
+        <w:t xml:space="preserve"> </w:t>
+      </w:r>
+      <w:r>
         <w:t>métodos</w:t>
       </w:r>
       <w:r>
         <w:rPr>
           <w:spacing w:val="-4"/>
         </w:rPr>
-        <w:t> </w:t>
-      </w:r>
-      <w:r>
-        <w:rPr/>
+        <w:t xml:space="preserve"> </w:t>
+      </w:r>
+      <w:r>
         <w:t>de</w:t>
       </w:r>
       <w:r>
         <w:rPr>
           <w:spacing w:val="-7"/>
         </w:rPr>
-        <w:t> </w:t>
-      </w:r>
-      <w:r>
-        <w:rPr/>
+        <w:t xml:space="preserve"> </w:t>
+      </w:r>
+      <w:r>
         <w:t>gestión</w:t>
       </w:r>
       <w:r>
         <w:rPr>
           <w:spacing w:val="-2"/>
         </w:rPr>
-        <w:t> </w:t>
-      </w:r>
-      <w:r>
-        <w:rPr/>
+        <w:t xml:space="preserve"> </w:t>
+      </w:r>
+      <w:r>
         <w:t>de</w:t>
       </w:r>
       <w:r>
         <w:rPr>
           <w:spacing w:val="-4"/>
         </w:rPr>
-        <w:t> </w:t>
-      </w:r>
-      <w:r>
-        <w:rPr/>
+        <w:t xml:space="preserve"> </w:t>
+      </w:r>
+      <w:r>
         <w:t>este.</w:t>
       </w:r>
       <w:r>
         <w:rPr>
           <w:spacing w:val="-3"/>
         </w:rPr>
-        <w:t> </w:t>
-      </w:r>
-      <w:r>
-        <w:rPr/>
+        <w:t xml:space="preserve"> </w:t>
+      </w:r>
+      <w:r>
         <w:t>En</w:t>
       </w:r>
       <w:r>
         <w:rPr>
           <w:spacing w:val="-4"/>
         </w:rPr>
-        <w:t> </w:t>
-      </w:r>
-      <w:r>
-        <w:rPr/>
+        <w:t xml:space="preserve"> </w:t>
+      </w:r>
+      <w:r>
         <w:t>esta sesión</w:t>
       </w:r>
       <w:r>
         <w:rPr>
           <w:spacing w:val="-2"/>
         </w:rPr>
-        <w:t> </w:t>
-      </w:r>
-      <w:r>
-        <w:rPr/>
+        <w:t xml:space="preserve"> </w:t>
+      </w:r>
+      <w:r>
         <w:t>se</w:t>
       </w:r>
       <w:r>
         <w:rPr>
           <w:spacing w:val="-4"/>
         </w:rPr>
-        <w:t> </w:t>
-      </w:r>
-      <w:r>
-        <w:rPr/>
+        <w:t xml:space="preserve"> </w:t>
+      </w:r>
+      <w:r>
         <w:t>han</w:t>
       </w:r>
       <w:r>
         <w:rPr>
           <w:spacing w:val="-2"/>
         </w:rPr>
-        <w:t> </w:t>
-      </w:r>
-      <w:r>
-        <w:rPr/>
+        <w:t xml:space="preserve"> </w:t>
+      </w:r>
+      <w:r>
         <w:t>establecido los grupos de trabajo y se ha comenzado con la estimación temporal del proyecto con el método Gantt que se adjunta (1h).</w:t>
       </w:r>
     </w:p>
     <w:p>
       <w:pPr>
         <w:spacing w:before="156"/>
-        <w:ind w:left="2" w:right="0" w:firstLine="0"/>
-        <w:jc w:val="left"/>
+        <w:ind w:left="2"/>
         <w:rPr>
           <w:sz w:val="28"/>
         </w:rPr>
@@ -4560,7 +3727,7 @@
           <w:spacing w:val="35"/>
           <w:sz w:val="28"/>
         </w:rPr>
-        <w:t> </w:t>
+        <w:t xml:space="preserve"> </w:t>
       </w:r>
       <w:r>
         <w:rPr>
@@ -4582,8 +3749,7 @@
     <w:p>
       <w:pPr>
         <w:spacing w:before="187"/>
-        <w:ind w:left="2" w:right="0" w:firstLine="0"/>
-        <w:jc w:val="left"/>
+        <w:ind w:left="2"/>
         <w:rPr>
           <w:sz w:val="28"/>
         </w:rPr>
@@ -4602,7 +3768,7 @@
           <w:spacing w:val="39"/>
           <w:sz w:val="28"/>
         </w:rPr>
-        <w:t> </w:t>
+        <w:t xml:space="preserve"> </w:t>
       </w:r>
       <w:r>
         <w:rPr>
@@ -4618,7 +3784,7 @@
           <w:spacing w:val="41"/>
           <w:sz w:val="28"/>
         </w:rPr>
-        <w:t> </w:t>
+        <w:t xml:space="preserve"> </w:t>
       </w:r>
       <w:r>
         <w:rPr>
@@ -4633,7 +3799,7 @@
           <w:spacing w:val="49"/>
           <w:sz w:val="28"/>
         </w:rPr>
-        <w:t> </w:t>
+        <w:t xml:space="preserve"> </w:t>
       </w:r>
       <w:r>
         <w:rPr>
@@ -4646,249 +3812,225 @@
     </w:p>
     <w:p>
       <w:pPr>
-        <w:pStyle w:val="BodyText"/>
-        <w:spacing w:line="259" w:lineRule="auto" w:before="188"/>
+        <w:pStyle w:val="Textoindependiente"/>
+        <w:spacing w:before="188" w:line="259" w:lineRule="auto"/>
         <w:ind w:left="2" w:right="135"/>
         <w:jc w:val="both"/>
       </w:pPr>
       <w:r>
-        <w:rPr/>
         <w:t>El</w:t>
       </w:r>
       <w:r>
         <w:rPr>
           <w:spacing w:val="-1"/>
         </w:rPr>
-        <w:t> </w:t>
-      </w:r>
-      <w:r>
-        <w:rPr/>
+        <w:t xml:space="preserve"> </w:t>
+      </w:r>
+      <w:r>
         <w:t>martes</w:t>
       </w:r>
       <w:r>
         <w:rPr>
           <w:spacing w:val="-4"/>
         </w:rPr>
-        <w:t> </w:t>
-      </w:r>
-      <w:r>
-        <w:rPr/>
+        <w:t xml:space="preserve"> </w:t>
+      </w:r>
+      <w:r>
         <w:t>tuvimos 1h</w:t>
       </w:r>
       <w:r>
         <w:rPr>
           <w:spacing w:val="-3"/>
         </w:rPr>
-        <w:t> </w:t>
-      </w:r>
-      <w:r>
-        <w:rPr/>
+        <w:t xml:space="preserve"> </w:t>
+      </w:r>
+      <w:r>
         <w:t>de</w:t>
       </w:r>
       <w:r>
         <w:rPr>
           <w:spacing w:val="-4"/>
         </w:rPr>
-        <w:t> </w:t>
-      </w:r>
-      <w:r>
-        <w:rPr/>
+        <w:t xml:space="preserve"> </w:t>
+      </w:r>
+      <w:r>
         <w:t>clase</w:t>
       </w:r>
       <w:r>
         <w:rPr>
           <w:spacing w:val="-1"/>
         </w:rPr>
-        <w:t> </w:t>
-      </w:r>
-      <w:r>
-        <w:rPr/>
+        <w:t xml:space="preserve"> </w:t>
+      </w:r>
+      <w:r>
         <w:t>donde</w:t>
       </w:r>
       <w:r>
         <w:rPr>
           <w:spacing w:val="-3"/>
         </w:rPr>
-        <w:t> </w:t>
-      </w:r>
-      <w:r>
-        <w:rPr/>
+        <w:t xml:space="preserve"> </w:t>
+      </w:r>
+      <w:r>
         <w:t>conocimos</w:t>
       </w:r>
       <w:r>
         <w:rPr>
           <w:spacing w:val="-3"/>
         </w:rPr>
-        <w:t> </w:t>
-      </w:r>
-      <w:r>
-        <w:rPr/>
+        <w:t xml:space="preserve"> </w:t>
+      </w:r>
+      <w:r>
         <w:t>las especificaciones hardware y</w:t>
       </w:r>
       <w:r>
         <w:rPr>
           <w:spacing w:val="-3"/>
         </w:rPr>
-        <w:t> </w:t>
-      </w:r>
-      <w:r>
-        <w:rPr/>
+        <w:t xml:space="preserve"> </w:t>
+      </w:r>
+      <w:r>
         <w:t>como usar</w:t>
       </w:r>
       <w:r>
         <w:rPr>
           <w:spacing w:val="-6"/>
         </w:rPr>
-        <w:t> </w:t>
-      </w:r>
-      <w:r>
-        <w:rPr/>
+        <w:t xml:space="preserve"> </w:t>
+      </w:r>
+      <w:r>
         <w:t>proteus,</w:t>
       </w:r>
       <w:r>
         <w:rPr>
           <w:spacing w:val="-8"/>
         </w:rPr>
-        <w:t> </w:t>
-      </w:r>
-      <w:r>
-        <w:rPr/>
+        <w:t xml:space="preserve"> </w:t>
+      </w:r>
+      <w:r>
         <w:t>además</w:t>
       </w:r>
       <w:r>
         <w:rPr>
           <w:spacing w:val="-9"/>
         </w:rPr>
-        <w:t> </w:t>
-      </w:r>
-      <w:r>
-        <w:rPr/>
+        <w:t xml:space="preserve"> </w:t>
+      </w:r>
+      <w:r>
         <w:t>de</w:t>
       </w:r>
       <w:r>
         <w:rPr>
           <w:spacing w:val="-9"/>
         </w:rPr>
-        <w:t> </w:t>
-      </w:r>
-      <w:r>
-        <w:rPr/>
+        <w:t xml:space="preserve"> </w:t>
+      </w:r>
+      <w:r>
         <w:t>una</w:t>
       </w:r>
       <w:r>
         <w:rPr>
           <w:spacing w:val="-7"/>
         </w:rPr>
-        <w:t> </w:t>
-      </w:r>
-      <w:r>
-        <w:rPr/>
+        <w:t xml:space="preserve"> </w:t>
+      </w:r>
+      <w:r>
         <w:t>hora</w:t>
       </w:r>
       <w:r>
         <w:rPr>
           <w:spacing w:val="-7"/>
         </w:rPr>
-        <w:t> </w:t>
-      </w:r>
-      <w:r>
-        <w:rPr/>
+        <w:t xml:space="preserve"> </w:t>
+      </w:r>
+      <w:r>
         <w:t>donde</w:t>
       </w:r>
       <w:r>
         <w:rPr>
           <w:spacing w:val="-9"/>
         </w:rPr>
-        <w:t> </w:t>
-      </w:r>
-      <w:r>
-        <w:rPr/>
+        <w:t xml:space="preserve"> </w:t>
+      </w:r>
+      <w:r>
         <w:t>Mario</w:t>
       </w:r>
       <w:r>
         <w:rPr>
           <w:spacing w:val="-8"/>
         </w:rPr>
-        <w:t> </w:t>
-      </w:r>
-      <w:r>
-        <w:rPr/>
+        <w:t xml:space="preserve"> </w:t>
+      </w:r>
+      <w:r>
         <w:t>y</w:t>
       </w:r>
       <w:r>
         <w:rPr>
           <w:spacing w:val="-9"/>
         </w:rPr>
-        <w:t> </w:t>
-      </w:r>
-      <w:r>
-        <w:rPr/>
+        <w:t xml:space="preserve"> </w:t>
+      </w:r>
+      <w:r>
         <w:t>Miguel</w:t>
       </w:r>
       <w:r>
         <w:rPr>
           <w:spacing w:val="-8"/>
         </w:rPr>
-        <w:t> </w:t>
-      </w:r>
-      <w:r>
-        <w:rPr/>
+        <w:t xml:space="preserve"> </w:t>
+      </w:r>
+      <w:r>
         <w:t>empezaron</w:t>
       </w:r>
       <w:r>
         <w:rPr>
           <w:spacing w:val="-9"/>
         </w:rPr>
-        <w:t> </w:t>
-      </w:r>
-      <w:r>
-        <w:rPr/>
+        <w:t xml:space="preserve"> </w:t>
+      </w:r>
+      <w:r>
         <w:t>con</w:t>
       </w:r>
       <w:r>
         <w:rPr>
           <w:spacing w:val="-8"/>
         </w:rPr>
-        <w:t> </w:t>
-      </w:r>
-      <w:r>
-        <w:rPr/>
+        <w:t xml:space="preserve"> </w:t>
+      </w:r>
+      <w:r>
         <w:t>los</w:t>
       </w:r>
       <w:r>
         <w:rPr>
           <w:spacing w:val="-7"/>
         </w:rPr>
-        <w:t> </w:t>
-      </w:r>
-      <w:r>
-        <w:rPr/>
+        <w:t xml:space="preserve"> </w:t>
+      </w:r>
+      <w:r>
         <w:t>diseños</w:t>
       </w:r>
       <w:r>
         <w:rPr>
           <w:spacing w:val="-7"/>
         </w:rPr>
-        <w:t> </w:t>
-      </w:r>
-      <w:r>
-        <w:rPr/>
+        <w:t xml:space="preserve"> </w:t>
+      </w:r>
+      <w:r>
         <w:t>de las PBC’s y Victor y Clara terminaron el diagrama Gantt (1h). El miércoles por la tarde Miguel dedicó tiempo extra en la realización de los esquemáticos del PCB2 (2h). En la clase del viernes continuamos con el</w:t>
       </w:r>
       <w:r>
         <w:rPr>
           <w:spacing w:val="-1"/>
         </w:rPr>
-        <w:t> </w:t>
-      </w:r>
-      <w:r>
-        <w:rPr/>
+        <w:t xml:space="preserve"> </w:t>
+      </w:r>
+      <w:r>
         <w:t>desarrollo de los diseños de los esquemáticos de las PBC’s (2.5h). En esta sesión se finalizaron los esquemáticos de las PCB1, PCB2 y PCB3, desarrollados por Mario, Miguel y Victor respectivamente. Clara comenzó el desarrollo de los esquemáticos correspondientes al PBC0.</w:t>
       </w:r>
     </w:p>
     <w:p>
       <w:pPr>
-        <w:pStyle w:val="BodyText"/>
+        <w:pStyle w:val="Textoindependiente"/>
         <w:spacing w:before="10"/>
         <w:rPr>
           <w:sz w:val="11"/>
@@ -4896,10 +4038,11 @@
       </w:pPr>
       <w:r>
         <w:rPr>
+          <w:noProof/>
           <w:sz w:val="11"/>
         </w:rPr>
         <w:drawing>
-          <wp:anchor distT="0" distB="0" distL="0" distR="0" allowOverlap="1" layoutInCell="1" locked="0" behindDoc="1" simplePos="0" relativeHeight="487588352">
+          <wp:anchor distT="0" distB="0" distL="0" distR="0" simplePos="0" relativeHeight="487588352" behindDoc="1" locked="0" layoutInCell="1" allowOverlap="1" wp14:anchorId="6363D3E2" wp14:editId="6363D3E3">
             <wp:simplePos x="0" y="0"/>
             <wp:positionH relativeFrom="page">
               <wp:posOffset>1389380</wp:posOffset>
@@ -4912,17 +4055,17 @@
             <wp:wrapTopAndBottom/>
             <wp:docPr id="4" name="Image 4"/>
             <wp:cNvGraphicFramePr>
-              <a:graphicFrameLocks/>
+              <a:graphicFrameLocks xmlns:a="http://schemas.openxmlformats.org/drawingml/2006/main"/>
             </wp:cNvGraphicFramePr>
-            <a:graphic>
+            <a:graphic xmlns:a="http://schemas.openxmlformats.org/drawingml/2006/main">
               <a:graphicData uri="http://schemas.openxmlformats.org/drawingml/2006/picture">
-                <pic:pic>
+                <pic:pic xmlns:pic="http://schemas.openxmlformats.org/drawingml/2006/picture">
                   <pic:nvPicPr>
                     <pic:cNvPr id="4" name="Image 4"/>
                     <pic:cNvPicPr/>
                   </pic:nvPicPr>
                   <pic:blipFill>
-                    <a:blip r:embed="rId8" cstate="print"/>
+                    <a:blip r:embed="rId9" cstate="print"/>
                     <a:stretch>
                       <a:fillRect/>
                     </a:stretch>
@@ -4946,7 +4089,7 @@
     <w:p>
       <w:pPr>
         <w:spacing w:before="229"/>
-        <w:ind w:left="0" w:right="135" w:firstLine="0"/>
+        <w:ind w:right="135"/>
         <w:jc w:val="center"/>
         <w:rPr>
           <w:sz w:val="18"/>
@@ -4967,7 +4110,7 @@
           <w:spacing w:val="-3"/>
           <w:sz w:val="18"/>
         </w:rPr>
-        <w:t> </w:t>
+        <w:t xml:space="preserve"> </w:t>
       </w:r>
       <w:r>
         <w:rPr>
@@ -4988,7 +4131,7 @@
           <w:spacing w:val="-5"/>
           <w:sz w:val="18"/>
         </w:rPr>
-        <w:t> </w:t>
+        <w:t xml:space="preserve"> </w:t>
       </w:r>
       <w:r>
         <w:rPr>
@@ -5001,7 +4144,7 @@
           <w:spacing w:val="-1"/>
           <w:sz w:val="18"/>
         </w:rPr>
-        <w:t> </w:t>
+        <w:t xml:space="preserve"> </w:t>
       </w:r>
       <w:r>
         <w:rPr>
@@ -5014,7 +4157,7 @@
           <w:spacing w:val="-3"/>
           <w:sz w:val="18"/>
         </w:rPr>
-        <w:t> </w:t>
+        <w:t xml:space="preserve"> </w:t>
       </w:r>
       <w:r>
         <w:rPr>
@@ -5027,7 +4170,7 @@
           <w:spacing w:val="-3"/>
           <w:sz w:val="18"/>
         </w:rPr>
-        <w:t> </w:t>
+        <w:t xml:space="preserve"> </w:t>
       </w:r>
       <w:r>
         <w:rPr>
@@ -5039,20 +4182,20 @@
     </w:p>
     <w:p>
       <w:pPr>
-        <w:spacing w:after="0"/>
         <w:jc w:val="center"/>
         <w:rPr>
           <w:sz w:val="18"/>
         </w:rPr>
         <w:sectPr>
           <w:pgSz w:w="11910" w:h="16840"/>
-          <w:pgMar w:header="712" w:footer="1008" w:top="1320" w:bottom="1200" w:left="1700" w:right="1559"/>
+          <w:pgMar w:top="1320" w:right="1559" w:bottom="1200" w:left="1700" w:header="712" w:footer="1008" w:gutter="0"/>
+          <w:cols w:space="720"/>
         </w:sectPr>
       </w:pPr>
     </w:p>
     <w:p>
       <w:pPr>
-        <w:pStyle w:val="BodyText"/>
+        <w:pStyle w:val="Textoindependiente"/>
         <w:rPr>
           <w:sz w:val="7"/>
         </w:rPr>
@@ -5060,7 +4203,7 @@
     </w:p>
     <w:p>
       <w:pPr>
-        <w:pStyle w:val="BodyText"/>
+        <w:pStyle w:val="Textoindependiente"/>
         <w:ind w:left="573"/>
         <w:rPr>
           <w:sz w:val="20"/>
@@ -5068,25 +4211,26 @@
       </w:pPr>
       <w:r>
         <w:rPr>
+          <w:noProof/>
           <w:sz w:val="20"/>
         </w:rPr>
         <w:drawing>
-          <wp:inline distT="0" distB="0" distL="0" distR="0">
+          <wp:inline distT="0" distB="0" distL="0" distR="0" wp14:anchorId="6363D3E4" wp14:editId="6363D3E5">
             <wp:extent cx="4706774" cy="3324701"/>
             <wp:effectExtent l="0" t="0" r="0" b="0"/>
             <wp:docPr id="5" name="Image 5"/>
             <wp:cNvGraphicFramePr>
-              <a:graphicFrameLocks/>
+              <a:graphicFrameLocks xmlns:a="http://schemas.openxmlformats.org/drawingml/2006/main"/>
             </wp:cNvGraphicFramePr>
-            <a:graphic>
+            <a:graphic xmlns:a="http://schemas.openxmlformats.org/drawingml/2006/main">
               <a:graphicData uri="http://schemas.openxmlformats.org/drawingml/2006/picture">
-                <pic:pic>
+                <pic:pic xmlns:pic="http://schemas.openxmlformats.org/drawingml/2006/picture">
                   <pic:nvPicPr>
                     <pic:cNvPr id="5" name="Image 5"/>
                     <pic:cNvPicPr/>
                   </pic:nvPicPr>
                   <pic:blipFill>
-                    <a:blip r:embed="rId9" cstate="print"/>
+                    <a:blip r:embed="rId10" cstate="print"/>
                     <a:stretch>
                       <a:fillRect/>
                     </a:stretch>
@@ -5106,16 +4250,11 @@
           </wp:inline>
         </w:drawing>
       </w:r>
-      <w:r>
-        <w:rPr>
-          <w:sz w:val="20"/>
-        </w:rPr>
-      </w:r>
     </w:p>
     <w:p>
       <w:pPr>
         <w:spacing w:before="135"/>
-        <w:ind w:left="0" w:right="135" w:firstLine="0"/>
+        <w:ind w:right="135"/>
         <w:jc w:val="center"/>
         <w:rPr>
           <w:sz w:val="18"/>
@@ -5136,7 +4275,7 @@
           <w:spacing w:val="-3"/>
           <w:sz w:val="18"/>
         </w:rPr>
-        <w:t> </w:t>
+        <w:t xml:space="preserve"> </w:t>
       </w:r>
       <w:r>
         <w:rPr>
@@ -5157,7 +4296,7 @@
           <w:spacing w:val="-5"/>
           <w:sz w:val="18"/>
         </w:rPr>
-        <w:t> </w:t>
+        <w:t xml:space="preserve"> </w:t>
       </w:r>
       <w:r>
         <w:rPr>
@@ -5170,7 +4309,7 @@
           <w:spacing w:val="-1"/>
           <w:sz w:val="18"/>
         </w:rPr>
-        <w:t> </w:t>
+        <w:t xml:space="preserve"> </w:t>
       </w:r>
       <w:r>
         <w:rPr>
@@ -5183,7 +4322,7 @@
           <w:spacing w:val="-3"/>
           <w:sz w:val="18"/>
         </w:rPr>
-        <w:t> </w:t>
+        <w:t xml:space="preserve"> </w:t>
       </w:r>
       <w:r>
         <w:rPr>
@@ -5196,7 +4335,7 @@
           <w:spacing w:val="-3"/>
           <w:sz w:val="18"/>
         </w:rPr>
-        <w:t> </w:t>
+        <w:t xml:space="preserve"> </w:t>
       </w:r>
       <w:r>
         <w:rPr>
@@ -5208,7 +4347,7 @@
     </w:p>
     <w:p>
       <w:pPr>
-        <w:pStyle w:val="BodyText"/>
+        <w:pStyle w:val="Textoindependiente"/>
         <w:spacing w:before="10"/>
         <w:rPr>
           <w:sz w:val="13"/>
@@ -5216,10 +4355,11 @@
       </w:pPr>
       <w:r>
         <w:rPr>
+          <w:noProof/>
           <w:sz w:val="13"/>
         </w:rPr>
         <w:drawing>
-          <wp:anchor distT="0" distB="0" distL="0" distR="0" allowOverlap="1" layoutInCell="1" locked="0" behindDoc="1" simplePos="0" relativeHeight="487588864">
+          <wp:anchor distT="0" distB="0" distL="0" distR="0" simplePos="0" relativeHeight="487588864" behindDoc="1" locked="0" layoutInCell="1" allowOverlap="1" wp14:anchorId="6363D3E6" wp14:editId="6363D3E7">
             <wp:simplePos x="0" y="0"/>
             <wp:positionH relativeFrom="page">
               <wp:posOffset>1398905</wp:posOffset>
@@ -5232,17 +4372,17 @@
             <wp:wrapTopAndBottom/>
             <wp:docPr id="6" name="Image 6"/>
             <wp:cNvGraphicFramePr>
-              <a:graphicFrameLocks/>
+              <a:graphicFrameLocks xmlns:a="http://schemas.openxmlformats.org/drawingml/2006/main"/>
             </wp:cNvGraphicFramePr>
-            <a:graphic>
+            <a:graphic xmlns:a="http://schemas.openxmlformats.org/drawingml/2006/main">
               <a:graphicData uri="http://schemas.openxmlformats.org/drawingml/2006/picture">
-                <pic:pic>
+                <pic:pic xmlns:pic="http://schemas.openxmlformats.org/drawingml/2006/picture">
                   <pic:nvPicPr>
                     <pic:cNvPr id="6" name="Image 6"/>
                     <pic:cNvPicPr/>
                   </pic:nvPicPr>
                   <pic:blipFill>
-                    <a:blip r:embed="rId10" cstate="print"/>
+                    <a:blip r:embed="rId11" cstate="print"/>
                     <a:stretch>
                       <a:fillRect/>
                     </a:stretch>
@@ -5265,7 +4405,7 @@
     </w:p>
     <w:p>
       <w:pPr>
-        <w:pStyle w:val="BodyText"/>
+        <w:pStyle w:val="Textoindependiente"/>
         <w:spacing w:before="28"/>
         <w:rPr>
           <w:sz w:val="18"/>
@@ -5274,8 +4414,7 @@
     </w:p>
     <w:p>
       <w:pPr>
-        <w:spacing w:before="0"/>
-        <w:ind w:left="0" w:right="135" w:firstLine="0"/>
+        <w:ind w:right="135"/>
         <w:jc w:val="center"/>
         <w:rPr>
           <w:sz w:val="18"/>
@@ -5296,7 +4435,7 @@
           <w:spacing w:val="-3"/>
           <w:sz w:val="18"/>
         </w:rPr>
-        <w:t> </w:t>
+        <w:t xml:space="preserve"> </w:t>
       </w:r>
       <w:r>
         <w:rPr>
@@ -5317,7 +4456,7 @@
           <w:spacing w:val="-5"/>
           <w:sz w:val="18"/>
         </w:rPr>
-        <w:t> </w:t>
+        <w:t xml:space="preserve"> </w:t>
       </w:r>
       <w:r>
         <w:rPr>
@@ -5330,7 +4469,7 @@
           <w:spacing w:val="-1"/>
           <w:sz w:val="18"/>
         </w:rPr>
-        <w:t> </w:t>
+        <w:t xml:space="preserve"> </w:t>
       </w:r>
       <w:r>
         <w:rPr>
@@ -5343,7 +4482,7 @@
           <w:spacing w:val="-3"/>
           <w:sz w:val="18"/>
         </w:rPr>
-        <w:t> </w:t>
+        <w:t xml:space="preserve"> </w:t>
       </w:r>
       <w:r>
         <w:rPr>
@@ -5356,7 +4495,7 @@
           <w:spacing w:val="-3"/>
           <w:sz w:val="18"/>
         </w:rPr>
-        <w:t> </w:t>
+        <w:t xml:space="preserve"> </w:t>
       </w:r>
       <w:r>
         <w:rPr>
@@ -5368,20 +4507,20 @@
     </w:p>
     <w:p>
       <w:pPr>
-        <w:spacing w:after="0"/>
         <w:jc w:val="center"/>
         <w:rPr>
           <w:sz w:val="18"/>
         </w:rPr>
         <w:sectPr>
           <w:pgSz w:w="11910" w:h="16840"/>
-          <w:pgMar w:header="712" w:footer="1008" w:top="1320" w:bottom="1200" w:left="1700" w:right="1559"/>
+          <w:pgMar w:top="1320" w:right="1559" w:bottom="1200" w:left="1700" w:header="712" w:footer="1008" w:gutter="0"/>
+          <w:cols w:space="720"/>
         </w:sectPr>
       </w:pPr>
     </w:p>
     <w:p>
       <w:pPr>
-        <w:pStyle w:val="BodyText"/>
+        <w:pStyle w:val="Textoindependiente"/>
         <w:rPr>
           <w:sz w:val="7"/>
         </w:rPr>
@@ -5389,7 +4528,7 @@
     </w:p>
     <w:p>
       <w:pPr>
-        <w:pStyle w:val="BodyText"/>
+        <w:pStyle w:val="Textoindependiente"/>
         <w:ind w:left="585"/>
         <w:rPr>
           <w:sz w:val="20"/>
@@ -5397,25 +4536,26 @@
       </w:pPr>
       <w:r>
         <w:rPr>
+          <w:noProof/>
           <w:sz w:val="20"/>
         </w:rPr>
         <w:drawing>
-          <wp:inline distT="0" distB="0" distL="0" distR="0">
+          <wp:inline distT="0" distB="0" distL="0" distR="0" wp14:anchorId="6363D3E8" wp14:editId="6363D3E9">
             <wp:extent cx="4714241" cy="3317271"/>
             <wp:effectExtent l="0" t="0" r="0" b="0"/>
             <wp:docPr id="7" name="Image 7"/>
             <wp:cNvGraphicFramePr>
-              <a:graphicFrameLocks/>
+              <a:graphicFrameLocks xmlns:a="http://schemas.openxmlformats.org/drawingml/2006/main"/>
             </wp:cNvGraphicFramePr>
-            <a:graphic>
+            <a:graphic xmlns:a="http://schemas.openxmlformats.org/drawingml/2006/main">
               <a:graphicData uri="http://schemas.openxmlformats.org/drawingml/2006/picture">
-                <pic:pic>
+                <pic:pic xmlns:pic="http://schemas.openxmlformats.org/drawingml/2006/picture">
                   <pic:nvPicPr>
                     <pic:cNvPr id="7" name="Image 7"/>
                     <pic:cNvPicPr/>
                   </pic:nvPicPr>
                   <pic:blipFill>
-                    <a:blip r:embed="rId11" cstate="print"/>
+                    <a:blip r:embed="rId12" cstate="print"/>
                     <a:stretch>
                       <a:fillRect/>
                     </a:stretch>
@@ -5435,16 +4575,11 @@
           </wp:inline>
         </w:drawing>
       </w:r>
-      <w:r>
-        <w:rPr>
-          <w:sz w:val="20"/>
-        </w:rPr>
-      </w:r>
     </w:p>
     <w:p>
       <w:pPr>
         <w:spacing w:before="110"/>
-        <w:ind w:left="0" w:right="135" w:firstLine="0"/>
+        <w:ind w:right="135"/>
         <w:jc w:val="center"/>
         <w:rPr>
           <w:sz w:val="18"/>
@@ -5465,7 +4600,7 @@
           <w:spacing w:val="-3"/>
           <w:sz w:val="18"/>
         </w:rPr>
-        <w:t> </w:t>
+        <w:t xml:space="preserve"> </w:t>
       </w:r>
       <w:r>
         <w:rPr>
@@ -5486,7 +4621,7 @@
           <w:spacing w:val="-5"/>
           <w:sz w:val="18"/>
         </w:rPr>
-        <w:t> </w:t>
+        <w:t xml:space="preserve"> </w:t>
       </w:r>
       <w:r>
         <w:rPr>
@@ -5499,7 +4634,7 @@
           <w:spacing w:val="-1"/>
           <w:sz w:val="18"/>
         </w:rPr>
-        <w:t> </w:t>
+        <w:t xml:space="preserve"> </w:t>
       </w:r>
       <w:r>
         <w:rPr>
@@ -5512,7 +4647,7 @@
           <w:spacing w:val="-3"/>
           <w:sz w:val="18"/>
         </w:rPr>
-        <w:t> </w:t>
+        <w:t xml:space="preserve"> </w:t>
       </w:r>
       <w:r>
         <w:rPr>
@@ -5525,7 +4660,7 @@
           <w:spacing w:val="-3"/>
           <w:sz w:val="18"/>
         </w:rPr>
-        <w:t> </w:t>
+        <w:t xml:space="preserve"> </w:t>
       </w:r>
       <w:r>
         <w:rPr>
@@ -5537,7 +4672,7 @@
     </w:p>
     <w:p>
       <w:pPr>
-        <w:pStyle w:val="BodyText"/>
+        <w:pStyle w:val="Textoindependiente"/>
         <w:spacing w:before="10"/>
         <w:rPr>
           <w:sz w:val="13"/>
@@ -5545,10 +4680,11 @@
       </w:pPr>
       <w:r>
         <w:rPr>
+          <w:noProof/>
           <w:sz w:val="13"/>
         </w:rPr>
         <w:drawing>
-          <wp:anchor distT="0" distB="0" distL="0" distR="0" allowOverlap="1" layoutInCell="1" locked="0" behindDoc="1" simplePos="0" relativeHeight="487589376">
+          <wp:anchor distT="0" distB="0" distL="0" distR="0" simplePos="0" relativeHeight="487589376" behindDoc="1" locked="0" layoutInCell="1" allowOverlap="1" wp14:anchorId="6363D3EA" wp14:editId="6363D3EB">
             <wp:simplePos x="0" y="0"/>
             <wp:positionH relativeFrom="page">
               <wp:posOffset>1479803</wp:posOffset>
@@ -5561,17 +4697,17 @@
             <wp:wrapTopAndBottom/>
             <wp:docPr id="8" name="Image 8"/>
             <wp:cNvGraphicFramePr>
-              <a:graphicFrameLocks/>
+              <a:graphicFrameLocks xmlns:a="http://schemas.openxmlformats.org/drawingml/2006/main"/>
             </wp:cNvGraphicFramePr>
-            <a:graphic>
+            <a:graphic xmlns:a="http://schemas.openxmlformats.org/drawingml/2006/main">
               <a:graphicData uri="http://schemas.openxmlformats.org/drawingml/2006/picture">
-                <pic:pic>
+                <pic:pic xmlns:pic="http://schemas.openxmlformats.org/drawingml/2006/picture">
                   <pic:nvPicPr>
                     <pic:cNvPr id="8" name="Image 8"/>
                     <pic:cNvPicPr/>
                   </pic:nvPicPr>
                   <pic:blipFill>
-                    <a:blip r:embed="rId12" cstate="print"/>
+                    <a:blip r:embed="rId13" cstate="print"/>
                     <a:stretch>
                       <a:fillRect/>
                     </a:stretch>
@@ -5595,7 +4731,7 @@
     <w:p>
       <w:pPr>
         <w:spacing w:before="164"/>
-        <w:ind w:left="0" w:right="135" w:firstLine="0"/>
+        <w:ind w:right="135"/>
         <w:jc w:val="center"/>
         <w:rPr>
           <w:sz w:val="18"/>
@@ -5616,7 +4752,7 @@
           <w:spacing w:val="-3"/>
           <w:sz w:val="18"/>
         </w:rPr>
-        <w:t> </w:t>
+        <w:t xml:space="preserve"> </w:t>
       </w:r>
       <w:r>
         <w:rPr>
@@ -5637,7 +4773,7 @@
           <w:spacing w:val="-5"/>
           <w:sz w:val="18"/>
         </w:rPr>
-        <w:t> </w:t>
+        <w:t xml:space="preserve"> </w:t>
       </w:r>
       <w:r>
         <w:rPr>
@@ -5650,7 +4786,7 @@
           <w:spacing w:val="-1"/>
           <w:sz w:val="18"/>
         </w:rPr>
-        <w:t> </w:t>
+        <w:t xml:space="preserve"> </w:t>
       </w:r>
       <w:r>
         <w:rPr>
@@ -5663,7 +4799,7 @@
           <w:spacing w:val="-3"/>
           <w:sz w:val="18"/>
         </w:rPr>
-        <w:t> </w:t>
+        <w:t xml:space="preserve"> </w:t>
       </w:r>
       <w:r>
         <w:rPr>
@@ -5676,7 +4812,7 @@
           <w:spacing w:val="-3"/>
           <w:sz w:val="18"/>
         </w:rPr>
-        <w:t> </w:t>
+        <w:t xml:space="preserve"> </w:t>
       </w:r>
       <w:r>
         <w:rPr>
@@ -5688,20 +4824,20 @@
     </w:p>
     <w:p>
       <w:pPr>
-        <w:spacing w:after="0"/>
         <w:jc w:val="center"/>
         <w:rPr>
           <w:sz w:val="18"/>
         </w:rPr>
         <w:sectPr>
           <w:pgSz w:w="11910" w:h="16840"/>
-          <w:pgMar w:header="712" w:footer="1008" w:top="1320" w:bottom="1200" w:left="1700" w:right="1559"/>
+          <w:pgMar w:top="1320" w:right="1559" w:bottom="1200" w:left="1700" w:header="712" w:footer="1008" w:gutter="0"/>
+          <w:cols w:space="720"/>
         </w:sectPr>
       </w:pPr>
     </w:p>
     <w:p>
       <w:pPr>
-        <w:pStyle w:val="BodyText"/>
+        <w:pStyle w:val="Textoindependiente"/>
         <w:rPr>
           <w:sz w:val="7"/>
         </w:rPr>
@@ -5709,7 +4845,7 @@
     </w:p>
     <w:p>
       <w:pPr>
-        <w:pStyle w:val="BodyText"/>
+        <w:pStyle w:val="Textoindependiente"/>
         <w:ind w:left="1"/>
         <w:rPr>
           <w:sz w:val="20"/>
@@ -5717,25 +4853,26 @@
       </w:pPr>
       <w:r>
         <w:rPr>
+          <w:noProof/>
           <w:sz w:val="20"/>
         </w:rPr>
         <w:drawing>
-          <wp:inline distT="0" distB="0" distL="0" distR="0">
+          <wp:inline distT="0" distB="0" distL="0" distR="0" wp14:anchorId="6363D3EC" wp14:editId="6363D3ED">
             <wp:extent cx="5188305" cy="3608451"/>
             <wp:effectExtent l="0" t="0" r="0" b="0"/>
             <wp:docPr id="9" name="Image 9" descr="D:\TP1SE\Captura de pantalla (1).png"/>
             <wp:cNvGraphicFramePr>
-              <a:graphicFrameLocks/>
+              <a:graphicFrameLocks xmlns:a="http://schemas.openxmlformats.org/drawingml/2006/main"/>
             </wp:cNvGraphicFramePr>
-            <a:graphic>
+            <a:graphic xmlns:a="http://schemas.openxmlformats.org/drawingml/2006/main">
               <a:graphicData uri="http://schemas.openxmlformats.org/drawingml/2006/picture">
-                <pic:pic>
+                <pic:pic xmlns:pic="http://schemas.openxmlformats.org/drawingml/2006/picture">
                   <pic:nvPicPr>
                     <pic:cNvPr id="9" name="Image 9" descr="D:\TP1SE\Captura de pantalla (1).png"/>
                     <pic:cNvPicPr/>
                   </pic:nvPicPr>
                   <pic:blipFill>
-                    <a:blip r:embed="rId13" cstate="print"/>
+                    <a:blip r:embed="rId14" cstate="print"/>
                     <a:stretch>
                       <a:fillRect/>
                     </a:stretch>
@@ -5755,15 +4892,10 @@
           </wp:inline>
         </w:drawing>
       </w:r>
-      <w:r>
-        <w:rPr>
-          <w:sz w:val="20"/>
-        </w:rPr>
-      </w:r>
     </w:p>
     <w:p>
       <w:pPr>
-        <w:pStyle w:val="BodyText"/>
+        <w:pStyle w:val="Textoindependiente"/>
         <w:spacing w:before="83"/>
         <w:rPr>
           <w:sz w:val="18"/>
@@ -5772,10 +4904,10 @@
     </w:p>
     <w:p>
       <w:pPr>
-        <w:spacing w:before="0"/>
-        <w:ind w:left="47" w:right="135" w:firstLine="0"/>
+        <w:ind w:left="47" w:right="135"/>
         <w:jc w:val="center"/>
         <w:rPr>
+          <w:spacing w:val="-10"/>
           <w:sz w:val="18"/>
         </w:rPr>
       </w:pPr>
@@ -5794,7 +4926,7 @@
           <w:spacing w:val="-4"/>
           <w:sz w:val="18"/>
         </w:rPr>
-        <w:t> </w:t>
+        <w:t xml:space="preserve"> </w:t>
       </w:r>
       <w:r>
         <w:rPr>
@@ -5811,7 +4943,7 @@
           <w:spacing w:val="-2"/>
           <w:sz w:val="18"/>
         </w:rPr>
-        <w:t> </w:t>
+        <w:t xml:space="preserve"> </w:t>
       </w:r>
       <w:r>
         <w:rPr>
@@ -5824,7 +4956,7 @@
           <w:spacing w:val="-3"/>
           <w:sz w:val="18"/>
         </w:rPr>
-        <w:t> </w:t>
+        <w:t xml:space="preserve"> </w:t>
       </w:r>
       <w:r>
         <w:rPr>
@@ -5837,7 +4969,7 @@
           <w:spacing w:val="-4"/>
           <w:sz w:val="18"/>
         </w:rPr>
-        <w:t> </w:t>
+        <w:t xml:space="preserve"> </w:t>
       </w:r>
       <w:r>
         <w:rPr>
@@ -5850,7 +4982,7 @@
           <w:spacing w:val="-4"/>
           <w:sz w:val="18"/>
         </w:rPr>
-        <w:t> </w:t>
+        <w:t xml:space="preserve"> </w:t>
       </w:r>
       <w:r>
         <w:rPr>
@@ -5859,20 +4991,183 @@
         </w:rPr>
         <w:t>3</w:t>
       </w:r>
+    </w:p>
+    <w:p>
+      <w:pPr>
+        <w:ind w:left="47" w:right="135"/>
+        <w:jc w:val="center"/>
+        <w:rPr>
+          <w:spacing w:val="-10"/>
+          <w:sz w:val="18"/>
+        </w:rPr>
+      </w:pPr>
+    </w:p>
+    <w:p>
+      <w:pPr>
+        <w:ind w:left="47" w:right="135"/>
+        <w:jc w:val="both"/>
+      </w:pPr>
+      <w:r>
+        <w:t xml:space="preserve">A lo largo del fin de semana </w:t>
+      </w:r>
+      <w:r>
+        <w:rPr>
+          <w:highlight w:val="yellow"/>
+        </w:rPr>
+        <w:t>Clara</w:t>
+      </w:r>
+      <w:r>
+        <w:t xml:space="preserve"> terminó la PCB 0, además corrigió algunos </w:t>
+      </w:r>
+      <w:r>
+        <w:t xml:space="preserve">errores (), </w:t>
+      </w:r>
+      <w:r>
+        <w:rPr>
+          <w:highlight w:val="yellow"/>
+        </w:rPr>
+        <w:t xml:space="preserve">Mario </w:t>
+      </w:r>
+      <w:r>
+        <w:t xml:space="preserve">por su parte corrigió los errores con los Netlist de las PCBs () y </w:t>
+      </w:r>
+      <w:r>
+        <w:rPr>
+          <w:highlight w:val="yellow"/>
+        </w:rPr>
+        <w:t xml:space="preserve">Víctor </w:t>
+      </w:r>
+      <w:r>
+        <w:t xml:space="preserve">actualizó la planificación del diagrama de Gantt (). </w:t>
+      </w:r>
+    </w:p>
+    <w:p>
+      <w:pPr>
+        <w:ind w:left="47" w:right="135"/>
+        <w:jc w:val="both"/>
+      </w:pPr>
+    </w:p>
+    <w:p>
+      <w:pPr>
+        <w:spacing w:before="156"/>
+        <w:ind w:left="2"/>
+        <w:rPr>
+          <w:sz w:val="28"/>
+        </w:rPr>
+      </w:pPr>
+      <w:r>
+        <w:rPr>
+          <w:color w:val="585858"/>
+          <w:spacing w:val="11"/>
+          <w:sz w:val="28"/>
+        </w:rPr>
+        <w:t>Semana</w:t>
+      </w:r>
+      <w:r>
+        <w:rPr>
+          <w:color w:val="585858"/>
+          <w:spacing w:val="35"/>
+          <w:sz w:val="28"/>
+        </w:rPr>
+        <w:t xml:space="preserve"> </w:t>
+      </w:r>
+      <w:r>
+        <w:rPr>
+          <w:color w:val="585858"/>
+          <w:spacing w:val="14"/>
+          <w:sz w:val="28"/>
+        </w:rPr>
+        <w:t>2</w:t>
+      </w:r>
+      <w:r>
+        <w:rPr>
+          <w:color w:val="585858"/>
+          <w:spacing w:val="14"/>
+          <w:sz w:val="28"/>
+        </w:rPr>
+        <w:t>9</w:t>
+      </w:r>
+      <w:r>
+        <w:rPr>
+          <w:color w:val="585858"/>
+          <w:spacing w:val="14"/>
+          <w:sz w:val="28"/>
+        </w:rPr>
+        <w:t>/9-</w:t>
+      </w:r>
+      <w:r>
+        <w:rPr>
+          <w:color w:val="585858"/>
+          <w:spacing w:val="7"/>
+          <w:sz w:val="28"/>
+        </w:rPr>
+        <w:t>3/10</w:t>
+      </w:r>
+    </w:p>
+    <w:p>
+      <w:pPr>
+        <w:spacing w:before="187"/>
+        <w:ind w:left="2"/>
+        <w:rPr>
+          <w:sz w:val="28"/>
+        </w:rPr>
+      </w:pPr>
+      <w:r>
+        <w:rPr>
+          <w:color w:val="585858"/>
+          <w:spacing w:val="13"/>
+          <w:sz w:val="28"/>
+        </w:rPr>
+        <w:t>(Planificación:</w:t>
+      </w:r>
+      <w:r>
+        <w:rPr>
+          <w:color w:val="585858"/>
+          <w:spacing w:val="10"/>
+          <w:sz w:val="28"/>
+        </w:rPr>
+        <w:t>)</w:t>
+      </w:r>
+    </w:p>
+    <w:p>
+      <w:pPr>
+        <w:ind w:left="47" w:right="135"/>
+        <w:jc w:val="both"/>
+      </w:pPr>
     </w:p>
     <w:sectPr>
       <w:pgSz w:w="11910" w:h="16840"/>
-      <w:pgMar w:header="712" w:footer="1008" w:top="1320" w:bottom="1200" w:left="1700" w:right="1559"/>
+      <w:pgMar w:top="1320" w:right="1559" w:bottom="1200" w:left="1700" w:header="712" w:footer="1008" w:gutter="0"/>
+      <w:cols w:space="720"/>
     </w:sectPr>
   </w:body>
 </w:document>
 </file>
 
+<file path=word/endnotes.xml><?xml version="1.0" encoding="utf-8"?>
+<w:endnotes xmlns:wpc="http://schemas.microsoft.com/office/word/2010/wordprocessingCanvas" xmlns:cx="http://schemas.microsoft.com/office/drawing/2014/chartex" xmlns:cx1="http://schemas.microsoft.com/office/drawing/2015/9/8/chartex" xmlns:cx2="http://schemas.microsoft.com/office/drawing/2015/10/21/chartex" xmlns:cx3="http://schemas.microsoft.com/office/drawing/2016/5/9/chartex" xmlns:cx4="http://schemas.microsoft.com/office/drawing/2016/5/10/chartex" xmlns:cx5="http://schemas.microsoft.com/office/drawing/2016/5/11/chartex" xmlns:cx6="http://schemas.microsoft.com/office/drawing/2016/5/12/chartex" xmlns:cx7="http://schemas.microsoft.com/office/drawing/2016/5/13/chartex" xmlns:cx8="http://schemas.microsoft.com/office/drawing/2016/5/14/chartex" xmlns:mc="http://schemas.openxmlformats.org/markup-compatibility/2006" xmlns:aink="http://schemas.microsoft.com/office/drawing/2016/ink" xmlns:am3d="http://schemas.microsoft.com/office/drawing/2017/model3d" xmlns:o="urn:schemas-microsoft-com:office:office" xmlns:oel="http://schemas.microsoft.com/office/2019/extlst" xmlns:r="http://schemas.openxmlformats.org/officeDocument/2006/relationships" xmlns:m="http://schemas.openxmlformats.org/officeDocument/2006/math" xmlns:v="urn:schemas-microsoft-com:vml" xmlns:wp14="http://schemas.microsoft.com/office/word/2010/wordprocessingDrawing" xmlns:wp="http://schemas.openxmlformats.org/drawingml/2006/wordprocessingDrawing" xmlns:w10="urn:schemas-microsoft-com:office:word" xmlns:w="http://schemas.openxmlformats.org/wordprocessingml/2006/main" xmlns:w14="http://schemas.microsoft.com/office/word/2010/wordml" xmlns:w15="http://schemas.microsoft.com/office/word/2012/wordml" xmlns:w16cex="http://schemas.microsoft.com/office/word/2018/wordml/cex" xmlns:w16cid="http://schemas.microsoft.com/office/word/2016/wordml/cid" xmlns:w16="http://schemas.microsoft.com/office/word/2018/wordml" xmlns:w16du="http://schemas.microsoft.com/office/word/2023/wordml/word16du" xmlns:w16sdtdh="http://schemas.microsoft.com/office/word/2020/wordml/sdtdatahash" xmlns:w16sdtfl="http://schemas.microsoft.com/office/word/2024/wordml/sdtformatlock" xmlns:w16se="http://schemas.microsoft.com/office/word/2015/wordml/symex" xmlns:wpg="http://schemas.microsoft.com/office/word/2010/wordprocessingGroup" xmlns:wpi="http://schemas.microsoft.com/office/word/2010/wordprocessingInk" xmlns:wne="http://schemas.microsoft.com/office/word/2006/wordml" xmlns:wps="http://schemas.microsoft.com/office/word/2010/wordprocessingShape" mc:Ignorable="w14 w15 w16se w16cid w16 w16cex w16sdtdh w16sdtfl w16du wp14">
+  <w:endnote w:type="separator" w:id="-1">
+    <w:p>
+      <w:r>
+        <w:separator/>
+      </w:r>
+    </w:p>
+  </w:endnote>
+  <w:endnote w:type="continuationSeparator" w:id="0">
+    <w:p>
+      <w:r>
+        <w:continuationSeparator/>
+      </w:r>
+    </w:p>
+  </w:endnote>
+</w:endnotes>
+</file>
+
 <file path=word/footer1.xml><?xml version="1.0" encoding="utf-8"?>
-<w:ftr xmlns:mc="http://schemas.openxmlformats.org/markup-compatibility/2006" xmlns:ve="http://schemas.openxmlformats.org/markup-compatibility/2006" xmlns:o="urn:schemas-microsoft-com:office:office" xmlns:r="http://schemas.openxmlformats.org/officeDocument/2006/relationships" xmlns:m="http://schemas.openxmlformats.org/officeDocument/2006/math" xmlns:v="urn:schemas-microsoft-com:vml" xmlns:wp="http://schemas.openxmlformats.org/drawingml/2006/wordprocessingDrawing" xmlns:w10="urn:schemas-microsoft-com:office:word" xmlns:w="http://schemas.openxmlformats.org/wordprocessingml/2006/main" xmlns:wne="http://schemas.microsoft.com/office/word/2006/wordml" xmlns:a="http://schemas.openxmlformats.org/drawingml/2006/main" xmlns:pic="http://schemas.openxmlformats.org/drawingml/2006/picture" xmlns:wpg="http://schemas.microsoft.com/office/word/2010/wordprocessingGroup" xmlns:wps="http://schemas.microsoft.com/office/word/2010/wordprocessingShape" xmlns:w14="http://schemas.microsoft.com/office/word/2010/wordml" mc:Ignorable="w14" xml:space="preserve">
+<w:ftr xmlns:wpc="http://schemas.microsoft.com/office/word/2010/wordprocessingCanvas" xmlns:cx="http://schemas.microsoft.com/office/drawing/2014/chartex" xmlns:cx1="http://schemas.microsoft.com/office/drawing/2015/9/8/chartex" xmlns:cx2="http://schemas.microsoft.com/office/drawing/2015/10/21/chartex" xmlns:cx3="http://schemas.microsoft.com/office/drawing/2016/5/9/chartex" xmlns:cx4="http://schemas.microsoft.com/office/drawing/2016/5/10/chartex" xmlns:cx5="http://schemas.microsoft.com/office/drawing/2016/5/11/chartex" xmlns:cx6="http://schemas.microsoft.com/office/drawing/2016/5/12/chartex" xmlns:cx7="http://schemas.microsoft.com/office/drawing/2016/5/13/chartex" xmlns:cx8="http://schemas.microsoft.com/office/drawing/2016/5/14/chartex" xmlns:mc="http://schemas.openxmlformats.org/markup-compatibility/2006" xmlns:aink="http://schemas.microsoft.com/office/drawing/2016/ink" xmlns:am3d="http://schemas.microsoft.com/office/drawing/2017/model3d" xmlns:o="urn:schemas-microsoft-com:office:office" xmlns:oel="http://schemas.microsoft.com/office/2019/extlst" xmlns:r="http://schemas.openxmlformats.org/officeDocument/2006/relationships" xmlns:m="http://schemas.openxmlformats.org/officeDocument/2006/math" xmlns:v="urn:schemas-microsoft-com:vml" xmlns:wp14="http://schemas.microsoft.com/office/word/2010/wordprocessingDrawing" xmlns:wp="http://schemas.openxmlformats.org/drawingml/2006/wordprocessingDrawing" xmlns:w10="urn:schemas-microsoft-com:office:word" xmlns:w="http://schemas.openxmlformats.org/wordprocessingml/2006/main" xmlns:w14="http://schemas.microsoft.com/office/word/2010/wordml" xmlns:w15="http://schemas.microsoft.com/office/word/2012/wordml" xmlns:w16cex="http://schemas.microsoft.com/office/word/2018/wordml/cex" xmlns:w16cid="http://schemas.microsoft.com/office/word/2016/wordml/cid" xmlns:w16="http://schemas.microsoft.com/office/word/2018/wordml" xmlns:w16du="http://schemas.microsoft.com/office/word/2023/wordml/word16du" xmlns:w16sdtdh="http://schemas.microsoft.com/office/word/2020/wordml/sdtdatahash" xmlns:w16sdtfl="http://schemas.microsoft.com/office/word/2024/wordml/sdtformatlock" xmlns:w16se="http://schemas.microsoft.com/office/word/2015/wordml/symex" xmlns:wpg="http://schemas.microsoft.com/office/word/2010/wordprocessingGroup" xmlns:wpi="http://schemas.microsoft.com/office/word/2010/wordprocessingInk" xmlns:wne="http://schemas.microsoft.com/office/word/2006/wordml" xmlns:wps="http://schemas.microsoft.com/office/word/2010/wordprocessingShape" mc:Ignorable="w14 w15 w16se w16cid w16 w16cex w16sdtdh w16sdtfl w16du wp14">
   <w:p>
     <w:pPr>
-      <w:pStyle w:val="BodyText"/>
+      <w:pStyle w:val="Textoindependiente"/>
       <w:spacing w:line="14" w:lineRule="auto"/>
       <w:rPr>
         <w:sz w:val="20"/>
@@ -5880,12 +5175,13 @@
     </w:pPr>
     <w:r>
       <w:rPr>
+        <w:noProof/>
         <w:sz w:val="20"/>
       </w:rPr>
       <mc:AlternateContent>
         <mc:Choice Requires="wps">
           <w:drawing>
-            <wp:anchor distT="0" distB="0" distL="0" distR="0" allowOverlap="1" layoutInCell="1" locked="0" behindDoc="1" simplePos="0" relativeHeight="487444480">
+            <wp:anchor distT="0" distB="0" distL="0" distR="0" simplePos="0" relativeHeight="487444480" behindDoc="1" locked="0" layoutInCell="1" allowOverlap="1" wp14:anchorId="6363D3F2" wp14:editId="6363D3F3">
               <wp:simplePos x="0" y="0"/>
               <wp:positionH relativeFrom="page">
                 <wp:posOffset>6365494</wp:posOffset>
@@ -5898,13 +5194,14 @@
               <wp:wrapNone/>
               <wp:docPr id="3" name="Textbox 3"/>
               <wp:cNvGraphicFramePr>
-                <a:graphicFrameLocks/>
+                <a:graphicFrameLocks xmlns:a="http://schemas.openxmlformats.org/drawingml/2006/main"/>
               </wp:cNvGraphicFramePr>
-              <a:graphic>
+              <a:graphic xmlns:a="http://schemas.openxmlformats.org/drawingml/2006/main">
                 <a:graphicData uri="http://schemas.microsoft.com/office/word/2010/wordprocessingShape">
                   <wps:wsp>
-                    <wps:cNvPr id="3" name="Textbox 3"/>
-                    <wps:cNvSpPr txBox="1"/>
+                    <wps:cNvSpPr txBox="1">
+                      <a:spLocks/>
+                    </wps:cNvSpPr>
                     <wps:spPr>
                       <a:xfrm>
                         <a:off x="0" y="0"/>
@@ -5918,7 +5215,7 @@
                       <w:txbxContent>
                         <w:p>
                           <w:pPr>
-                            <w:pStyle w:val="BodyText"/>
+                            <w:pStyle w:val="Textoindependiente"/>
                             <w:spacing w:before="13"/>
                             <w:ind w:left="60"/>
                           </w:pPr>
@@ -5932,7 +5229,7 @@
                             <w:rPr>
                               <w:spacing w:val="-10"/>
                             </w:rPr>
-                            <w:instrText> PAGE </w:instrText>
+                            <w:instrText xml:space="preserve"> PAGE </w:instrText>
                           </w:r>
                           <w:r>
                             <w:rPr>
@@ -5966,12 +5263,16 @@
         </mc:Choice>
         <mc:Fallback>
           <w:pict>
-            <v:shape style="position:absolute;margin-left:501.220001pt;margin-top:780.50177pt;width:13.15pt;height:14.35pt;mso-position-horizontal-relative:page;mso-position-vertical-relative:page;z-index:-15872000" type="#_x0000_t202" id="docshape2" filled="false" stroked="false">
+            <v:shapetype w14:anchorId="6363D3F2" id="_x0000_t202" coordsize="21600,21600" o:spt="202" path="m,l,21600r21600,l21600,xe">
+              <v:stroke joinstyle="miter"/>
+              <v:path gradientshapeok="t" o:connecttype="rect"/>
+            </v:shapetype>
+            <v:shape id="Textbox 3" o:spid="_x0000_s1027" type="#_x0000_t202" style="position:absolute;margin-left:501.2pt;margin-top:780.5pt;width:13.15pt;height:14.35pt;z-index:-15872000;visibility:visible;mso-wrap-style:square;mso-wrap-distance-left:0;mso-wrap-distance-top:0;mso-wrap-distance-right:0;mso-wrap-distance-bottom:0;mso-position-horizontal:absolute;mso-position-horizontal-relative:page;mso-position-vertical:absolute;mso-position-vertical-relative:page;v-text-anchor:top" o:gfxdata="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" filled="f" stroked="f">
               <v:textbox inset="0,0,0,0">
                 <w:txbxContent>
                   <w:p>
                     <w:pPr>
-                      <w:pStyle w:val="BodyText"/>
+                      <w:pStyle w:val="Textoindependiente"/>
                       <w:spacing w:before="13"/>
                       <w:ind w:left="60"/>
                     </w:pPr>
@@ -5985,7 +5286,7 @@
                       <w:rPr>
                         <w:spacing w:val="-10"/>
                       </w:rPr>
-                      <w:instrText> PAGE </w:instrText>
+                      <w:instrText xml:space="preserve"> PAGE </w:instrText>
                     </w:r>
                     <w:r>
                       <w:rPr>
@@ -6008,7 +5309,7 @@
                   </w:p>
                 </w:txbxContent>
               </v:textbox>
-              <w10:wrap type="none"/>
+              <w10:wrap anchorx="page" anchory="page"/>
             </v:shape>
           </w:pict>
         </mc:Fallback>
@@ -6018,11 +5319,30 @@
 </w:ftr>
 </file>
 
+<file path=word/footnotes.xml><?xml version="1.0" encoding="utf-8"?>
+<w:footnotes xmlns:wpc="http://schemas.microsoft.com/office/word/2010/wordprocessingCanvas" xmlns:cx="http://schemas.microsoft.com/office/drawing/2014/chartex" xmlns:cx1="http://schemas.microsoft.com/office/drawing/2015/9/8/chartex" xmlns:cx2="http://schemas.microsoft.com/office/drawing/2015/10/21/chartex" xmlns:cx3="http://schemas.microsoft.com/office/drawing/2016/5/9/chartex" xmlns:cx4="http://schemas.microsoft.com/office/drawing/2016/5/10/chartex" xmlns:cx5="http://schemas.microsoft.com/office/drawing/2016/5/11/chartex" xmlns:cx6="http://schemas.microsoft.com/office/drawing/2016/5/12/chartex" xmlns:cx7="http://schemas.microsoft.com/office/drawing/2016/5/13/chartex" xmlns:cx8="http://schemas.microsoft.com/office/drawing/2016/5/14/chartex" xmlns:mc="http://schemas.openxmlformats.org/markup-compatibility/2006" xmlns:aink="http://schemas.microsoft.com/office/drawing/2016/ink" xmlns:am3d="http://schemas.microsoft.com/office/drawing/2017/model3d" xmlns:o="urn:schemas-microsoft-com:office:office" xmlns:oel="http://schemas.microsoft.com/office/2019/extlst" xmlns:r="http://schemas.openxmlformats.org/officeDocument/2006/relationships" xmlns:m="http://schemas.openxmlformats.org/officeDocument/2006/math" xmlns:v="urn:schemas-microsoft-com:vml" xmlns:wp14="http://schemas.microsoft.com/office/word/2010/wordprocessingDrawing" xmlns:wp="http://schemas.openxmlformats.org/drawingml/2006/wordprocessingDrawing" xmlns:w10="urn:schemas-microsoft-com:office:word" xmlns:w="http://schemas.openxmlformats.org/wordprocessingml/2006/main" xmlns:w14="http://schemas.microsoft.com/office/word/2010/wordml" xmlns:w15="http://schemas.microsoft.com/office/word/2012/wordml" xmlns:w16cex="http://schemas.microsoft.com/office/word/2018/wordml/cex" xmlns:w16cid="http://schemas.microsoft.com/office/word/2016/wordml/cid" xmlns:w16="http://schemas.microsoft.com/office/word/2018/wordml" xmlns:w16du="http://schemas.microsoft.com/office/word/2023/wordml/word16du" xmlns:w16sdtdh="http://schemas.microsoft.com/office/word/2020/wordml/sdtdatahash" xmlns:w16sdtfl="http://schemas.microsoft.com/office/word/2024/wordml/sdtformatlock" xmlns:w16se="http://schemas.microsoft.com/office/word/2015/wordml/symex" xmlns:wpg="http://schemas.microsoft.com/office/word/2010/wordprocessingGroup" xmlns:wpi="http://schemas.microsoft.com/office/word/2010/wordprocessingInk" xmlns:wne="http://schemas.microsoft.com/office/word/2006/wordml" xmlns:wps="http://schemas.microsoft.com/office/word/2010/wordprocessingShape" mc:Ignorable="w14 w15 w16se w16cid w16 w16cex w16sdtdh w16sdtfl w16du wp14">
+  <w:footnote w:type="separator" w:id="-1">
+    <w:p>
+      <w:r>
+        <w:separator/>
+      </w:r>
+    </w:p>
+  </w:footnote>
+  <w:footnote w:type="continuationSeparator" w:id="0">
+    <w:p>
+      <w:r>
+        <w:continuationSeparator/>
+      </w:r>
+    </w:p>
+  </w:footnote>
+</w:footnotes>
+</file>
+
 <file path=word/header1.xml><?xml version="1.0" encoding="utf-8"?>
-<w:hdr xmlns:mc="http://schemas.openxmlformats.org/markup-compatibility/2006" xmlns:ve="http://schemas.openxmlformats.org/markup-compatibility/2006" xmlns:o="urn:schemas-microsoft-com:office:office" xmlns:r="http://schemas.openxmlformats.org/officeDocument/2006/relationships" xmlns:m="http://schemas.openxmlformats.org/officeDocument/2006/math" xmlns:v="urn:schemas-microsoft-com:vml" xmlns:wp="http://schemas.openxmlformats.org/drawingml/2006/wordprocessingDrawing" xmlns:w10="urn:schemas-microsoft-com:office:word" xmlns:w="http://schemas.openxmlformats.org/wordprocessingml/2006/main" xmlns:wne="http://schemas.microsoft.com/office/word/2006/wordml" xmlns:a="http://schemas.openxmlformats.org/drawingml/2006/main" xmlns:pic="http://schemas.openxmlformats.org/drawingml/2006/picture" xmlns:wpg="http://schemas.microsoft.com/office/word/2010/wordprocessingGroup" xmlns:wps="http://schemas.microsoft.com/office/word/2010/wordprocessingShape" xmlns:w14="http://schemas.microsoft.com/office/word/2010/wordml" mc:Ignorable="w14" xml:space="preserve">
+<w:hdr xmlns:wpc="http://schemas.microsoft.com/office/word/2010/wordprocessingCanvas" xmlns:cx="http://schemas.microsoft.com/office/drawing/2014/chartex" xmlns:cx1="http://schemas.microsoft.com/office/drawing/2015/9/8/chartex" xmlns:cx2="http://schemas.microsoft.com/office/drawing/2015/10/21/chartex" xmlns:cx3="http://schemas.microsoft.com/office/drawing/2016/5/9/chartex" xmlns:cx4="http://schemas.microsoft.com/office/drawing/2016/5/10/chartex" xmlns:cx5="http://schemas.microsoft.com/office/drawing/2016/5/11/chartex" xmlns:cx6="http://schemas.microsoft.com/office/drawing/2016/5/12/chartex" xmlns:cx7="http://schemas.microsoft.com/office/drawing/2016/5/13/chartex" xmlns:cx8="http://schemas.microsoft.com/office/drawing/2016/5/14/chartex" xmlns:mc="http://schemas.openxmlformats.org/markup-compatibility/2006" xmlns:aink="http://schemas.microsoft.com/office/drawing/2016/ink" xmlns:am3d="http://schemas.microsoft.com/office/drawing/2017/model3d" xmlns:o="urn:schemas-microsoft-com:office:office" xmlns:oel="http://schemas.microsoft.com/office/2019/extlst" xmlns:r="http://schemas.openxmlformats.org/officeDocument/2006/relationships" xmlns:m="http://schemas.openxmlformats.org/officeDocument/2006/math" xmlns:v="urn:schemas-microsoft-com:vml" xmlns:wp14="http://schemas.microsoft.com/office/word/2010/wordprocessingDrawing" xmlns:wp="http://schemas.openxmlformats.org/drawingml/2006/wordprocessingDrawing" xmlns:w10="urn:schemas-microsoft-com:office:word" xmlns:w="http://schemas.openxmlformats.org/wordprocessingml/2006/main" xmlns:w14="http://schemas.microsoft.com/office/word/2010/wordml" xmlns:w15="http://schemas.microsoft.com/office/word/2012/wordml" xmlns:w16cex="http://schemas.microsoft.com/office/word/2018/wordml/cex" xmlns:w16cid="http://schemas.microsoft.com/office/word/2016/wordml/cid" xmlns:w16="http://schemas.microsoft.com/office/word/2018/wordml" xmlns:w16du="http://schemas.microsoft.com/office/word/2023/wordml/word16du" xmlns:w16sdtdh="http://schemas.microsoft.com/office/word/2020/wordml/sdtdatahash" xmlns:w16sdtfl="http://schemas.microsoft.com/office/word/2024/wordml/sdtformatlock" xmlns:w16se="http://schemas.microsoft.com/office/word/2015/wordml/symex" xmlns:wpg="http://schemas.microsoft.com/office/word/2010/wordprocessingGroup" xmlns:wpi="http://schemas.microsoft.com/office/word/2010/wordprocessingInk" xmlns:wne="http://schemas.microsoft.com/office/word/2006/wordml" xmlns:wps="http://schemas.microsoft.com/office/word/2010/wordprocessingShape" mc:Ignorable="w14 w15 w16se w16cid w16 w16cex w16sdtdh w16sdtfl w16du wp14">
   <w:p>
     <w:pPr>
-      <w:pStyle w:val="BodyText"/>
+      <w:pStyle w:val="Textoindependiente"/>
       <w:spacing w:line="14" w:lineRule="auto"/>
       <w:rPr>
         <w:sz w:val="20"/>
@@ -6030,12 +5350,13 @@
     </w:pPr>
     <w:r>
       <w:rPr>
+        <w:noProof/>
         <w:sz w:val="20"/>
       </w:rPr>
       <mc:AlternateContent>
         <mc:Choice Requires="wps">
           <w:drawing>
-            <wp:anchor distT="0" distB="0" distL="0" distR="0" allowOverlap="1" layoutInCell="1" locked="0" behindDoc="1" simplePos="0" relativeHeight="487443968">
+            <wp:anchor distT="0" distB="0" distL="0" distR="0" simplePos="0" relativeHeight="487443968" behindDoc="1" locked="0" layoutInCell="1" allowOverlap="1" wp14:anchorId="6363D3F0" wp14:editId="6363D3F1">
               <wp:simplePos x="0" y="0"/>
               <wp:positionH relativeFrom="page">
                 <wp:posOffset>1068120</wp:posOffset>
@@ -6048,13 +5369,14 @@
               <wp:wrapNone/>
               <wp:docPr id="2" name="Textbox 2"/>
               <wp:cNvGraphicFramePr>
-                <a:graphicFrameLocks/>
+                <a:graphicFrameLocks xmlns:a="http://schemas.openxmlformats.org/drawingml/2006/main"/>
               </wp:cNvGraphicFramePr>
-              <a:graphic>
+              <a:graphic xmlns:a="http://schemas.openxmlformats.org/drawingml/2006/main">
                 <a:graphicData uri="http://schemas.microsoft.com/office/word/2010/wordprocessingShape">
                   <wps:wsp>
-                    <wps:cNvPr id="2" name="Textbox 2"/>
-                    <wps:cNvSpPr txBox="1"/>
+                    <wps:cNvSpPr txBox="1">
+                      <a:spLocks/>
+                    </wps:cNvSpPr>
                     <wps:spPr>
                       <a:xfrm>
                         <a:off x="0" y="0"/>
@@ -6068,89 +5390,81 @@
                       <w:txbxContent>
                         <w:p>
                           <w:pPr>
-                            <w:pStyle w:val="BodyText"/>
+                            <w:pStyle w:val="Textoindependiente"/>
                             <w:spacing w:before="13"/>
                             <w:ind w:left="20"/>
                           </w:pPr>
                           <w:r>
-                            <w:rPr/>
                             <w:t>Plan</w:t>
                           </w:r>
                           <w:r>
                             <w:rPr>
                               <w:spacing w:val="-4"/>
                             </w:rPr>
-                            <w:t> </w:t>
+                            <w:t xml:space="preserve"> </w:t>
                           </w:r>
                           <w:r>
-                            <w:rPr/>
                             <w:t>de</w:t>
                           </w:r>
                           <w:r>
                             <w:rPr>
                               <w:spacing w:val="-10"/>
                             </w:rPr>
-                            <w:t> </w:t>
+                            <w:t xml:space="preserve"> </w:t>
                           </w:r>
                           <w:r>
-                            <w:rPr/>
                             <w:t>Trabajo</w:t>
                           </w:r>
                           <w:r>
                             <w:rPr>
                               <w:spacing w:val="-4"/>
                             </w:rPr>
-                            <w:t> </w:t>
+                            <w:t xml:space="preserve"> </w:t>
                           </w:r>
                           <w:r>
-                            <w:rPr/>
                             <w:t>del</w:t>
                           </w:r>
                           <w:r>
                             <w:rPr>
                               <w:spacing w:val="-6"/>
                             </w:rPr>
-                            <w:t> </w:t>
+                            <w:t xml:space="preserve"> </w:t>
                           </w:r>
                           <w:r>
-                            <w:rPr/>
                             <w:t>G1</w:t>
                           </w:r>
                           <w:r>
                             <w:rPr>
                               <w:spacing w:val="-5"/>
                             </w:rPr>
-                            <w:t> </w:t>
+                            <w:t xml:space="preserve"> </w:t>
                           </w:r>
                           <w:r>
-                            <w:rPr/>
                             <w:t>de</w:t>
                           </w:r>
                           <w:r>
                             <w:rPr>
                               <w:spacing w:val="-8"/>
                             </w:rPr>
-                            <w:t> </w:t>
+                            <w:t xml:space="preserve"> </w:t>
                           </w:r>
                           <w:r>
-                            <w:rPr/>
                             <w:t>TP1:</w:t>
                           </w:r>
                           <w:r>
                             <w:rPr>
                               <w:spacing w:val="-1"/>
                             </w:rPr>
-                            <w:t> </w:t>
+                            <w:t xml:space="preserve"> </w:t>
                           </w:r>
                           <w:r>
-                            <w:rPr/>
                             <w:t>Sistemas</w:t>
                           </w:r>
                           <w:r>
                             <w:rPr>
                               <w:spacing w:val="-5"/>
                             </w:rPr>
-                            <w:t> </w:t>
+                            <w:t xml:space="preserve"> </w:t>
                           </w:r>
                           <w:r>
                             <w:rPr>
@@ -6172,98 +5486,90 @@
         </mc:Choice>
         <mc:Fallback>
           <w:pict>
-            <v:shapetype id="_x0000_t202" o:spt="202" coordsize="21600,21600" path="m,l,21600r21600,l21600,xe">
+            <v:shapetype w14:anchorId="6363D3F0" id="_x0000_t202" coordsize="21600,21600" o:spt="202" path="m,l,21600r21600,l21600,xe">
               <v:stroke joinstyle="miter"/>
               <v:path gradientshapeok="t" o:connecttype="rect"/>
             </v:shapetype>
-            <v:shape style="position:absolute;margin-left:84.103996pt;margin-top:34.605762pt;width:267.25pt;height:14.35pt;mso-position-horizontal-relative:page;mso-position-vertical-relative:page;z-index:-15872512" type="#_x0000_t202" id="docshape1" filled="false" stroked="false">
+            <v:shape id="Textbox 2" o:spid="_x0000_s1026" type="#_x0000_t202" style="position:absolute;margin-left:84.1pt;margin-top:34.6pt;width:267.25pt;height:14.35pt;z-index:-15872512;visibility:visible;mso-wrap-style:square;mso-wrap-distance-left:0;mso-wrap-distance-top:0;mso-wrap-distance-right:0;mso-wrap-distance-bottom:0;mso-position-horizontal:absolute;mso-position-horizontal-relative:page;mso-position-vertical:absolute;mso-position-vertical-relative:page;v-text-anchor:top" o:gfxdata="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" filled="f" stroked="f">
               <v:textbox inset="0,0,0,0">
                 <w:txbxContent>
                   <w:p>
                     <w:pPr>
-                      <w:pStyle w:val="BodyText"/>
+                      <w:pStyle w:val="Textoindependiente"/>
                       <w:spacing w:before="13"/>
                       <w:ind w:left="20"/>
                     </w:pPr>
                     <w:r>
-                      <w:rPr/>
                       <w:t>Plan</w:t>
                     </w:r>
                     <w:r>
                       <w:rPr>
                         <w:spacing w:val="-4"/>
                       </w:rPr>
-                      <w:t> </w:t>
+                      <w:t xml:space="preserve"> </w:t>
                     </w:r>
                     <w:r>
-                      <w:rPr/>
                       <w:t>de</w:t>
                     </w:r>
                     <w:r>
                       <w:rPr>
                         <w:spacing w:val="-10"/>
                       </w:rPr>
-                      <w:t> </w:t>
+                      <w:t xml:space="preserve"> </w:t>
                     </w:r>
                     <w:r>
-                      <w:rPr/>
                       <w:t>Trabajo</w:t>
                     </w:r>
                     <w:r>
                       <w:rPr>
                         <w:spacing w:val="-4"/>
                       </w:rPr>
-                      <w:t> </w:t>
+                      <w:t xml:space="preserve"> </w:t>
                     </w:r>
                     <w:r>
-                      <w:rPr/>
                       <w:t>del</w:t>
                     </w:r>
                     <w:r>
                       <w:rPr>
                         <w:spacing w:val="-6"/>
                       </w:rPr>
-                      <w:t> </w:t>
+                      <w:t xml:space="preserve"> </w:t>
                     </w:r>
                     <w:r>
-                      <w:rPr/>
                       <w:t>G1</w:t>
                     </w:r>
                     <w:r>
                       <w:rPr>
                         <w:spacing w:val="-5"/>
                       </w:rPr>
-                      <w:t> </w:t>
+                      <w:t xml:space="preserve"> </w:t>
                     </w:r>
                     <w:r>
-                      <w:rPr/>
                       <w:t>de</w:t>
                     </w:r>
                     <w:r>
                       <w:rPr>
                         <w:spacing w:val="-8"/>
                       </w:rPr>
-                      <w:t> </w:t>
+                      <w:t xml:space="preserve"> </w:t>
                     </w:r>
                     <w:r>
-                      <w:rPr/>
                       <w:t>TP1:</w:t>
                     </w:r>
                     <w:r>
                       <w:rPr>
                         <w:spacing w:val="-1"/>
                       </w:rPr>
-                      <w:t> </w:t>
+                      <w:t xml:space="preserve"> </w:t>
                     </w:r>
                     <w:r>
-                      <w:rPr/>
                       <w:t>Sistemas</w:t>
                     </w:r>
                     <w:r>
                       <w:rPr>
                         <w:spacing w:val="-5"/>
                       </w:rPr>
-                      <w:t> </w:t>
+                      <w:t xml:space="preserve"> </w:t>
                     </w:r>
                     <w:r>
                       <w:rPr>
@@ -6274,7 +5580,7 @@
                   </w:p>
                 </w:txbxContent>
               </v:textbox>
-              <w10:wrap type="none"/>
+              <w10:wrap anchorx="page" anchory="page"/>
             </v:shape>
           </w:pict>
         </mc:Fallback>
@@ -6285,14 +5591,14 @@
 </file>
 
 <file path=word/styles.xml><?xml version="1.0" encoding="utf-8"?>
-<w:styles xmlns:r="http://schemas.openxmlformats.org/officeDocument/2006/relationships" xmlns:w="http://schemas.openxmlformats.org/wordprocessingml/2006/main">
+<w:styles xmlns:mc="http://schemas.openxmlformats.org/markup-compatibility/2006" xmlns:r="http://schemas.openxmlformats.org/officeDocument/2006/relationships" xmlns:w="http://schemas.openxmlformats.org/wordprocessingml/2006/main" xmlns:w14="http://schemas.microsoft.com/office/word/2010/wordml" xmlns:w15="http://schemas.microsoft.com/office/word/2012/wordml" xmlns:w16cex="http://schemas.microsoft.com/office/word/2018/wordml/cex" xmlns:w16cid="http://schemas.microsoft.com/office/word/2016/wordml/cid" xmlns:w16="http://schemas.microsoft.com/office/word/2018/wordml" xmlns:w16du="http://schemas.microsoft.com/office/word/2023/wordml/word16du" xmlns:w16sdtdh="http://schemas.microsoft.com/office/word/2020/wordml/sdtdatahash" xmlns:w16sdtfl="http://schemas.microsoft.com/office/word/2024/wordml/sdtformatlock" xmlns:w16se="http://schemas.microsoft.com/office/word/2015/wordml/symex" mc:Ignorable="w14 w15 w16se w16cid w16 w16cex w16sdtdh w16sdtfl w16du">
   <w:docDefaults>
     <w:rPrDefault>
       <w:rPr>
-        <w:rFonts w:cstheme="minorBidi" w:hAnsiTheme="minorHAnsi" w:eastAsiaTheme="minorHAnsi" w:asciiTheme="minorHAnsi"/>
+        <w:rFonts w:asciiTheme="minorHAnsi" w:eastAsiaTheme="minorHAnsi" w:hAnsiTheme="minorHAnsi" w:cstheme="minorBidi"/>
         <w:sz w:val="22"/>
         <w:szCs w:val="22"/>
-        <w:lang w:val="en-US" w:bidi="ar-SA" w:eastAsia="en-US"/>
+        <w:lang w:val="en-US" w:eastAsia="en-US" w:bidi="ar-SA"/>
       </w:rPr>
     </w:rPrDefault>
     <w:pPrDefault>
@@ -6300,19 +5606,424 @@
         <w:widowControl w:val="0"/>
         <w:autoSpaceDE w:val="0"/>
         <w:autoSpaceDN w:val="0"/>
-        <w:spacing w:lineRule="auto" w:line="240" w:before="0" w:after="0"/>
-        <w:ind w:left="0" w:right="0"/>
-        <w:jc w:val="left"/>
       </w:pPr>
     </w:pPrDefault>
   </w:docDefaults>
-  <w:style w:styleId="DefaultParagraphFont" w:default="1" w:type="character">
+  <w:latentStyles w:defLockedState="0" w:defUIPriority="99" w:defSemiHidden="0" w:defUnhideWhenUsed="0" w:defQFormat="0" w:count="376">
+    <w:lsdException w:name="Normal" w:uiPriority="0" w:qFormat="1"/>
+    <w:lsdException w:name="heading 1" w:uiPriority="9" w:qFormat="1"/>
+    <w:lsdException w:name="heading 2" w:semiHidden="1" w:uiPriority="9" w:unhideWhenUsed="1" w:qFormat="1"/>
+    <w:lsdException w:name="heading 3" w:semiHidden="1" w:uiPriority="9" w:unhideWhenUsed="1" w:qFormat="1"/>
+    <w:lsdException w:name="heading 4" w:semiHidden="1" w:uiPriority="9" w:unhideWhenUsed="1" w:qFormat="1"/>
+    <w:lsdException w:name="heading 5" w:semiHidden="1" w:uiPriority="9" w:unhideWhenUsed="1" w:qFormat="1"/>
+    <w:lsdException w:name="heading 6" w:semiHidden="1" w:uiPriority="9" w:unhideWhenUsed="1" w:qFormat="1"/>
+    <w:lsdException w:name="heading 7" w:semiHidden="1" w:uiPriority="9" w:unhideWhenUsed="1" w:qFormat="1"/>
+    <w:lsdException w:name="heading 8" w:semiHidden="1" w:uiPriority="9" w:unhideWhenUsed="1" w:qFormat="1"/>
+    <w:lsdException w:name="heading 9" w:semiHidden="1" w:uiPriority="9" w:unhideWhenUsed="1" w:qFormat="1"/>
+    <w:lsdException w:name="index 1" w:semiHidden="1" w:unhideWhenUsed="1"/>
+    <w:lsdException w:name="index 2" w:semiHidden="1" w:unhideWhenUsed="1"/>
+    <w:lsdException w:name="index 3" w:semiHidden="1" w:unhideWhenUsed="1"/>
+    <w:lsdException w:name="index 4" w:semiHidden="1" w:unhideWhenUsed="1"/>
+    <w:lsdException w:name="index 5" w:semiHidden="1" w:unhideWhenUsed="1"/>
+    <w:lsdException w:name="index 6" w:semiHidden="1" w:unhideWhenUsed="1"/>
+    <w:lsdException w:name="index 7" w:semiHidden="1" w:unhideWhenUsed="1"/>
+    <w:lsdException w:name="index 8" w:semiHidden="1" w:unhideWhenUsed="1"/>
+    <w:lsdException w:name="index 9" w:semiHidden="1" w:unhideWhenUsed="1"/>
+    <w:lsdException w:name="toc 1" w:semiHidden="1" w:uiPriority="39" w:unhideWhenUsed="1"/>
+    <w:lsdException w:name="toc 2" w:semiHidden="1" w:uiPriority="39" w:unhideWhenUsed="1"/>
+    <w:lsdException w:name="toc 3" w:semiHidden="1" w:uiPriority="39" w:unhideWhenUsed="1"/>
+    <w:lsdException w:name="toc 4" w:semiHidden="1" w:uiPriority="39" w:unhideWhenUsed="1"/>
+    <w:lsdException w:name="toc 5" w:semiHidden="1" w:uiPriority="39" w:unhideWhenUsed="1"/>
+    <w:lsdException w:name="toc 6" w:semiHidden="1" w:uiPriority="39" w:unhideWhenUsed="1"/>
+    <w:lsdException w:name="toc 7" w:semiHidden="1" w:uiPriority="39" w:unhideWhenUsed="1"/>
+    <w:lsdException w:name="toc 8" w:semiHidden="1" w:uiPriority="39" w:unhideWhenUsed="1"/>
+    <w:lsdException w:name="toc 9" w:semiHidden="1" w:uiPriority="39" w:unhideWhenUsed="1"/>
+    <w:lsdException w:name="Normal Indent" w:semiHidden="1" w:unhideWhenUsed="1"/>
+    <w:lsdException w:name="footnote text" w:semiHidden="1" w:unhideWhenUsed="1"/>
+    <w:lsdException w:name="annotation text" w:semiHidden="1" w:unhideWhenUsed="1"/>
+    <w:lsdException w:name="header" w:semiHidden="1" w:unhideWhenUsed="1"/>
+    <w:lsdException w:name="footer" w:semiHidden="1" w:unhideWhenUsed="1"/>
+    <w:lsdException w:name="index heading" w:semiHidden="1" w:unhideWhenUsed="1"/>
+    <w:lsdException w:name="caption" w:semiHidden="1" w:uiPriority="35" w:unhideWhenUsed="1" w:qFormat="1"/>
+    <w:lsdException w:name="table of figures" w:semiHidden="1" w:unhideWhenUsed="1"/>
+    <w:lsdException w:name="envelope address" w:semiHidden="1" w:unhideWhenUsed="1"/>
+    <w:lsdException w:name="envelope return" w:semiHidden="1" w:unhideWhenUsed="1"/>
+    <w:lsdException w:name="footnote reference" w:semiHidden="1" w:unhideWhenUsed="1"/>
+    <w:lsdException w:name="annotation reference" w:semiHidden="1" w:unhideWhenUsed="1"/>
+    <w:lsdException w:name="line number" w:semiHidden="1" w:unhideWhenUsed="1"/>
+    <w:lsdException w:name="page number" w:semiHidden="1" w:unhideWhenUsed="1"/>
+    <w:lsdException w:name="endnote reference" w:semiHidden="1" w:unhideWhenUsed="1"/>
+    <w:lsdException w:name="endnote text" w:semiHidden="1" w:unhideWhenUsed="1"/>
+    <w:lsdException w:name="table of authorities" w:semiHidden="1" w:unhideWhenUsed="1"/>
+    <w:lsdException w:name="macro" w:semiHidden="1" w:unhideWhenUsed="1"/>
+    <w:lsdException w:name="toa heading" w:semiHidden="1" w:unhideWhenUsed="1"/>
+    <w:lsdException w:name="List" w:semiHidden="1" w:unhideWhenUsed="1"/>
+    <w:lsdException w:name="List Bullet" w:semiHidden="1" w:unhideWhenUsed="1"/>
+    <w:lsdException w:name="List Number" w:semiHidden="1" w:unhideWhenUsed="1"/>
+    <w:lsdException w:name="List 2" w:semiHidden="1" w:unhideWhenUsed="1"/>
+    <w:lsdException w:name="List 3" w:semiHidden="1" w:unhideWhenUsed="1"/>
+    <w:lsdException w:name="List 4" w:semiHidden="1" w:unhideWhenUsed="1"/>
+    <w:lsdException w:name="List 5" w:semiHidden="1" w:unhideWhenUsed="1"/>
+    <w:lsdException w:name="List Bullet 2" w:semiHidden="1" w:unhideWhenUsed="1"/>
+    <w:lsdException w:name="List Bullet 3" w:semiHidden="1" w:unhideWhenUsed="1"/>
+    <w:lsdException w:name="List Bullet 4" w:semiHidden="1" w:unhideWhenUsed="1"/>
+    <w:lsdException w:name="List Bullet 5" w:semiHidden="1" w:unhideWhenUsed="1"/>
+    <w:lsdException w:name="List Number 2" w:semiHidden="1" w:unhideWhenUsed="1"/>
+    <w:lsdException w:name="List Number 3" w:semiHidden="1" w:unhideWhenUsed="1"/>
+    <w:lsdException w:name="List Number 4" w:semiHidden="1" w:unhideWhenUsed="1"/>
+    <w:lsdException w:name="List Number 5" w:semiHidden="1" w:unhideWhenUsed="1"/>
+    <w:lsdException w:name="Title" w:uiPriority="10" w:qFormat="1"/>
+    <w:lsdException w:name="Closing" w:semiHidden="1" w:unhideWhenUsed="1"/>
+    <w:lsdException w:name="Signature" w:semiHidden="1" w:unhideWhenUsed="1"/>
+    <w:lsdException w:name="Default Paragraph Font" w:semiHidden="1" w:uiPriority="1" w:unhideWhenUsed="1"/>
+    <w:lsdException w:name="Body Text" w:semiHidden="1" w:unhideWhenUsed="1"/>
+    <w:lsdException w:name="Body Text Indent" w:semiHidden="1" w:unhideWhenUsed="1"/>
+    <w:lsdException w:name="List Continue" w:semiHidden="1" w:unhideWhenUsed="1"/>
+    <w:lsdException w:name="List Continue 2" w:semiHidden="1" w:unhideWhenUsed="1"/>
+    <w:lsdException w:name="List Continue 3" w:semiHidden="1" w:unhideWhenUsed="1"/>
+    <w:lsdException w:name="List Continue 4" w:semiHidden="1" w:unhideWhenUsed="1"/>
+    <w:lsdException w:name="List Continue 5" w:semiHidden="1" w:unhideWhenUsed="1"/>
+    <w:lsdException w:name="Message Header" w:semiHidden="1" w:unhideWhenUsed="1"/>
+    <w:lsdException w:name="Subtitle" w:uiPriority="11" w:qFormat="1"/>
+    <w:lsdException w:name="Salutation" w:semiHidden="1" w:unhideWhenUsed="1"/>
+    <w:lsdException w:name="Date" w:semiHidden="1" w:unhideWhenUsed="1"/>
+    <w:lsdException w:name="Body Text First Indent" w:semiHidden="1" w:unhideWhenUsed="1"/>
+    <w:lsdException w:name="Body Text First Indent 2" w:semiHidden="1" w:unhideWhenUsed="1"/>
+    <w:lsdException w:name="Note Heading" w:semiHidden="1" w:unhideWhenUsed="1"/>
+    <w:lsdException w:name="Body Text 2" w:semiHidden="1" w:unhideWhenUsed="1"/>
+    <w:lsdException w:name="Body Text 3" w:semiHidden="1" w:unhideWhenUsed="1"/>
+    <w:lsdException w:name="Body Text Indent 2" w:semiHidden="1" w:unhideWhenUsed="1"/>
+    <w:lsdException w:name="Body Text Indent 3" w:semiHidden="1" w:unhideWhenUsed="1"/>
+    <w:lsdException w:name="Block Text" w:semiHidden="1" w:unhideWhenUsed="1"/>
+    <w:lsdException w:name="Hyperlink" w:semiHidden="1" w:unhideWhenUsed="1"/>
+    <w:lsdException w:name="FollowedHyperlink" w:semiHidden="1" w:unhideWhenUsed="1"/>
+    <w:lsdException w:name="Strong" w:uiPriority="22" w:qFormat="1"/>
+    <w:lsdException w:name="Emphasis" w:uiPriority="20" w:qFormat="1"/>
+    <w:lsdException w:name="Document Map" w:semiHidden="1" w:unhideWhenUsed="1"/>
+    <w:lsdException w:name="Plain Text" w:semiHidden="1" w:unhideWhenUsed="1"/>
+    <w:lsdException w:name="E-mail Signature" w:semiHidden="1" w:unhideWhenUsed="1"/>
+    <w:lsdException w:name="HTML Top of Form" w:semiHidden="1" w:unhideWhenUsed="1"/>
+    <w:lsdException w:name="HTML Bottom of Form" w:semiHidden="1" w:unhideWhenUsed="1"/>
+    <w:lsdException w:name="Normal (Web)" w:semiHidden="1" w:unhideWhenUsed="1"/>
+    <w:lsdException w:name="HTML Acronym" w:semiHidden="1" w:unhideWhenUsed="1"/>
+    <w:lsdException w:name="HTML Address" w:semiHidden="1" w:unhideWhenUsed="1"/>
+    <w:lsdException w:name="HTML Cite" w:semiHidden="1" w:unhideWhenUsed="1"/>
+    <w:lsdException w:name="HTML Code" w:semiHidden="1" w:unhideWhenUsed="1"/>
+    <w:lsdException w:name="HTML Definition" w:semiHidden="1" w:unhideWhenUsed="1"/>
+    <w:lsdException w:name="HTML Keyboard" w:semiHidden="1" w:unhideWhenUsed="1"/>
+    <w:lsdException w:name="HTML Preformatted" w:semiHidden="1" w:unhideWhenUsed="1"/>
+    <w:lsdException w:name="HTML Sample" w:semiHidden="1" w:unhideWhenUsed="1"/>
+    <w:lsdException w:name="HTML Typewriter" w:semiHidden="1" w:unhideWhenUsed="1"/>
+    <w:lsdException w:name="HTML Variable" w:semiHidden="1" w:unhideWhenUsed="1"/>
+    <w:lsdException w:name="Normal Table" w:semiHidden="1" w:unhideWhenUsed="1"/>
+    <w:lsdException w:name="annotation subject" w:semiHidden="1" w:unhideWhenUsed="1"/>
+    <w:lsdException w:name="No List" w:semiHidden="1" w:unhideWhenUsed="1"/>
+    <w:lsdException w:name="Outline List 1" w:semiHidden="1" w:unhideWhenUsed="1"/>
+    <w:lsdException w:name="Outline List 2" w:semiHidden="1" w:unhideWhenUsed="1"/>
+    <w:lsdException w:name="Outline List 3" w:semiHidden="1" w:unhideWhenUsed="1"/>
+    <w:lsdException w:name="Table Simple 1" w:semiHidden="1" w:unhideWhenUsed="1"/>
+    <w:lsdException w:name="Table Simple 2" w:semiHidden="1" w:unhideWhenUsed="1"/>
+    <w:lsdException w:name="Table Simple 3" w:semiHidden="1" w:unhideWhenUsed="1"/>
+    <w:lsdException w:name="Table Classic 1" w:semiHidden="1" w:unhideWhenUsed="1"/>
+    <w:lsdException w:name="Table Classic 2" w:semiHidden="1" w:unhideWhenUsed="1"/>
+    <w:lsdException w:name="Table Classic 3" w:semiHidden="1" w:unhideWhenUsed="1"/>
+    <w:lsdException w:name="Table Classic 4" w:semiHidden="1" w:unhideWhenUsed="1"/>
+    <w:lsdException w:name="Table Colorful 1" w:semiHidden="1" w:unhideWhenUsed="1"/>
+    <w:lsdException w:name="Table Colorful 2" w:semiHidden="1" w:unhideWhenUsed="1"/>
+    <w:lsdException w:name="Table Colorful 3" w:semiHidden="1" w:unhideWhenUsed="1"/>
+    <w:lsdException w:name="Table Columns 1" w:semiHidden="1" w:unhideWhenUsed="1"/>
+    <w:lsdException w:name="Table Columns 2" w:semiHidden="1" w:unhideWhenUsed="1"/>
+    <w:lsdException w:name="Table Columns 3" w:semiHidden="1" w:unhideWhenUsed="1"/>
+    <w:lsdException w:name="Table Columns 4" w:semiHidden="1" w:unhideWhenUsed="1"/>
+    <w:lsdException w:name="Table Columns 5" w:semiHidden="1" w:unhideWhenUsed="1"/>
+    <w:lsdException w:name="Table Grid 1" w:semiHidden="1" w:unhideWhenUsed="1"/>
+    <w:lsdException w:name="Table Grid 2" w:semiHidden="1" w:unhideWhenUsed="1"/>
+    <w:lsdException w:name="Table Grid 3" w:semiHidden="1" w:unhideWhenUsed="1"/>
+    <w:lsdException w:name="Table Grid 4" w:semiHidden="1" w:unhideWhenUsed="1"/>
+    <w:lsdException w:name="Table Grid 5" w:semiHidden="1" w:unhideWhenUsed="1"/>
+    <w:lsdException w:name="Table Grid 6" w:semiHidden="1" w:unhideWhenUsed="1"/>
+    <w:lsdException w:name="Table Grid 7" w:semiHidden="1" w:unhideWhenUsed="1"/>
+    <w:lsdException w:name="Table Grid 8" w:semiHidden="1" w:unhideWhenUsed="1"/>
+    <w:lsdException w:name="Table List 1" w:semiHidden="1" w:unhideWhenUsed="1"/>
+    <w:lsdException w:name="Table List 2" w:semiHidden="1" w:unhideWhenUsed="1"/>
+    <w:lsdException w:name="Table List 3" w:semiHidden="1" w:unhideWhenUsed="1"/>
+    <w:lsdException w:name="Table List 4" w:semiHidden="1" w:unhideWhenUsed="1"/>
+    <w:lsdException w:name="Table List 5" w:semiHidden="1" w:unhideWhenUsed="1"/>
+    <w:lsdException w:name="Table List 6" w:semiHidden="1" w:unhideWhenUsed="1"/>
+    <w:lsdException w:name="Table List 7" w:semiHidden="1" w:unhideWhenUsed="1"/>
+    <w:lsdException w:name="Table List 8" w:semiHidden="1" w:unhideWhenUsed="1"/>
+    <w:lsdException w:name="Table 3D effects 1" w:semiHidden="1" w:unhideWhenUsed="1"/>
+    <w:lsdException w:name="Table 3D effects 2" w:semiHidden="1" w:unhideWhenUsed="1"/>
+    <w:lsdException w:name="Table 3D effects 3" w:semiHidden="1" w:unhideWhenUsed="1"/>
+    <w:lsdException w:name="Table Contemporary" w:semiHidden="1" w:unhideWhenUsed="1"/>
+    <w:lsdException w:name="Table Elegant" w:semiHidden="1" w:unhideWhenUsed="1"/>
+    <w:lsdException w:name="Table Professional" w:semiHidden="1" w:unhideWhenUsed="1"/>
+    <w:lsdException w:name="Table Subtle 1" w:semiHidden="1" w:unhideWhenUsed="1"/>
+    <w:lsdException w:name="Table Subtle 2" w:semiHidden="1" w:unhideWhenUsed="1"/>
+    <w:lsdException w:name="Table Web 1" w:semiHidden="1" w:unhideWhenUsed="1"/>
+    <w:lsdException w:name="Table Web 2" w:semiHidden="1" w:unhideWhenUsed="1"/>
+    <w:lsdException w:name="Table Web 3" w:semiHidden="1" w:unhideWhenUsed="1"/>
+    <w:lsdException w:name="Balloon Text" w:semiHidden="1" w:unhideWhenUsed="1"/>
+    <w:lsdException w:name="Table Grid" w:uiPriority="39"/>
+    <w:lsdException w:name="Table Theme" w:semiHidden="1" w:unhideWhenUsed="1"/>
+    <w:lsdException w:name="Placeholder Text" w:semiHidden="1"/>
+    <w:lsdException w:name="No Spacing" w:uiPriority="1" w:qFormat="1"/>
+    <w:lsdException w:name="Light Shading" w:uiPriority="60"/>
+    <w:lsdException w:name="Light List" w:uiPriority="61"/>
+    <w:lsdException w:name="Light Grid" w:uiPriority="62"/>
+    <w:lsdException w:name="Medium Shading 1" w:uiPriority="63"/>
+    <w:lsdException w:name="Medium Shading 2" w:uiPriority="64"/>
+    <w:lsdException w:name="Medium List 1" w:uiPriority="65"/>
+    <w:lsdException w:name="Medium List 2" w:uiPriority="66"/>
+    <w:lsdException w:name="Medium Grid 1" w:uiPriority="67"/>
+    <w:lsdException w:name="Medium Grid 2" w:uiPriority="68"/>
+    <w:lsdException w:name="Medium Grid 3" w:uiPriority="69"/>
+    <w:lsdException w:name="Dark List" w:uiPriority="70"/>
+    <w:lsdException w:name="Colorful Shading" w:uiPriority="71"/>
+    <w:lsdException w:name="Colorful List" w:uiPriority="72"/>
+    <w:lsdException w:name="Colorful Grid" w:uiPriority="73"/>
+    <w:lsdException w:name="Light Shading Accent 1" w:uiPriority="60"/>
+    <w:lsdException w:name="Light List Accent 1" w:uiPriority="61"/>
+    <w:lsdException w:name="Light Grid Accent 1" w:uiPriority="62"/>
+    <w:lsdException w:name="Medium Shading 1 Accent 1" w:uiPriority="63"/>
+    <w:lsdException w:name="Medium Shading 2 Accent 1" w:uiPriority="64"/>
+    <w:lsdException w:name="Medium List 1 Accent 1" w:uiPriority="65"/>
+    <w:lsdException w:name="Revision" w:semiHidden="1"/>
+    <w:lsdException w:name="List Paragraph" w:uiPriority="34" w:qFormat="1"/>
+    <w:lsdException w:name="Quote" w:uiPriority="29" w:qFormat="1"/>
+    <w:lsdException w:name="Intense Quote" w:uiPriority="30" w:qFormat="1"/>
+    <w:lsdException w:name="Medium List 2 Accent 1" w:uiPriority="66"/>
+    <w:lsdException w:name="Medium Grid 1 Accent 1" w:uiPriority="67"/>
+    <w:lsdException w:name="Medium Grid 2 Accent 1" w:uiPriority="68"/>
+    <w:lsdException w:name="Medium Grid 3 Accent 1" w:uiPriority="69"/>
+    <w:lsdException w:name="Dark List Accent 1" w:uiPriority="70"/>
+    <w:lsdException w:name="Colorful Shading Accent 1" w:uiPriority="71"/>
+    <w:lsdException w:name="Colorful List Accent 1" w:uiPriority="72"/>
+    <w:lsdException w:name="Colorful Grid Accent 1" w:uiPriority="73"/>
+    <w:lsdException w:name="Light Shading Accent 2" w:uiPriority="60"/>
+    <w:lsdException w:name="Light List Accent 2" w:uiPriority="61"/>
+    <w:lsdException w:name="Light Grid Accent 2" w:uiPriority="62"/>
+    <w:lsdException w:name="Medium Shading 1 Accent 2" w:uiPriority="63"/>
+    <w:lsdException w:name="Medium Shading 2 Accent 2" w:uiPriority="64"/>
+    <w:lsdException w:name="Medium List 1 Accent 2" w:uiPriority="65"/>
+    <w:lsdException w:name="Medium List 2 Accent 2" w:uiPriority="66"/>
+    <w:lsdException w:name="Medium Grid 1 Accent 2" w:uiPriority="67"/>
+    <w:lsdException w:name="Medium Grid 2 Accent 2" w:uiPriority="68"/>
+    <w:lsdException w:name="Medium Grid 3 Accent 2" w:uiPriority="69"/>
+    <w:lsdException w:name="Dark List Accent 2" w:uiPriority="70"/>
+    <w:lsdException w:name="Colorful Shading Accent 2" w:uiPriority="71"/>
+    <w:lsdException w:name="Colorful List Accent 2" w:uiPriority="72"/>
+    <w:lsdException w:name="Colorful Grid Accent 2" w:uiPriority="73"/>
+    <w:lsdException w:name="Light Shading Accent 3" w:uiPriority="60"/>
+    <w:lsdException w:name="Light List Accent 3" w:uiPriority="61"/>
+    <w:lsdException w:name="Light Grid Accent 3" w:uiPriority="62"/>
+    <w:lsdException w:name="Medium Shading 1 Accent 3" w:uiPriority="63"/>
+    <w:lsdException w:name="Medium Shading 2 Accent 3" w:uiPriority="64"/>
+    <w:lsdException w:name="Medium List 1 Accent 3" w:uiPriority="65"/>
+    <w:lsdException w:name="Medium List 2 Accent 3" w:uiPriority="66"/>
+    <w:lsdException w:name="Medium Grid 1 Accent 3" w:uiPriority="67"/>
+    <w:lsdException w:name="Medium Grid 2 Accent 3" w:uiPriority="68"/>
+    <w:lsdException w:name="Medium Grid 3 Accent 3" w:uiPriority="69"/>
+    <w:lsdException w:name="Dark List Accent 3" w:uiPriority="70"/>
+    <w:lsdException w:name="Colorful Shading Accent 3" w:uiPriority="71"/>
+    <w:lsdException w:name="Colorful List Accent 3" w:uiPriority="72"/>
+    <w:lsdException w:name="Colorful Grid Accent 3" w:uiPriority="73"/>
+    <w:lsdException w:name="Light Shading Accent 4" w:uiPriority="60"/>
+    <w:lsdException w:name="Light List Accent 4" w:uiPriority="61"/>
+    <w:lsdException w:name="Light Grid Accent 4" w:uiPriority="62"/>
+    <w:lsdException w:name="Medium Shading 1 Accent 4" w:uiPriority="63"/>
+    <w:lsdException w:name="Medium Shading 2 Accent 4" w:uiPriority="64"/>
+    <w:lsdException w:name="Medium List 1 Accent 4" w:uiPriority="65"/>
+    <w:lsdException w:name="Medium List 2 Accent 4" w:uiPriority="66"/>
+    <w:lsdException w:name="Medium Grid 1 Accent 4" w:uiPriority="67"/>
+    <w:lsdException w:name="Medium Grid 2 Accent 4" w:uiPriority="68"/>
+    <w:lsdException w:name="Medium Grid 3 Accent 4" w:uiPriority="69"/>
+    <w:lsdException w:name="Dark List Accent 4" w:uiPriority="70"/>
+    <w:lsdException w:name="Colorful Shading Accent 4" w:uiPriority="71"/>
+    <w:lsdException w:name="Colorful List Accent 4" w:uiPriority="72"/>
+    <w:lsdException w:name="Colorful Grid Accent 4" w:uiPriority="73"/>
+    <w:lsdException w:name="Light Shading Accent 5" w:uiPriority="60"/>
+    <w:lsdException w:name="Light List Accent 5" w:uiPriority="61"/>
+    <w:lsdException w:name="Light Grid Accent 5" w:uiPriority="62"/>
+    <w:lsdException w:name="Medium Shading 1 Accent 5" w:uiPriority="63"/>
+    <w:lsdException w:name="Medium Shading 2 Accent 5" w:uiPriority="64"/>
+    <w:lsdException w:name="Medium List 1 Accent 5" w:uiPriority="65"/>
+    <w:lsdException w:name="Medium List 2 Accent 5" w:uiPriority="66"/>
+    <w:lsdException w:name="Medium Grid 1 Accent 5" w:uiPriority="67"/>
+    <w:lsdException w:name="Medium Grid 2 Accent 5" w:uiPriority="68"/>
+    <w:lsdException w:name="Medium Grid 3 Accent 5" w:uiPriority="69"/>
+    <w:lsdException w:name="Dark List Accent 5" w:uiPriority="70"/>
+    <w:lsdException w:name="Colorful Shading Accent 5" w:uiPriority="71"/>
+    <w:lsdException w:name="Colorful List Accent 5" w:uiPriority="72"/>
+    <w:lsdException w:name="Colorful Grid Accent 5" w:uiPriority="73"/>
+    <w:lsdException w:name="Light Shading Accent 6" w:uiPriority="60"/>
+    <w:lsdException w:name="Light List Accent 6" w:uiPriority="61"/>
+    <w:lsdException w:name="Light Grid Accent 6" w:uiPriority="62"/>
+    <w:lsdException w:name="Medium Shading 1 Accent 6" w:uiPriority="63"/>
+    <w:lsdException w:name="Medium Shading 2 Accent 6" w:uiPriority="64"/>
+    <w:lsdException w:name="Medium List 1 Accent 6" w:uiPriority="65"/>
+    <w:lsdException w:name="Medium List 2 Accent 6" w:uiPriority="66"/>
+    <w:lsdException w:name="Medium Grid 1 Accent 6" w:uiPriority="67"/>
+    <w:lsdException w:name="Medium Grid 2 Accent 6" w:uiPriority="68"/>
+    <w:lsdException w:name="Medium Grid 3 Accent 6" w:uiPriority="69"/>
+    <w:lsdException w:name="Dark List Accent 6" w:uiPriority="70"/>
+    <w:lsdException w:name="Colorful Shading Accent 6" w:uiPriority="71"/>
+    <w:lsdException w:name="Colorful List Accent 6" w:uiPriority="72"/>
+    <w:lsdException w:name="Colorful Grid Accent 6" w:uiPriority="73"/>
+    <w:lsdException w:name="Subtle Emphasis" w:uiPriority="19" w:qFormat="1"/>
+    <w:lsdException w:name="Intense Emphasis" w:uiPriority="21" w:qFormat="1"/>
+    <w:lsdException w:name="Subtle Reference" w:uiPriority="31" w:qFormat="1"/>
+    <w:lsdException w:name="Intense Reference" w:uiPriority="32" w:qFormat="1"/>
+    <w:lsdException w:name="Book Title" w:uiPriority="33" w:qFormat="1"/>
+    <w:lsdException w:name="Bibliography" w:semiHidden="1" w:uiPriority="37" w:unhideWhenUsed="1"/>
+    <w:lsdException w:name="TOC Heading" w:semiHidden="1" w:uiPriority="39" w:unhideWhenUsed="1" w:qFormat="1"/>
+    <w:lsdException w:name="Plain Table 1" w:uiPriority="41"/>
+    <w:lsdException w:name="Plain Table 2" w:uiPriority="42"/>
+    <w:lsdException w:name="Plain Table 3" w:uiPriority="43"/>
+    <w:lsdException w:name="Plain Table 4" w:uiPriority="44"/>
+    <w:lsdException w:name="Plain Table 5" w:uiPriority="45"/>
+    <w:lsdException w:name="Grid Table Light" w:uiPriority="40"/>
+    <w:lsdException w:name="Grid Table 1 Light" w:uiPriority="46"/>
+    <w:lsdException w:name="Grid Table 2" w:uiPriority="47"/>
+    <w:lsdException w:name="Grid Table 3" w:uiPriority="48"/>
+    <w:lsdException w:name="Grid Table 4" w:uiPriority="49"/>
+    <w:lsdException w:name="Grid Table 5 Dark" w:uiPriority="50"/>
+    <w:lsdException w:name="Grid Table 6 Colorful" w:uiPriority="51"/>
+    <w:lsdException w:name="Grid Table 7 Colorful" w:uiPriority="52"/>
+    <w:lsdException w:name="Grid Table 1 Light Accent 1" w:uiPriority="46"/>
+    <w:lsdException w:name="Grid Table 2 Accent 1" w:uiPriority="47"/>
+    <w:lsdException w:name="Grid Table 3 Accent 1" w:uiPriority="48"/>
+    <w:lsdException w:name="Grid Table 4 Accent 1" w:uiPriority="49"/>
+    <w:lsdException w:name="Grid Table 5 Dark Accent 1" w:uiPriority="50"/>
+    <w:lsdException w:name="Grid Table 6 Colorful Accent 1" w:uiPriority="51"/>
+    <w:lsdException w:name="Grid Table 7 Colorful Accent 1" w:uiPriority="52"/>
+    <w:lsdException w:name="Grid Table 1 Light Accent 2" w:uiPriority="46"/>
+    <w:lsdException w:name="Grid Table 2 Accent 2" w:uiPriority="47"/>
+    <w:lsdException w:name="Grid Table 3 Accent 2" w:uiPriority="48"/>
+    <w:lsdException w:name="Grid Table 4 Accent 2" w:uiPriority="49"/>
+    <w:lsdException w:name="Grid Table 5 Dark Accent 2" w:uiPriority="50"/>
+    <w:lsdException w:name="Grid Table 6 Colorful Accent 2" w:uiPriority="51"/>
+    <w:lsdException w:name="Grid Table 7 Colorful Accent 2" w:uiPriority="52"/>
+    <w:lsdException w:name="Grid Table 1 Light Accent 3" w:uiPriority="46"/>
+    <w:lsdException w:name="Grid Table 2 Accent 3" w:uiPriority="47"/>
+    <w:lsdException w:name="Grid Table 3 Accent 3" w:uiPriority="48"/>
+    <w:lsdException w:name="Grid Table 4 Accent 3" w:uiPriority="49"/>
+    <w:lsdException w:name="Grid Table 5 Dark Accent 3" w:uiPriority="50"/>
+    <w:lsdException w:name="Grid Table 6 Colorful Accent 3" w:uiPriority="51"/>
+    <w:lsdException w:name="Grid Table 7 Colorful Accent 3" w:uiPriority="52"/>
+    <w:lsdException w:name="Grid Table 1 Light Accent 4" w:uiPriority="46"/>
+    <w:lsdException w:name="Grid Table 2 Accent 4" w:uiPriority="47"/>
+    <w:lsdException w:name="Grid Table 3 Accent 4" w:uiPriority="48"/>
+    <w:lsdException w:name="Grid Table 4 Accent 4" w:uiPriority="49"/>
+    <w:lsdException w:name="Grid Table 5 Dark Accent 4" w:uiPriority="50"/>
+    <w:lsdException w:name="Grid Table 6 Colorful Accent 4" w:uiPriority="51"/>
+    <w:lsdException w:name="Grid Table 7 Colorful Accent 4" w:uiPriority="52"/>
+    <w:lsdException w:name="Grid Table 1 Light Accent 5" w:uiPriority="46"/>
+    <w:lsdException w:name="Grid Table 2 Accent 5" w:uiPriority="47"/>
+    <w:lsdException w:name="Grid Table 3 Accent 5" w:uiPriority="48"/>
+    <w:lsdException w:name="Grid Table 4 Accent 5" w:uiPriority="49"/>
+    <w:lsdException w:name="Grid Table 5 Dark Accent 5" w:uiPriority="50"/>
+    <w:lsdException w:name="Grid Table 6 Colorful Accent 5" w:uiPriority="51"/>
+    <w:lsdException w:name="Grid Table 7 Colorful Accent 5" w:uiPriority="52"/>
+    <w:lsdException w:name="Grid Table 1 Light Accent 6" w:uiPriority="46"/>
+    <w:lsdException w:name="Grid Table 2 Accent 6" w:uiPriority="47"/>
+    <w:lsdException w:name="Grid Table 3 Accent 6" w:uiPriority="48"/>
+    <w:lsdException w:name="Grid Table 4 Accent 6" w:uiPriority="49"/>
+    <w:lsdException w:name="Grid Table 5 Dark Accent 6" w:uiPriority="50"/>
+    <w:lsdException w:name="Grid Table 6 Colorful Accent 6" w:uiPriority="51"/>
+    <w:lsdException w:name="Grid Table 7 Colorful Accent 6" w:uiPriority="52"/>
+    <w:lsdException w:name="List Table 1 Light" w:uiPriority="46"/>
+    <w:lsdException w:name="List Table 2" w:uiPriority="47"/>
+    <w:lsdException w:name="List Table 3" w:uiPriority="48"/>
+    <w:lsdException w:name="List Table 4" w:uiPriority="49"/>
+    <w:lsdException w:name="List Table 5 Dark" w:uiPriority="50"/>
+    <w:lsdException w:name="List Table 6 Colorful" w:uiPriority="51"/>
+    <w:lsdException w:name="List Table 7 Colorful" w:uiPriority="52"/>
+    <w:lsdException w:name="List Table 1 Light Accent 1" w:uiPriority="46"/>
+    <w:lsdException w:name="List Table 2 Accent 1" w:uiPriority="47"/>
+    <w:lsdException w:name="List Table 3 Accent 1" w:uiPriority="48"/>
+    <w:lsdException w:name="List Table 4 Accent 1" w:uiPriority="49"/>
+    <w:lsdException w:name="List Table 5 Dark Accent 1" w:uiPriority="50"/>
+    <w:lsdException w:name="List Table 6 Colorful Accent 1" w:uiPriority="51"/>
+    <w:lsdException w:name="List Table 7 Colorful Accent 1" w:uiPriority="52"/>
+    <w:lsdException w:name="List Table 1 Light Accent 2" w:uiPriority="46"/>
+    <w:lsdException w:name="List Table 2 Accent 2" w:uiPriority="47"/>
+    <w:lsdException w:name="List Table 3 Accent 2" w:uiPriority="48"/>
+    <w:lsdException w:name="List Table 4 Accent 2" w:uiPriority="49"/>
+    <w:lsdException w:name="List Table 5 Dark Accent 2" w:uiPriority="50"/>
+    <w:lsdException w:name="List Table 6 Colorful Accent 2" w:uiPriority="51"/>
+    <w:lsdException w:name="List Table 7 Colorful Accent 2" w:uiPriority="52"/>
+    <w:lsdException w:name="List Table 1 Light Accent 3" w:uiPriority="46"/>
+    <w:lsdException w:name="List Table 2 Accent 3" w:uiPriority="47"/>
+    <w:lsdException w:name="List Table 3 Accent 3" w:uiPriority="48"/>
+    <w:lsdException w:name="List Table 4 Accent 3" w:uiPriority="49"/>
+    <w:lsdException w:name="List Table 5 Dark Accent 3" w:uiPriority="50"/>
+    <w:lsdException w:name="List Table 6 Colorful Accent 3" w:uiPriority="51"/>
+    <w:lsdException w:name="List Table 7 Colorful Accent 3" w:uiPriority="52"/>
+    <w:lsdException w:name="List Table 1 Light Accent 4" w:uiPriority="46"/>
+    <w:lsdException w:name="List Table 2 Accent 4" w:uiPriority="47"/>
+    <w:lsdException w:name="List Table 3 Accent 4" w:uiPriority="48"/>
+    <w:lsdException w:name="List Table 4 Accent 4" w:uiPriority="49"/>
+    <w:lsdException w:name="List Table 5 Dark Accent 4" w:uiPriority="50"/>
+    <w:lsdException w:name="List Table 6 Colorful Accent 4" w:uiPriority="51"/>
+    <w:lsdException w:name="List Table 7 Colorful Accent 4" w:uiPriority="52"/>
+    <w:lsdException w:name="List Table 1 Light Accent 5" w:uiPriority="46"/>
+    <w:lsdException w:name="List Table 2 Accent 5" w:uiPriority="47"/>
+    <w:lsdException w:name="List Table 3 Accent 5" w:uiPriority="48"/>
+    <w:lsdException w:name="List Table 4 Accent 5" w:uiPriority="49"/>
+    <w:lsdException w:name="List Table 5 Dark Accent 5" w:uiPriority="50"/>
+    <w:lsdException w:name="List Table 6 Colorful Accent 5" w:uiPriority="51"/>
+    <w:lsdException w:name="List Table 7 Colorful Accent 5" w:uiPriority="52"/>
+    <w:lsdException w:name="List Table 1 Light Accent 6" w:uiPriority="46"/>
+    <w:lsdException w:name="List Table 2 Accent 6" w:uiPriority="47"/>
+    <w:lsdException w:name="List Table 3 Accent 6" w:uiPriority="48"/>
+    <w:lsdException w:name="List Table 4 Accent 6" w:uiPriority="49"/>
+    <w:lsdException w:name="List Table 5 Dark Accent 6" w:uiPriority="50"/>
+    <w:lsdException w:name="List Table 6 Colorful Accent 6" w:uiPriority="51"/>
+    <w:lsdException w:name="List Table 7 Colorful Accent 6" w:uiPriority="52"/>
+    <w:lsdException w:name="Mention" w:semiHidden="1" w:unhideWhenUsed="1"/>
+    <w:lsdException w:name="Smart Hyperlink" w:semiHidden="1" w:unhideWhenUsed="1"/>
+    <w:lsdException w:name="Hashtag" w:semiHidden="1" w:unhideWhenUsed="1"/>
+    <w:lsdException w:name="Unresolved Mention" w:semiHidden="1" w:unhideWhenUsed="1"/>
+    <w:lsdException w:name="Smart Link" w:semiHidden="1" w:unhideWhenUsed="1"/>
+  </w:latentStyles>
+  <w:style w:type="paragraph" w:default="1" w:styleId="Normal">
+    <w:name w:val="Normal"/>
+    <w:qFormat/>
+    <w:rsid w:val="007E21C4"/>
+    <w:rPr>
+      <w:rFonts w:ascii="Arial MT" w:eastAsia="Arial MT" w:hAnsi="Arial MT" w:cs="Arial MT"/>
+      <w:lang w:val="es-ES"/>
+    </w:rPr>
+  </w:style>
+  <w:style w:type="character" w:default="1" w:styleId="Fuentedeprrafopredeter">
     <w:name w:val="Default Paragraph Font"/>
     <w:uiPriority w:val="1"/>
     <w:semiHidden/>
     <w:unhideWhenUsed/>
   </w:style>
-  <w:style w:styleId="TableNormal" w:default="1" w:type="table">
+  <w:style w:type="table" w:default="1" w:styleId="Tablanormal">
+    <w:name w:val="Normal Table"/>
+    <w:uiPriority w:val="99"/>
+    <w:semiHidden/>
+    <w:unhideWhenUsed/>
+    <w:tblPr>
+      <w:tblInd w:w="0" w:type="dxa"/>
+      <w:tblCellMar>
+        <w:top w:w="0" w:type="dxa"/>
+        <w:left w:w="108" w:type="dxa"/>
+        <w:bottom w:w="0" w:type="dxa"/>
+        <w:right w:w="108" w:type="dxa"/>
+      </w:tblCellMar>
+    </w:tblPr>
+  </w:style>
+  <w:style w:type="numbering" w:default="1" w:styleId="Sinlista">
+    <w:name w:val="No List"/>
+    <w:uiPriority w:val="99"/>
+    <w:semiHidden/>
+    <w:unhideWhenUsed/>
+  </w:style>
+  <w:style w:type="table" w:customStyle="1" w:styleId="TableNormal">
     <w:name w:val="Table Normal"/>
     <w:uiPriority w:val="2"/>
     <w:semiHidden/>
@@ -6328,64 +6039,36 @@
       </w:tblCellMar>
     </w:tblPr>
   </w:style>
-  <w:style w:styleId="NoList" w:default="1" w:type="numbering">
-    <w:name w:val="No List"/>
-    <w:uiPriority w:val="99"/>
-    <w:semiHidden/>
-    <w:unhideWhenUsed/>
-  </w:style>
-  <w:style w:default="1" w:styleId="Normal" w:type="paragraph">
-    <w:name w:val="Normal"/>
-    <w:uiPriority w:val="1"/>
-    <w:qFormat/>
-    <w:pPr/>
-    <w:rPr>
-      <w:rFonts w:ascii="Arial MT" w:hAnsi="Arial MT" w:eastAsia="Arial MT" w:cs="Arial MT"/>
-      <w:lang w:val="es-ES" w:eastAsia="en-US" w:bidi="ar-SA"/>
-    </w:rPr>
-  </w:style>
-  <w:style w:styleId="BodyText" w:type="paragraph">
+  <w:style w:type="paragraph" w:styleId="Textoindependiente">
     <w:name w:val="Body Text"/>
     <w:basedOn w:val="Normal"/>
     <w:uiPriority w:val="1"/>
     <w:qFormat/>
-    <w:pPr/>
-    <w:rPr>
-      <w:rFonts w:ascii="Arial MT" w:hAnsi="Arial MT" w:eastAsia="Arial MT" w:cs="Arial MT"/>
-      <w:sz w:val="22"/>
-      <w:szCs w:val="22"/>
-      <w:lang w:val="es-ES" w:eastAsia="en-US" w:bidi="ar-SA"/>
-    </w:rPr>
   </w:style>
-  <w:style w:styleId="Title" w:type="paragraph">
+  <w:style w:type="paragraph" w:styleId="Ttulo">
     <w:name w:val="Title"/>
     <w:basedOn w:val="Normal"/>
-    <w:uiPriority w:val="1"/>
+    <w:uiPriority w:val="10"/>
     <w:qFormat/>
     <w:pPr>
       <w:spacing w:before="55"/>
       <w:ind w:left="203" w:firstLine="590"/>
     </w:pPr>
     <w:rPr>
-      <w:rFonts w:ascii="Times New Roman" w:hAnsi="Times New Roman" w:eastAsia="Times New Roman" w:cs="Times New Roman"/>
+      <w:rFonts w:ascii="Times New Roman" w:eastAsia="Times New Roman" w:hAnsi="Times New Roman" w:cs="Times New Roman"/>
       <w:b/>
       <w:bCs/>
       <w:sz w:val="72"/>
       <w:szCs w:val="72"/>
-      <w:lang w:val="es-ES" w:eastAsia="en-US" w:bidi="ar-SA"/>
     </w:rPr>
   </w:style>
-  <w:style w:styleId="ListParagraph" w:type="paragraph">
+  <w:style w:type="paragraph" w:styleId="Prrafodelista">
     <w:name w:val="List Paragraph"/>
     <w:basedOn w:val="Normal"/>
     <w:uiPriority w:val="1"/>
     <w:qFormat/>
-    <w:pPr/>
-    <w:rPr>
-      <w:lang w:val="es-ES" w:eastAsia="en-US" w:bidi="ar-SA"/>
-    </w:rPr>
   </w:style>
-  <w:style w:styleId="TableParagraph" w:type="paragraph">
+  <w:style w:type="paragraph" w:customStyle="1" w:styleId="TableParagraph">
     <w:name w:val="Table Paragraph"/>
     <w:basedOn w:val="Normal"/>
     <w:uiPriority w:val="1"/>
@@ -6393,10 +6076,6 @@
     <w:pPr>
       <w:ind w:left="4"/>
     </w:pPr>
-    <w:rPr>
-      <w:rFonts w:ascii="Arial MT" w:hAnsi="Arial MT" w:eastAsia="Arial MT" w:cs="Arial MT"/>
-      <w:lang w:val="es-ES" w:eastAsia="en-US" w:bidi="ar-SA"/>
-    </w:rPr>
   </w:style>
 </w:styles>
 </file>
